--- a/downloads/teacher/ai-5-week-09.docx
+++ b/downloads/teacher/ai-5-week-09.docx
@@ -2198,6 +2198,396 @@
         <w:t>For your Image-pattern Network Investigation, save the input, procedure, observed result and limitation of this check. Label this worked example as practice; use a different, previously unreviewed case when checking independent understanding.</w:t>
       </w:r>
     </w:p>
+    <w:p>
+      <w:pPr>
+        <w:pStyle w:val="Heading1"/>
+      </w:pPr>
+      <w:r>
+        <w:t>07. Prepare, teach and assess</w:t>
+      </w:r>
+    </w:p>
+    <w:p>
+      <w:r>
+        <w:t>Teaching target: Calculate an average rate of change over a stated interval</w:t>
+      </w:r>
+    </w:p>
+    <w:p>
+      <w:r>
+        <w:t>Prepare the labelled worked-case picture, the matching workbook, fictional input cards and a place for individual responses. Check a local Python 3 environment before class; have a paper-trace version ready.</w:t>
+      </w:r>
+    </w:p>
+    <w:tbl>
+      <w:tblPr>
+        <w:tblStyle w:val="LightShading-Accent1"/>
+        <w:tblW w:type="auto" w:w="0"/>
+        <w:tblLook w:firstColumn="1" w:firstRow="1" w:lastColumn="0" w:lastRow="0" w:noHBand="0" w:noVBand="1" w:val="04A0"/>
+      </w:tblPr>
+      <w:tblGrid>
+        <w:gridCol w:w="3408"/>
+        <w:gridCol w:w="3408"/>
+        <w:gridCol w:w="3408"/>
+      </w:tblGrid>
+      <w:tr>
+        <w:trPr>
+          <w:tblHeader/>
+        </w:trPr>
+        <w:tc>
+          <w:tcPr>
+            <w:tcW w:type="dxa" w:w="3408"/>
+          </w:tcPr>
+          <w:p>
+            <w:r>
+              <w:t>Session</w:t>
+            </w:r>
+          </w:p>
+        </w:tc>
+        <w:tc>
+          <w:tcPr>
+            <w:tcW w:type="dxa" w:w="3408"/>
+          </w:tcPr>
+          <w:p>
+            <w:r>
+              <w:t>Plan</w:t>
+            </w:r>
+          </w:p>
+        </w:tc>
+        <w:tc>
+          <w:tcPr>
+            <w:tcW w:type="dxa" w:w="3408"/>
+          </w:tcPr>
+          <w:p>
+            <w:r>
+              <w:t>Resources</w:t>
+            </w:r>
+          </w:p>
+        </w:tc>
+      </w:tr>
+      <w:tr>
+        <w:tc>
+          <w:tcPr>
+            <w:tcW w:type="dxa" w:w="3408"/>
+          </w:tcPr>
+          <w:p>
+            <w:r>
+              <w:t>Session 1 · Understand · 45 min</w:t>
+            </w:r>
+          </w:p>
+        </w:tc>
+        <w:tc>
+          <w:tcPr>
+            <w:tcW w:type="dxa" w:w="3408"/>
+          </w:tcPr>
+          <w:p>
+            <w:r>
+              <w:t>0–7: recall and prerequisite; 7–15: inspect the concrete case and predict; 15–30: teacher models the worked trace; 30–40: learners explain a step using the text and visual; 40–45: check the core idea.</w:t>
+            </w:r>
+          </w:p>
+        </w:tc>
+        <w:tc>
+          <w:tcPr>
+            <w:tcW w:type="dxa" w:w="3408"/>
+          </w:tcPr>
+          <w:p>
+            <w:r>
+              <w:t>Sections 1–6; record the brief recall in the workbook.</w:t>
+            </w:r>
+          </w:p>
+        </w:tc>
+      </w:tr>
+      <w:tr>
+        <w:tc>
+          <w:tcPr>
+            <w:tcW w:type="dxa" w:w="3408"/>
+          </w:tcPr>
+          <w:p>
+            <w:r>
+              <w:t>Session 2 · Practise · 45 min</w:t>
+            </w:r>
+          </w:p>
+        </w:tc>
+        <w:tc>
+          <w:tcPr>
+            <w:tcW w:type="dxa" w:w="3408"/>
+          </w:tcPr>
+          <w:p>
+            <w:r>
+              <w:t>0–5: retrieve the procedure; 5–15: W2 completion practice; 15–23: explain and check with a partner; 23–30: each learner answers the misconception check; 30–40: targeted reteaching or a harder variation; 40–45: prepare the investigation.</w:t>
+            </w:r>
+          </w:p>
+        </w:tc>
+        <w:tc>
+          <w:tcPr>
+            <w:tcW w:type="dxa" w:w="3408"/>
+          </w:tcPr>
+          <w:p>
+            <w:r>
+              <w:t>Sections 7–10; use the matching workbook W2 and misconception check.</w:t>
+            </w:r>
+          </w:p>
+        </w:tc>
+      </w:tr>
+      <w:tr>
+        <w:tc>
+          <w:tcPr>
+            <w:tcW w:type="dxa" w:w="3408"/>
+          </w:tcPr>
+          <w:p>
+            <w:r>
+              <w:t>Session 3 · Investigate and transfer · 45 min</w:t>
+            </w:r>
+          </w:p>
+        </w:tc>
+        <w:tc>
+          <w:tcPr>
+            <w:tcW w:type="dxa" w:w="3408"/>
+          </w:tcPr>
+          <w:p>
+            <w:r>
+              <w:t>0–5: retrieve the decision rule; 5–20: investigate or trace; 20–30: start the independent case; 30–38: connect the project; 38–43: act on feedback; 43–45: plan the return check.</w:t>
+            </w:r>
+          </w:p>
+        </w:tc>
+        <w:tc>
+          <w:tcPr>
+            <w:tcW w:type="dxa" w:w="3408"/>
+          </w:tcPr>
+          <w:p>
+            <w:r>
+              <w:t>Sections 9 and 11–14. Give extra time to finish the full task set; use Section 15 when the week includes a coding lab.</w:t>
+            </w:r>
+          </w:p>
+        </w:tc>
+      </w:tr>
+    </w:tbl>
+    <w:p>
+      <w:r>
+        <w:t>Before class, solve the supported practice: At centre w = 0, use step 0.5. Calculate L(-0.5), L(0.5) and the symmetric slope.</w:t>
+      </w:r>
+    </w:p>
+    <w:p>
+      <w:r>
+        <w:t>Reasoned practice answer: Teacher explanation: Losses are 6.25 and 2.25. Denominator is 1, giving slope -4.</w:t>
+      </w:r>
+    </w:p>
+    <w:p>
+      <w:r>
+        <w:t>Check every learner before discussion: Use the worked case for Slopes and local change. Proposed explanation: “Divide by the step only”. Decide whether this explanation is supported. Point to the step or supplied fact that decides; explain your repair if needed.</w:t>
+      </w:r>
+    </w:p>
+    <w:p>
+      <w:r>
+        <w:t>Misconception repair: A symmetric comparison spans from centre minus step to centre plus step, a width of twice the step.</w:t>
+      </w:r>
+    </w:p>
+    <w:p>
+      <w:r>
+        <w:t>Support: read the exact case aloud, enlarge the labelled picture, supply input cards and model only the first deciding step. Accept a spoken explanation or drawing; retain the reasoning goal.</w:t>
+      </w:r>
+    </w:p>
+    <w:p>
+      <w:r>
+        <w:t>Extension: Move from 0 all the way to5. Require a prediction and a reason before comparing. Expected result: Loss becomes9, exceeding the starting4. Reason: A negative local slope suggests increasing a locally, not that every positive jump decreases loss.</w:t>
+      </w:r>
+    </w:p>
+    <w:p>
+      <w:r>
+        <w:t>Independent assessment: withhold the reserved answer until the learner has attempted the new case. Record support separately from correctness.</w:t>
+      </w:r>
+    </w:p>
+    <w:tbl>
+      <w:tblPr>
+        <w:tblStyle w:val="LightShading-Accent1"/>
+        <w:tblW w:type="auto" w:w="0"/>
+        <w:tblLook w:firstColumn="1" w:firstRow="1" w:lastColumn="0" w:lastRow="0" w:noHBand="0" w:noVBand="1" w:val="04A0"/>
+      </w:tblPr>
+      <w:tblGrid>
+        <w:gridCol w:w="2556"/>
+        <w:gridCol w:w="2556"/>
+        <w:gridCol w:w="2556"/>
+        <w:gridCol w:w="2556"/>
+      </w:tblGrid>
+      <w:tr>
+        <w:trPr>
+          <w:tblHeader/>
+        </w:trPr>
+        <w:tc>
+          <w:tcPr>
+            <w:tcW w:type="dxa" w:w="2556"/>
+          </w:tcPr>
+          <w:p>
+            <w:r>
+              <w:t>Criterion</w:t>
+            </w:r>
+          </w:p>
+        </w:tc>
+        <w:tc>
+          <w:tcPr>
+            <w:tcW w:type="dxa" w:w="2556"/>
+          </w:tcPr>
+          <w:p>
+            <w:r>
+              <w:t>Not yet</w:t>
+            </w:r>
+          </w:p>
+        </w:tc>
+        <w:tc>
+          <w:tcPr>
+            <w:tcW w:type="dxa" w:w="2556"/>
+          </w:tcPr>
+          <w:p>
+            <w:r>
+              <w:t>With support</w:t>
+            </w:r>
+          </w:p>
+        </w:tc>
+        <w:tc>
+          <w:tcPr>
+            <w:tcW w:type="dxa" w:w="2556"/>
+          </w:tcPr>
+          <w:p>
+            <w:r>
+              <w:t>Independent</w:t>
+            </w:r>
+          </w:p>
+        </w:tc>
+      </w:tr>
+      <w:tr>
+        <w:tc>
+          <w:tcPr>
+            <w:tcW w:type="dxa" w:w="2556"/>
+          </w:tcPr>
+          <w:p>
+            <w:r>
+              <w:t>Explanation</w:t>
+            </w:r>
+          </w:p>
+        </w:tc>
+        <w:tc>
+          <w:tcPr>
+            <w:tcW w:type="dxa" w:w="2556"/>
+          </w:tcPr>
+          <w:p>
+            <w:r>
+              <w:t>Names an answer without a deciding fact</w:t>
+            </w:r>
+          </w:p>
+        </w:tc>
+        <w:tc>
+          <w:tcPr>
+            <w:tcW w:type="dxa" w:w="2556"/>
+          </w:tcPr>
+          <w:p>
+            <w:r>
+              <w:t>Uses a hint to link fact and decision</w:t>
+            </w:r>
+          </w:p>
+        </w:tc>
+        <w:tc>
+          <w:tcPr>
+            <w:tcW w:type="dxa" w:w="2556"/>
+          </w:tcPr>
+          <w:p>
+            <w:r>
+              <w:t>Explains the deciding fact in own words</w:t>
+            </w:r>
+          </w:p>
+        </w:tc>
+      </w:tr>
+      <w:tr>
+        <w:tc>
+          <w:tcPr>
+            <w:tcW w:type="dxa" w:w="2556"/>
+          </w:tcPr>
+          <w:p>
+            <w:r>
+              <w:t>Trace or test</w:t>
+            </w:r>
+          </w:p>
+        </w:tc>
+        <w:tc>
+          <w:tcPr>
+            <w:tcW w:type="dxa" w:w="2556"/>
+          </w:tcPr>
+          <w:p>
+            <w:r>
+              <w:t>Cannot connect input and result</w:t>
+            </w:r>
+          </w:p>
+        </w:tc>
+        <w:tc>
+          <w:tcPr>
+            <w:tcW w:type="dxa" w:w="2556"/>
+          </w:tcPr>
+          <w:p>
+            <w:r>
+              <w:t>Completes steps with prompts</w:t>
+            </w:r>
+          </w:p>
+        </w:tc>
+        <w:tc>
+          <w:tcPr>
+            <w:tcW w:type="dxa" w:w="2556"/>
+          </w:tcPr>
+          <w:p>
+            <w:r>
+              <w:t>Traces or tests a changed case accurately</w:t>
+            </w:r>
+          </w:p>
+        </w:tc>
+      </w:tr>
+      <w:tr>
+        <w:tc>
+          <w:tcPr>
+            <w:tcW w:type="dxa" w:w="2556"/>
+          </w:tcPr>
+          <w:p>
+            <w:r>
+              <w:t>Limits and revision</w:t>
+            </w:r>
+          </w:p>
+        </w:tc>
+        <w:tc>
+          <w:tcPr>
+            <w:tcW w:type="dxa" w:w="2556"/>
+          </w:tcPr>
+          <w:p>
+            <w:r>
+              <w:t>Claims more than evidence supports</w:t>
+            </w:r>
+          </w:p>
+        </w:tc>
+        <w:tc>
+          <w:tcPr>
+            <w:tcW w:type="dxa" w:w="2556"/>
+          </w:tcPr>
+          <w:p>
+            <w:r>
+              <w:t>Names a limit after a prompt</w:t>
+            </w:r>
+          </w:p>
+        </w:tc>
+        <w:tc>
+          <w:tcPr>
+            <w:tcW w:type="dxa" w:w="2556"/>
+          </w:tcPr>
+          <w:p>
+            <w:r>
+              <w:t>States a defensible limit and useful next test</w:t>
+            </w:r>
+          </w:p>
+        </w:tc>
+      </w:tr>
+    </w:tbl>
+    <w:p>
+      <w:r>
+        <w:t>Project checkpoint: Make a transparent first version. Keep a trace of how one input becomes an output; explain the rule or learned component.</w:t>
+      </w:r>
+    </w:p>
+    <w:p>
+      <w:r>
+        <w:t>Use the weekly teacher answer for topic-specific reasoning. A saved progress tick is an activity record; judge mastery from the learner’s explanation and evidence.</w:t>
+      </w:r>
+    </w:p>
     <w:sectPr>
       <w:pgSz w:w="12240" w:h="15840"/>
       <w:pgMar w:top="936" w:right="1008" w:bottom="936" w:left="1008" w:header="720" w:footer="720" w:gutter="0"/>

--- a/downloads/teacher/ai-5-week-09.docx
+++ b/downloads/teacher/ai-5-week-09.docx
@@ -2588,6 +2588,39 @@
         <w:t>Use the weekly teacher answer for topic-specific reasoning. A saved progress tick is an activity record; judge mastery from the learner’s explanation and evidence.</w:t>
       </w:r>
     </w:p>
+    <w:p>
+      <w:pPr>
+        <w:pStyle w:val="Heading1"/>
+      </w:pPr>
+      <w:r>
+        <w:t>08. Use feedback, labs and repair paths</w:t>
+      </w:r>
+    </w:p>
+    <w:p>
+      <w:r>
+        <w:t>Use the two formative questions as supported practice, not as independent mastery scores. Discuss the deciding evidence rather than accepting a guessed selection.</w:t>
+      </w:r>
+    </w:p>
+    <w:p>
+      <w:r>
+        <w:t>The feedback comes from the reviewed public worked case. Do not reveal the separately reserved independent teacher answer until the learner has attempted that case.</w:t>
+      </w:r>
+    </w:p>
+    <w:p>
+      <w:r>
+        <w:t>Ask students to predict before running code. Preserve errors and actual outputs; collect a changed test and an explanation. The branch-boundary and indexing lessons deliberately include failure cases.</w:t>
+      </w:r>
+    </w:p>
+    <w:p>
+      <w:r>
+        <w:t>Use the earlier worked-explanation links to address a specific missing building block, then return to the current question. Adapt this suggestion after observing the learner; it is not an automatic diagnosis.</w:t>
+      </w:r>
+    </w:p>
+    <w:p>
+      <w:r>
+        <w:t>Collect the completed-work portfolio as evidence. Record support separately from correctness, and assess explanation, trace/test and limitations. Progress ticks and quiz selections alone do not establish mastery.</w:t>
+      </w:r>
+    </w:p>
     <w:sectPr>
       <w:pgSz w:w="12240" w:h="15840"/>
       <w:pgMar w:top="936" w:right="1008" w:bottom="936" w:left="1008" w:header="720" w:footer="720" w:gutter="0"/>

--- a/downloads/teacher/ai-5-week-09.docx
+++ b/downloads/teacher/ai-5-week-09.docx
@@ -29,15 +29,26 @@
       </w:r>
     </w:p>
     <w:p>
-      <w:pPr>
-        <w:pStyle w:val="Heading3"/>
-      </w:pPr>
-      <w:r>
-        <w:t>Teach the learning cycle</w:t>
+      <w:r>
+        <w:t>Prepare Slopes and local change: check the target, prerequisites, resources and adaptable teaching schedule.</w:t>
       </w:r>
     </w:p>
     <w:p>
-      <w:r>
+      <w:pPr>
+        <w:pStyle w:val="Heading3"/>
+      </w:pPr>
+      <w:r>
+        <w:t>Teach the learning cycle</w:t>
+      </w:r>
+    </w:p>
+    <w:p>
+      <w:pPr>
+        <w:spacing w:line="336" w:lineRule="auto" w:after="180"/>
+      </w:pPr>
+      <w:r>
+        <w:rPr>
+          <w:b w:val="0"/>
+        </w:rPr>
         <w:t>Primary target: Calculate an average rate of change over a stated interval</w:t>
       </w:r>
     </w:p>
@@ -185,16 +196,37 @@
       </w:tr>
     </w:tbl>
     <w:p>
-      <w:r>
-        <w:t>This is a starting allocation of 135 minutes, not a validated duration. Preserve all named topics. Schedule extra time for connected examples, the full investigation, independent cases and project building. Repeated copies of a case share one recorded attempt; they are not new evidence.</w:t>
+      <w:pPr>
+        <w:spacing w:line="336" w:lineRule="auto" w:after="180"/>
+      </w:pPr>
+      <w:r>
+        <w:rPr>
+          <w:b w:val="0"/>
+        </w:rPr>
+        <w:t>This is a starting allocation of 135 minutes, not a validated duration. Preserve all named topics. Schedule extra time for connected examples, the full investigation, independent cases and project building.</w:t>
       </w:r>
     </w:p>
     <w:p>
       <w:pPr>
-        <w:pStyle w:val="Heading3"/>
-      </w:pPr>
-      <w:r>
-        <w:t>Retrieval answer guidance</w:t>
+        <w:spacing w:line="336" w:lineRule="auto" w:after="180"/>
+      </w:pPr>
+      <w:r>
+        <w:rPr>
+          <w:b w:val="0"/>
+        </w:rPr>
+        <w:t xml:space="preserve">Repeated copies of a case share one recorded attempt; they are not new </w:t>
+      </w:r>
+      <w:r>
+        <w:rPr>
+          <w:b/>
+        </w:rPr>
+        <w:t>evidence</w:t>
+      </w:r>
+      <w:r>
+        <w:rPr>
+          <w:b w:val="0"/>
+        </w:rPr>
+        <w:t>.</w:t>
       </w:r>
     </w:p>
     <w:p>
@@ -202,132 +234,258 @@
         <w:pStyle w:val="Heading3"/>
       </w:pPr>
       <w:r>
-        <w:t>Loss functions</w:t>
+        <w:t>Retrieval answer guidance</w:t>
       </w:r>
     </w:p>
     <w:p>
-      <w:r>
-        <w:t>Without opening the old lesson, explain one key idea from Loss functions. Give an example and a mistake that the idea helps you avoid.</w:t>
+      <w:pPr>
+        <w:pStyle w:val="Heading3"/>
+      </w:pPr>
+      <w:r>
+        <w:t>Loss functions</w:t>
       </w:r>
     </w:p>
     <w:p>
-      <w:r>
-        <w:t>Look for: Calculate per-example squared error and mean squared error</w:t>
+      <w:pPr>
+        <w:spacing w:line="336" w:lineRule="auto" w:after="180"/>
+      </w:pPr>
+      <w:r>
+        <w:rPr>
+          <w:b w:val="0"/>
+        </w:rPr>
+        <w:t>Without opening the old lesson, explain one key idea from Loss functions. Give an example and a mistake that the idea helps you avoid.</w:t>
       </w:r>
     </w:p>
     <w:p>
-      <w:r>
-        <w:t>Reference example, not the only acceptable wording: Teacher explanation: Residuals are -1 and 2, squares 1 and 4, MSE 2.5.</w:t>
+      <w:pPr>
+        <w:spacing w:line="336" w:lineRule="auto" w:after="180"/>
+      </w:pPr>
+      <w:r>
+        <w:rPr>
+          <w:b w:val="0"/>
+        </w:rPr>
+        <w:t>Look for: Calculate per-example squared error and mean squared error</w:t>
       </w:r>
     </w:p>
     <w:p>
       <w:pPr>
-        <w:pStyle w:val="Heading3"/>
-      </w:pPr>
-      <w:r>
-        <w:t>Forward passes by hand</w:t>
+        <w:spacing w:line="336" w:lineRule="auto" w:after="180"/>
+      </w:pPr>
+      <w:r>
+        <w:rPr>
+          <w:b w:val="0"/>
+        </w:rPr>
+        <w:t>Reference example, not the only acceptable wording: Teacher explanation: Residuals are -1 and 2, squares 1 and 4, MSE 2.5.</w:t>
       </w:r>
     </w:p>
     <w:p>
-      <w:r>
-        <w:t>Without opening the old lesson, explain one key idea from Forward passes by hand. Give an example and a mistake that the idea helps you avoid.</w:t>
+      <w:pPr>
+        <w:pStyle w:val="Heading3"/>
+      </w:pPr>
+      <w:r>
+        <w:t>Forward passes by hand</w:t>
       </w:r>
     </w:p>
     <w:p>
-      <w:r>
-        <w:t>Look for: Record scores and activations in dependency order</w:t>
+      <w:pPr>
+        <w:spacing w:line="336" w:lineRule="auto" w:after="180"/>
+      </w:pPr>
+      <w:r>
+        <w:rPr>
+          <w:b w:val="0"/>
+        </w:rPr>
+        <w:t>Without opening the old lesson, explain one key idea from Forward passes by hand. Give an example and a mistake that the idea helps you avoid.</w:t>
       </w:r>
     </w:p>
     <w:p>
-      <w:r>
-        <w:t>Reference example, not the only acceptable wording: Teacher explanation: z = [-3, 3], h = [0, 3], y = -5.</w:t>
+      <w:pPr>
+        <w:spacing w:line="336" w:lineRule="auto" w:after="180"/>
+      </w:pPr>
+      <w:r>
+        <w:rPr>
+          <w:b w:val="0"/>
+        </w:rPr>
+        <w:t>Look for: Record scores and activations in dependency order</w:t>
       </w:r>
     </w:p>
     <w:p>
       <w:pPr>
-        <w:pStyle w:val="Heading3"/>
-      </w:pPr>
-      <w:r>
-        <w:t>Bias terms and decision boundaries</w:t>
+        <w:spacing w:line="336" w:lineRule="auto" w:after="180"/>
+      </w:pPr>
+      <w:r>
+        <w:rPr>
+          <w:b w:val="0"/>
+        </w:rPr>
+        <w:t>Reference example, not the only acceptable wording: Teacher explanation: z = [-3, 3], h = [0, 3], y = -5.</w:t>
       </w:r>
     </w:p>
     <w:p>
-      <w:r>
-        <w:t>Without opening the old lesson, explain one key idea from Bias terms and decision boundaries. Give an example and a mistake that the idea helps you avoid.</w:t>
+      <w:pPr>
+        <w:pStyle w:val="Heading3"/>
+      </w:pPr>
+      <w:r>
+        <w:t>Bias terms and decision boundaries</w:t>
       </w:r>
     </w:p>
     <w:p>
-      <w:r>
-        <w:t>Look for: Calculate a weighted score with a bias term</w:t>
+      <w:pPr>
+        <w:spacing w:line="336" w:lineRule="auto" w:after="180"/>
+      </w:pPr>
+      <w:r>
+        <w:rPr>
+          <w:b w:val="0"/>
+        </w:rPr>
+        <w:t>Without opening the old lesson, explain one key idea from Bias terms and decision boundaries. Give an example and a mistake that the idea helps you avoid.</w:t>
       </w:r>
     </w:p>
     <w:p>
-      <w:r>
-        <w:t>Reference example, not the only acceptable wording: Teacher explanation: Weighted sum 10 - 4 = 6; bias -3; score 3; prediction 1. Add the bias once after summing.</w:t>
+      <w:pPr>
+        <w:spacing w:line="336" w:lineRule="auto" w:after="180"/>
+      </w:pPr>
+      <w:r>
+        <w:rPr>
+          <w:b w:val="0"/>
+        </w:rPr>
+        <w:t>Look for: Calculate a weighted score with a bias term</w:t>
       </w:r>
     </w:p>
     <w:p>
-      <w:r>
-        <w:t>Introduce rate of change through finite differences, with no assumed calculus fluency. Use two 45-minute sessions, a calculator and a labelled parameter-versus-loss sketch. Reserve the word local for a stated centre and nearby values.</w:t>
+      <w:pPr>
+        <w:spacing w:line="336" w:lineRule="auto" w:after="180"/>
+      </w:pPr>
+      <w:r>
+        <w:rPr>
+          <w:b w:val="0"/>
+        </w:rPr>
+        <w:t xml:space="preserve">Reference example, not the only acceptable wording: Teacher explanation: Weighted sum 10 - 4 = 6; bias -3; score 3; </w:t>
+      </w:r>
+      <w:r>
+        <w:rPr>
+          <w:b/>
+        </w:rPr>
+        <w:t>prediction</w:t>
+      </w:r>
+      <w:r>
+        <w:rPr>
+          <w:b w:val="0"/>
+        </w:rPr>
+        <w:t xml:space="preserve"> 1. Add the bias once after summing.</w:t>
       </w:r>
     </w:p>
     <w:p>
       <w:pPr>
-        <w:pStyle w:val="Heading3"/>
-      </w:pPr>
-      <w:r>
-        <w:t>Outcomes</w:t>
+        <w:spacing w:line="336" w:lineRule="auto" w:after="180"/>
+      </w:pPr>
+      <w:r>
+        <w:rPr>
+          <w:b w:val="0"/>
+        </w:rPr>
+        <w:t>Introduce rate of change through finite differences, with no assumed calculus fluency. Use two 45-minute sessions, a calculator and a labelled parameter-versus-loss sketch.</w:t>
       </w:r>
     </w:p>
     <w:p>
-      <w:r>
-        <w:t>Calculate an average rate of change over a stated interval</w:t>
+      <w:pPr>
+        <w:spacing w:line="336" w:lineRule="auto" w:after="180"/>
+      </w:pPr>
+      <w:r>
+        <w:rPr>
+          <w:b w:val="0"/>
+        </w:rPr>
+        <w:t>Reserve the word local for a stated centre and nearby values.</w:t>
       </w:r>
     </w:p>
     <w:p>
-      <w:r>
-        <w:t>Estimate a local slope with nearby loss values</w:t>
+      <w:pPr>
+        <w:pStyle w:val="Heading3"/>
+      </w:pPr>
+      <w:r>
+        <w:t>Outcomes</w:t>
       </w:r>
     </w:p>
     <w:p>
-      <w:r>
-        <w:t>Explain the limits of a local direction clue</w:t>
+      <w:pPr>
+        <w:spacing w:line="336" w:lineRule="auto" w:after="180"/>
+      </w:pPr>
+      <w:r>
+        <w:rPr>
+          <w:b w:val="0"/>
+        </w:rPr>
+        <w:t>Calculate an average rate of change over a stated interval</w:t>
       </w:r>
     </w:p>
     <w:p>
       <w:pPr>
-        <w:pStyle w:val="Heading3"/>
-      </w:pPr>
-      <w:r>
-        <w:t>Preparation</w:t>
+        <w:spacing w:line="336" w:lineRule="auto" w:after="180"/>
+      </w:pPr>
+      <w:r>
+        <w:rPr>
+          <w:b w:val="0"/>
+        </w:rPr>
+        <w:t xml:space="preserve">Estimate a local </w:t>
+      </w:r>
+      <w:r>
+        <w:rPr>
+          <w:b/>
+        </w:rPr>
+        <w:t>slope</w:t>
+      </w:r>
+      <w:r>
+        <w:rPr>
+          <w:b w:val="0"/>
+        </w:rPr>
+        <w:t xml:space="preserve"> with nearby loss values</w:t>
       </w:r>
     </w:p>
     <w:p>
-      <w:r>
-        <w:t>Printed lesson and workbook; paper and pencil</w:t>
+      <w:pPr>
+        <w:spacing w:line="336" w:lineRule="auto" w:after="180"/>
+      </w:pPr>
+      <w:r>
+        <w:rPr>
+          <w:b w:val="0"/>
+        </w:rPr>
+        <w:t>Explain the limits of a local direction clue</w:t>
       </w:r>
     </w:p>
     <w:p>
-      <w:r>
-        <w:t>Calculator and optional local Python 3 editor; no packages or AI accounts needed</w:t>
+      <w:pPr>
+        <w:pStyle w:val="Heading3"/>
+      </w:pPr>
+      <w:r>
+        <w:t>Preparation</w:t>
       </w:r>
     </w:p>
     <w:p>
-      <w:r>
-        <w:t>Use the fictional examples supplied; prepare the fresh retry before class</w:t>
+      <w:pPr>
+        <w:spacing w:line="336" w:lineRule="auto" w:after="180"/>
+      </w:pPr>
+      <w:r>
+        <w:rPr>
+          <w:b w:val="0"/>
+        </w:rPr>
+        <w:t>Printed lesson and workbook; paper and pencil</w:t>
       </w:r>
     </w:p>
     <w:p>
       <w:pPr>
-        <w:pStyle w:val="Heading3"/>
-      </w:pPr>
-      <w:r>
-        <w:t>Prerequisite answer</w:t>
+        <w:spacing w:line="336" w:lineRule="auto" w:after="180"/>
+      </w:pPr>
+      <w:r>
+        <w:rPr>
+          <w:b w:val="0"/>
+        </w:rPr>
+        <w:t>Calculator and optional local Python 3 editor; no packages or AI accounts needed</w:t>
       </w:r>
     </w:p>
     <w:p>
-      <w:r>
-        <w:t>The residual is 2 and the squared error is 4.</w:t>
+      <w:pPr>
+        <w:spacing w:line="336" w:lineRule="auto" w:after="180"/>
+      </w:pPr>
+      <w:r>
+        <w:rPr>
+          <w:b w:val="0"/>
+        </w:rPr>
+        <w:t>Use the fictional examples supplied; prepare the fresh retry before class</w:t>
       </w:r>
     </w:p>
     <w:p>
@@ -335,45 +493,187 @@
         <w:pStyle w:val="Heading3"/>
       </w:pPr>
       <w:r>
-        <w:t>End goal for the pictorial case</w:t>
+        <w:t>Prerequisite answer</w:t>
       </w:r>
     </w:p>
     <w:p>
-      <w:r>
-        <w:t>By the end, I can explain slopes and local change using a traced example and a stated limitation.</w:t>
+      <w:pPr>
+        <w:spacing w:line="336" w:lineRule="auto" w:after="180"/>
+      </w:pPr>
+      <w:r>
+        <w:rPr>
+          <w:b w:val="0"/>
+        </w:rPr>
+        <w:t>The residual is 2 and the squared error is 4.</w:t>
       </w:r>
     </w:p>
     <w:p>
-      <w:r>
-        <w:t>This added worked case illustrates the week’s main idea. Retain all original and connected topics; schedule its practice within the teaching cycle.</w:t>
+      <w:pPr>
+        <w:pStyle w:val="Heading3"/>
+      </w:pPr>
+      <w:r>
+        <w:t>End goal for the pictorial case</w:t>
       </w:r>
     </w:p>
     <w:p>
       <w:pPr>
-        <w:pStyle w:val="Heading1"/>
-      </w:pPr>
-      <w:r>
-        <w:t>02. Explain and model the mechanism</w:t>
+        <w:spacing w:line="336" w:lineRule="auto" w:after="180"/>
+      </w:pPr>
+      <w:r>
+        <w:rPr>
+          <w:b w:val="0"/>
+        </w:rPr>
+        <w:t xml:space="preserve">By the end, I can explain </w:t>
+      </w:r>
+      <w:r>
+        <w:rPr>
+          <w:b/>
+        </w:rPr>
+        <w:t>slope</w:t>
+      </w:r>
+      <w:r>
+        <w:rPr>
+          <w:b w:val="0"/>
+        </w:rPr>
+        <w:t xml:space="preserve">s and </w:t>
+      </w:r>
+      <w:r>
+        <w:rPr>
+          <w:b/>
+        </w:rPr>
+        <w:t>local change</w:t>
+      </w:r>
+      <w:r>
+        <w:rPr>
+          <w:b w:val="0"/>
+        </w:rPr>
+        <w:t xml:space="preserve"> using a traced example and a stated limitation.</w:t>
       </w:r>
     </w:p>
     <w:p>
-      <w:r>
-        <w:t>Let a one-example model predict w and let its target be 2. Its squared loss is L(w) = (w - 2) squared. Here w is the parameter we vary, not a new data example. L is a nonnegative function of that parameter.</w:t>
+      <w:pPr>
+        <w:spacing w:line="336" w:lineRule="auto" w:after="180"/>
+      </w:pPr>
+      <w:r>
+        <w:rPr>
+          <w:b w:val="0"/>
+        </w:rPr>
+        <w:t>This added worked case illustrates the week’s main idea. Retain all original and connected topics; schedule its practice within the teaching cycle.</w:t>
       </w:r>
     </w:p>
     <w:p>
-      <w:r>
-        <w:t>From w = 0 to w = 1, the loss changes by -3 while w changes by 1. The average slope is -3. From w = 1 to w = 2 it is -1. The curve does not have one fixed slope everywhere.</w:t>
+      <w:pPr>
+        <w:pStyle w:val="Heading1"/>
+      </w:pPr>
+      <w:r>
+        <w:t>02. Explain and model the mechanism</w:t>
       </w:r>
     </w:p>
     <w:p>
       <w:r>
-        <w:t>Near w = 1, use two symmetric nearby values: 0.9 and 1.1. Their losses are 1.21 and 0.81. Change in loss divided by change in w gives (0.81 - 1.21) / (1.1 - 0.9) = -2. This symmetric estimate describes change near the centre w = 1.</w:t>
+        <w:t>Model Slopes and local change using the supplied case, labelled mechanism and reasoning. Make the scope of each conclusion explicit.</w:t>
       </w:r>
     </w:p>
     <w:p>
-      <w:r>
-        <w:t>For this quadratic, the symmetric estimate equals the exact slope 2(w - 2) in exact arithmetic. Numerical estimates for other functions are generally approximate. Smaller steps can reduce some approximation errors, but extremely small steps can suffer from computer rounding.</w:t>
+      <w:pPr>
+        <w:spacing w:line="336" w:lineRule="auto" w:after="180"/>
+      </w:pPr>
+      <w:r>
+        <w:rPr>
+          <w:b w:val="0"/>
+        </w:rPr>
+        <w:t>Let a one-example model predict w and let its target be 2. Its squared loss is L(w) = (w - 2) squared. Here w is the parameter we vary, not a new data example. L is a nonnegative function of that parameter.</w:t>
+      </w:r>
+    </w:p>
+    <w:p>
+      <w:pPr>
+        <w:spacing w:line="336" w:lineRule="auto" w:after="180"/>
+      </w:pPr>
+      <w:r>
+        <w:rPr>
+          <w:b w:val="0"/>
+        </w:rPr>
+        <w:t xml:space="preserve">From w = 0 to w = 1, the loss changes by -3 while w changes by 1. The average </w:t>
+      </w:r>
+      <w:r>
+        <w:rPr>
+          <w:b/>
+        </w:rPr>
+        <w:t>slope</w:t>
+      </w:r>
+      <w:r>
+        <w:rPr>
+          <w:b w:val="0"/>
+        </w:rPr>
+        <w:t xml:space="preserve"> is -3. From w = 1 to w = 2 it is -1. The curve does not have one fixed </w:t>
+      </w:r>
+      <w:r>
+        <w:rPr>
+          <w:b/>
+        </w:rPr>
+        <w:t>slope</w:t>
+      </w:r>
+      <w:r>
+        <w:rPr>
+          <w:b w:val="0"/>
+        </w:rPr>
+        <w:t xml:space="preserve"> everywhere.</w:t>
+      </w:r>
+    </w:p>
+    <w:p>
+      <w:pPr>
+        <w:spacing w:line="336" w:lineRule="auto" w:after="180"/>
+      </w:pPr>
+      <w:r>
+        <w:rPr>
+          <w:b w:val="0"/>
+        </w:rPr>
+        <w:t>Near w = 1, use two symmetric nearby values: 0.9 and 1.1. Their losses are 1.21 and 0.81. Change in loss divided by change in w gives (0.81 - 1.21) / (1.1 - 0.9) = -2.</w:t>
+      </w:r>
+    </w:p>
+    <w:p>
+      <w:pPr>
+        <w:spacing w:line="336" w:lineRule="auto" w:after="180"/>
+      </w:pPr>
+      <w:r>
+        <w:rPr>
+          <w:b w:val="0"/>
+        </w:rPr>
+        <w:t>This symmetric estimate describes change near the centre w = 1.</w:t>
+      </w:r>
+    </w:p>
+    <w:p>
+      <w:pPr>
+        <w:spacing w:line="336" w:lineRule="auto" w:after="180"/>
+      </w:pPr>
+      <w:r>
+        <w:rPr>
+          <w:b w:val="0"/>
+        </w:rPr>
+        <w:t xml:space="preserve">For this quadratic, the symmetric estimate equals the exact </w:t>
+      </w:r>
+      <w:r>
+        <w:rPr>
+          <w:b/>
+        </w:rPr>
+        <w:t>slope</w:t>
+      </w:r>
+      <w:r>
+        <w:rPr>
+          <w:b w:val="0"/>
+        </w:rPr>
+        <w:t xml:space="preserve"> 2(w - 2) in exact arithmetic. Numerical estimates for other functions are generally approximate.</w:t>
+      </w:r>
+    </w:p>
+    <w:p>
+      <w:pPr>
+        <w:spacing w:line="336" w:lineRule="auto" w:after="180"/>
+      </w:pPr>
+      <w:r>
+        <w:rPr>
+          <w:b w:val="0"/>
+        </w:rPr>
+        <w:t>Smaller steps can reduce some approximation errors, but extremely small steps can suffer from computer rounding.</w:t>
       </w:r>
     </w:p>
     <w:tbl>
@@ -657,8 +957,38 @@
       </w:r>
     </w:p>
     <w:p>
-      <w:r>
-        <w:t>Guided: L(2.9) = 0.81 and L(3.1) = 1.21, so slope is 0.4 / 0.2 = 2. A small decrease in w lowers this loss. Exit: at w = 1 slope is negative, but increasing w to 4 raises loss from 1 to 4.</w:t>
+      <w:pPr>
+        <w:spacing w:line="336" w:lineRule="auto" w:after="180"/>
+      </w:pPr>
+      <w:r>
+        <w:rPr>
+          <w:b w:val="0"/>
+        </w:rPr>
+        <w:t xml:space="preserve">Guided: L(2.9) = 0.81 and L(3.1) = 1.21, so </w:t>
+      </w:r>
+      <w:r>
+        <w:rPr>
+          <w:b/>
+        </w:rPr>
+        <w:t>slope</w:t>
+      </w:r>
+      <w:r>
+        <w:rPr>
+          <w:b w:val="0"/>
+        </w:rPr>
+        <w:t xml:space="preserve"> is 0.4 / 0.2 = 2. A small decrease in w lowers this loss. Exit: at w = 1 </w:t>
+      </w:r>
+      <w:r>
+        <w:rPr>
+          <w:b/>
+        </w:rPr>
+        <w:t>slope</w:t>
+      </w:r>
+      <w:r>
+        <w:rPr>
+          <w:b w:val="0"/>
+        </w:rPr>
+        <w:t xml:space="preserve"> is negative, but increasing w to 4 raises loss from 1 to 4.</w:t>
       </w:r>
     </w:p>
     <w:p>
@@ -670,8 +1000,37 @@
       </w:r>
     </w:p>
     <w:p>
-      <w:r>
-        <w:t>Use the complete worked example below before asking learners to complete W2. Reveal a small part, invite a prediction, then explain the deciding step. These teacher notes contain solutions; do not reveal the independent case answer during modelling.</w:t>
+      <w:pPr>
+        <w:spacing w:line="336" w:lineRule="auto" w:after="180"/>
+      </w:pPr>
+      <w:r>
+        <w:rPr>
+          <w:b w:val="0"/>
+        </w:rPr>
+        <w:t xml:space="preserve">Use the complete worked example below before asking learners to complete W2. Reveal a small part, invite a </w:t>
+      </w:r>
+      <w:r>
+        <w:rPr>
+          <w:b/>
+        </w:rPr>
+        <w:t>prediction</w:t>
+      </w:r>
+      <w:r>
+        <w:rPr>
+          <w:b w:val="0"/>
+        </w:rPr>
+        <w:t>, then explain the deciding step.</w:t>
+      </w:r>
+    </w:p>
+    <w:p>
+      <w:pPr>
+        <w:spacing w:line="336" w:lineRule="auto" w:after="180"/>
+      </w:pPr>
+      <w:r>
+        <w:rPr>
+          <w:b w:val="0"/>
+        </w:rPr>
+        <w:t>These teacher notes contain solutions; do not reveal the independent case answer during modelling.</w:t>
       </w:r>
     </w:p>
     <w:p>
@@ -961,7 +1320,13 @@
       </w:tr>
     </w:tbl>
     <w:p>
-      <w:r>
+      <w:pPr>
+        <w:spacing w:line="336" w:lineRule="auto" w:after="180"/>
+      </w:pPr>
+      <w:r>
+        <w:rPr>
+          <w:b w:val="0"/>
+        </w:rPr>
         <w:t>Use the diagram and verbal explanation together. Ask learners to match a sentence to a specific visual step; do not assign learners fixed visual or auditory learning styles.</w:t>
       </w:r>
     </w:p>
@@ -974,8 +1339,26 @@
       </w:r>
     </w:p>
     <w:p>
-      <w:r>
-        <w:t>Use a local slope to propose a small move rather than claiming every move helps.</w:t>
+      <w:pPr>
+        <w:spacing w:line="336" w:lineRule="auto" w:after="180"/>
+      </w:pPr>
+      <w:r>
+        <w:rPr>
+          <w:b w:val="0"/>
+        </w:rPr>
+        <w:t xml:space="preserve">Use a local </w:t>
+      </w:r>
+      <w:r>
+        <w:rPr>
+          <w:b/>
+        </w:rPr>
+        <w:t>slope</w:t>
+      </w:r>
+      <w:r>
+        <w:rPr>
+          <w:b w:val="0"/>
+        </w:rPr>
+        <w:t xml:space="preserve"> to propose a small move rather than claiming every move helps.</w:t>
       </w:r>
     </w:p>
     <w:p>
@@ -987,13 +1370,55 @@
       </w:r>
     </w:p>
     <w:p>
-      <w:r>
-        <w:t>Toy loss J(a)=(a-2)². At a = 0, use symmetric step 0.5.</w:t>
+      <w:pPr>
+        <w:pStyle w:val="Heading3"/>
+      </w:pPr>
+      <w:r>
+        <w:t>Supplied facts</w:t>
       </w:r>
     </w:p>
     <w:p>
-      <w:r>
-        <w:t>All inputs and outcomes in this worked example are invented classroom data; no real model run is claimed.</w:t>
+      <w:pPr>
+        <w:spacing w:line="336" w:lineRule="auto" w:after="180"/>
+        <w:shd w:fill="F1F6FC"/>
+      </w:pPr>
+      <w:r>
+        <w:rPr>
+          <w:b w:val="0"/>
+        </w:rPr>
+        <w:t>Toy loss J(a)=(a-2)². At a = 0, use symmetric step 0.5.</w:t>
+      </w:r>
+    </w:p>
+    <w:p>
+      <w:pPr>
+        <w:pStyle w:val="Heading3"/>
+      </w:pPr>
+      <w:r>
+        <w:t>Supplied facts</w:t>
+      </w:r>
+    </w:p>
+    <w:p>
+      <w:pPr>
+        <w:spacing w:line="336" w:lineRule="auto" w:after="180"/>
+        <w:shd w:fill="F1F6FC"/>
+      </w:pPr>
+      <w:r>
+        <w:rPr>
+          <w:b w:val="0"/>
+        </w:rPr>
+        <w:t xml:space="preserve">All </w:t>
+      </w:r>
+      <w:r>
+        <w:rPr>
+          <w:b/>
+        </w:rPr>
+        <w:t>input</w:t>
+      </w:r>
+      <w:r>
+        <w:rPr>
+          <w:b w:val="0"/>
+        </w:rPr>
+        <w:t>s and outcomes in this worked example are invented classroom data; no real model run is claimed.</w:t>
       </w:r>
     </w:p>
     <w:p>
@@ -1156,21 +1581,47 @@
       </w:r>
     </w:p>
     <w:p>
-      <w:r>
-        <w:t>A slope describes how the loss changes near the current parameter. The symmetric calculation compares equal small moves on either side. Its negative result suggests a small increase may help at zero. It does not promise every increase helps: jumping to five passes the optimum at two and produces a larger loss. Check the new loss after each proposed step.</w:t>
+      <w:pPr>
+        <w:pStyle w:val="Heading3"/>
+      </w:pPr>
+      <w:r>
+        <w:t>Why the result follows</w:t>
       </w:r>
     </w:p>
     <w:p>
       <w:pPr>
-        <w:pStyle w:val="Heading3"/>
-      </w:pPr>
-      <w:r>
-        <w:t>What this example does not establish</w:t>
+        <w:spacing w:line="336" w:lineRule="auto" w:after="180"/>
+        <w:shd w:fill="F1F6FC"/>
+      </w:pPr>
+      <w:r>
+        <w:rPr>
+          <w:b w:val="0"/>
+        </w:rPr>
+        <w:t xml:space="preserve">A </w:t>
+      </w:r>
+      <w:r>
+        <w:rPr>
+          <w:b/>
+        </w:rPr>
+        <w:t>slope</w:t>
+      </w:r>
+      <w:r>
+        <w:rPr>
+          <w:b w:val="0"/>
+        </w:rPr>
+        <w:t xml:space="preserve"> describes how the loss changes near the current parameter. The symmetric calculation compares equal small moves on either side. Its negative result suggests a small increase may help at zero.</w:t>
       </w:r>
     </w:p>
     <w:p>
-      <w:r>
-        <w:t>A finite difference approximates local change; numerical precision and nonsmooth points need care in more complex objectives.</w:t>
+      <w:pPr>
+        <w:spacing w:line="336" w:lineRule="auto" w:after="180"/>
+        <w:shd w:fill="F1F6FC"/>
+      </w:pPr>
+      <w:r>
+        <w:rPr>
+          <w:b w:val="0"/>
+        </w:rPr>
+        <w:t>It does not promise every increase helps: jumping to five passes the optimum at two and produces a larger loss. Check the new loss after each proposed step.</w:t>
       </w:r>
     </w:p>
     <w:p>
@@ -1178,22 +1629,47 @@
         <w:pStyle w:val="Heading3"/>
       </w:pPr>
       <w:r>
-        <w:t>Change one thing in the pictured case</w:t>
+        <w:t>What this example does not establish</w:t>
       </w:r>
     </w:p>
     <w:p>
-      <w:r>
-        <w:t>Change: Move from 0 all the way to5.</w:t>
+      <w:pPr>
+        <w:pStyle w:val="Heading3"/>
+      </w:pPr>
+      <w:r>
+        <w:t>Keep the stated limit</w:t>
       </w:r>
     </w:p>
     <w:p>
-      <w:r>
-        <w:t>Prediction: Loss becomes9, exceeding the starting4.</w:t>
+      <w:pPr>
+        <w:spacing w:line="336" w:lineRule="auto" w:after="180"/>
+        <w:shd w:fill="FFF5E6"/>
+      </w:pPr>
+      <w:r>
+        <w:rPr>
+          <w:b w:val="0"/>
+        </w:rPr>
+        <w:t xml:space="preserve">A finite difference approximates </w:t>
+      </w:r>
+      <w:r>
+        <w:rPr>
+          <w:b/>
+        </w:rPr>
+        <w:t>local change</w:t>
+      </w:r>
+      <w:r>
+        <w:rPr>
+          <w:b w:val="0"/>
+        </w:rPr>
+        <w:t>; numerical precision and nonsmooth points need care in more complex objectives.</w:t>
       </w:r>
     </w:p>
     <w:p>
-      <w:r>
-        <w:t>Reason: A negative local slope suggests increasing a locally, not that every positive jump decreases loss.</w:t>
+      <w:pPr>
+        <w:pStyle w:val="Heading3"/>
+      </w:pPr>
+      <w:r>
+        <w:t>Change one thing in the pictured case</w:t>
       </w:r>
     </w:p>
     <w:p>
@@ -1201,20 +1677,152 @@
         <w:pStyle w:val="Heading3"/>
       </w:pPr>
       <w:r>
-        <w:t>Ask while showing the picture</w:t>
+        <w:t>Change one thing</w:t>
       </w:r>
     </w:p>
     <w:p>
-      <w:r>
-        <w:t>Cover the result. Ask learners to name the inputs and predict the next step. Uncover one step, connect the icon to the actual procedure, and explain its evidence. Then change the supplied condition and compare. The picture is a representation; it does not document execution of a real AI model.</w:t>
+      <w:pPr>
+        <w:spacing w:line="336" w:lineRule="auto" w:after="180"/>
+        <w:shd w:fill="F5F1FB"/>
+      </w:pPr>
+      <w:r>
+        <w:rPr>
+          <w:b w:val="0"/>
+        </w:rPr>
+        <w:t>Change: Move from 0 all the way to5.</w:t>
       </w:r>
     </w:p>
     <w:p>
       <w:pPr>
+        <w:pStyle w:val="Heading3"/>
+      </w:pPr>
+      <w:r>
+        <w:t>Predicted result</w:t>
+      </w:r>
+    </w:p>
+    <w:p>
+      <w:pPr>
+        <w:spacing w:line="336" w:lineRule="auto" w:after="180"/>
+        <w:shd w:fill="F1F6FC"/>
+      </w:pPr>
+      <w:r>
+        <w:rPr>
+          <w:b/>
+        </w:rPr>
+        <w:t>Prediction</w:t>
+      </w:r>
+      <w:r>
+        <w:rPr>
+          <w:b w:val="0"/>
+        </w:rPr>
+        <w:t>: Loss becomes9, exceeding the starting4.</w:t>
+      </w:r>
+    </w:p>
+    <w:p>
+      <w:pPr>
+        <w:pStyle w:val="Heading3"/>
+      </w:pPr>
+      <w:r>
+        <w:t>Why the result follows</w:t>
+      </w:r>
+    </w:p>
+    <w:p>
+      <w:pPr>
+        <w:spacing w:line="336" w:lineRule="auto" w:after="180"/>
+        <w:shd w:fill="F1F6FC"/>
+      </w:pPr>
+      <w:r>
+        <w:rPr>
+          <w:b w:val="0"/>
+        </w:rPr>
+        <w:t xml:space="preserve">Reason: A negative local </w:t>
+      </w:r>
+      <w:r>
+        <w:rPr>
+          <w:b/>
+        </w:rPr>
+        <w:t>slope</w:t>
+      </w:r>
+      <w:r>
+        <w:rPr>
+          <w:b w:val="0"/>
+        </w:rPr>
+        <w:t xml:space="preserve"> suggests increasing a locally, not that every positive jump decreases loss.</w:t>
+      </w:r>
+    </w:p>
+    <w:p>
+      <w:pPr>
+        <w:pStyle w:val="Heading3"/>
+      </w:pPr>
+      <w:r>
+        <w:t>Ask while showing the picture</w:t>
+      </w:r>
+    </w:p>
+    <w:p>
+      <w:pPr>
+        <w:pStyle w:val="Heading3"/>
+      </w:pPr>
+      <w:r>
+        <w:t>Ask while showing the picture · 1</w:t>
+      </w:r>
+    </w:p>
+    <w:p>
+      <w:pPr>
+        <w:spacing w:line="336" w:lineRule="auto" w:after="180"/>
+      </w:pPr>
+      <w:r>
+        <w:rPr>
+          <w:b w:val="0"/>
+        </w:rPr>
+        <w:t xml:space="preserve">Cover the result. Ask learners to name the </w:t>
+      </w:r>
+      <w:r>
+        <w:rPr>
+          <w:b/>
+        </w:rPr>
+        <w:t>input</w:t>
+      </w:r>
+      <w:r>
+        <w:rPr>
+          <w:b w:val="0"/>
+        </w:rPr>
+        <w:t xml:space="preserve">s and predict the next step. Uncover one step, connect the icon to the actual procedure, and explain its </w:t>
+      </w:r>
+      <w:r>
+        <w:rPr>
+          <w:b/>
+        </w:rPr>
+        <w:t>evidence</w:t>
+      </w:r>
+      <w:r>
+        <w:rPr>
+          <w:b w:val="0"/>
+        </w:rPr>
+        <w:t>. Then change the supplied condition and compare.</w:t>
+      </w:r>
+    </w:p>
+    <w:p>
+      <w:pPr>
+        <w:spacing w:line="336" w:lineRule="auto" w:after="180"/>
+      </w:pPr>
+      <w:r>
+        <w:rPr>
+          <w:b w:val="0"/>
+        </w:rPr>
+        <w:t>The picture is a representation; it does not document execution of a real AI model.</w:t>
+      </w:r>
+    </w:p>
+    <w:p>
+      <w:pPr>
         <w:pStyle w:val="Heading1"/>
       </w:pPr>
       <w:r>
         <w:t>03. Demonstrate and guide practice</w:t>
+      </w:r>
+    </w:p>
+    <w:p>
+      <w:r>
+        <w:t>Demonstrate Slopes and local change, reduce support deliberately and check individual reasoning before discussing answers.</w:t>
       </w:r>
     </w:p>
     <w:tbl>
@@ -1430,36 +2038,88 @@
       </w:tr>
     </w:tbl>
     <w:p>
-      <w:r>
-        <w:t>Use the worked example in Sections 3 and 6. Collect a prediction before revealing its result; ask the learner to point to each intermediate fact.</w:t>
+      <w:pPr>
+        <w:spacing w:line="336" w:lineRule="auto" w:after="180"/>
+      </w:pPr>
+      <w:r>
+        <w:rPr>
+          <w:b w:val="0"/>
+        </w:rPr>
+        <w:t xml:space="preserve">Use the worked example in Sections 3 and 6. Collect a </w:t>
+      </w:r>
+      <w:r>
+        <w:rPr>
+          <w:b/>
+        </w:rPr>
+        <w:t>prediction</w:t>
+      </w:r>
+      <w:r>
+        <w:rPr>
+          <w:b w:val="0"/>
+        </w:rPr>
+        <w:t xml:space="preserve"> before revealing its result; ask the learner to point to each intermediate fact.</w:t>
       </w:r>
     </w:p>
     <w:p>
-      <w:r>
-        <w:t>Provide an axis label and the fraction change in loss over change in parameter. Extension: algebraically expand the symmetric difference for (w - 2) squared to recover 2(w - 2), noting exact arithmetic versus floating-point computation.</w:t>
+      <w:pPr>
+        <w:spacing w:line="336" w:lineRule="auto" w:after="180"/>
+      </w:pPr>
+      <w:r>
+        <w:rPr>
+          <w:b w:val="0"/>
+        </w:rPr>
+        <w:t>Provide an axis label and the fraction change in loss over change in parameter.</w:t>
       </w:r>
     </w:p>
     <w:p>
       <w:pPr>
-        <w:pStyle w:val="Heading3"/>
-      </w:pPr>
-      <w:r>
-        <w:t>Reduce help deliberately</w:t>
+        <w:spacing w:line="336" w:lineRule="auto" w:after="180"/>
+      </w:pPr>
+      <w:r>
+        <w:rPr>
+          <w:b w:val="0"/>
+        </w:rPr>
+        <w:t>Extension: algebraically expand the symmetric difference for (w - 2) squared to recover 2(w - 2), noting exact arithmetic versus floating-point computation.</w:t>
       </w:r>
     </w:p>
     <w:p>
-      <w:r>
-        <w:t>Completion task: At centre w = 0, use step 0.5. Calculate L(-0.5), L(0.5) and the symmetric slope.</w:t>
+      <w:pPr>
+        <w:pStyle w:val="Heading3"/>
+      </w:pPr>
+      <w:r>
+        <w:t>Reduce help deliberately</w:t>
       </w:r>
     </w:p>
     <w:p>
-      <w:r>
-        <w:t>Teacher check: Teacher explanation: Losses are 6.25 and 2.25. Denominator is 1, giving slope -4.</w:t>
+      <w:pPr>
+        <w:pStyle w:val="Heading3"/>
+      </w:pPr>
+      <w:r>
+        <w:t>Completion practice</w:t>
       </w:r>
     </w:p>
     <w:p>
-      <w:r>
-        <w:t>Start by identifying the given inputs together. Leave the intermediate steps blank. If needed, model one step, then withdraw that help on the next step. Move to a full trace only when the partial trace is understood. For partners, alternate explainer and checker; collect a response from every learner before discussion.</w:t>
+      <w:pPr>
+        <w:spacing w:line="336" w:lineRule="auto" w:after="180"/>
+        <w:shd w:fill="F5F1FB"/>
+      </w:pPr>
+      <w:r>
+        <w:rPr>
+          <w:b w:val="0"/>
+        </w:rPr>
+        <w:t xml:space="preserve">Completion task: At centre w = 0, use step 0.5. Calculate L(-0.5), L(0.5) and the symmetric </w:t>
+      </w:r>
+      <w:r>
+        <w:rPr>
+          <w:b/>
+        </w:rPr>
+        <w:t>slope</w:t>
+      </w:r>
+      <w:r>
+        <w:rPr>
+          <w:b w:val="0"/>
+        </w:rPr>
+        <w:t>.</w:t>
       </w:r>
     </w:p>
     <w:p>
@@ -1467,22 +2127,65 @@
         <w:pStyle w:val="Heading3"/>
       </w:pPr>
       <w:r>
-        <w:t>Individual reasoning check</w:t>
+        <w:t>Reasoning to listen for</w:t>
       </w:r>
     </w:p>
     <w:p>
-      <w:r>
-        <w:t>Use the worked case for Slopes and local change. Proposed explanation: “Divide by the step only”. Decide whether this explanation is supported. Point to the step or supplied fact that decides; explain your repair if needed.</w:t>
+      <w:pPr>
+        <w:spacing w:line="336" w:lineRule="auto" w:after="180"/>
+        <w:shd w:fill="F1F6FC"/>
+      </w:pPr>
+      <w:r>
+        <w:rPr>
+          <w:b w:val="0"/>
+        </w:rPr>
+        <w:t xml:space="preserve">Teacher check: Teacher explanation: Losses are 6.25 and 2.25. Denominator is 1, giving </w:t>
+      </w:r>
+      <w:r>
+        <w:rPr>
+          <w:b/>
+        </w:rPr>
+        <w:t>slope</w:t>
+      </w:r>
+      <w:r>
+        <w:rPr>
+          <w:b w:val="0"/>
+        </w:rPr>
+        <w:t xml:space="preserve"> -4.</w:t>
       </w:r>
     </w:p>
     <w:p>
-      <w:r>
-        <w:t>Expected correction: A symmetric comparison spans from centre minus step to centre plus step, a width of twice the step.</w:t>
+      <w:pPr>
+        <w:spacing w:line="336" w:lineRule="auto" w:after="180"/>
+      </w:pPr>
+      <w:r>
+        <w:rPr>
+          <w:b w:val="0"/>
+        </w:rPr>
+        <w:t xml:space="preserve">Start by identifying the given </w:t>
+      </w:r>
+      <w:r>
+        <w:rPr>
+          <w:b/>
+        </w:rPr>
+        <w:t>input</w:t>
+      </w:r>
+      <w:r>
+        <w:rPr>
+          <w:b w:val="0"/>
+        </w:rPr>
+        <w:t>s together. Leave the intermediate steps blank. If needed, model one step, then withdraw that help on the next step. Move to a full trace only when the partial trace is understood.</w:t>
       </w:r>
     </w:p>
     <w:p>
-      <w:r>
-        <w:t>Collect explanations, not only yes/no votes. If a misunderstanding is common, re-model the relevant step for the class. If it affects a few learners, give a short targeted group explanation while others solve a more demanding variation.</w:t>
+      <w:pPr>
+        <w:spacing w:line="336" w:lineRule="auto" w:after="180"/>
+      </w:pPr>
+      <w:r>
+        <w:rPr>
+          <w:b w:val="0"/>
+        </w:rPr>
+        <w:t>For partners, alternate explainer and checker; collect a response from every learner before discussion.</w:t>
       </w:r>
     </w:p>
     <w:p>
@@ -1490,12 +2193,42 @@
         <w:pStyle w:val="Heading3"/>
       </w:pPr>
       <w:r>
-        <w:t>Pictorial practice question</w:t>
+        <w:t>Individual reasoning check</w:t>
       </w:r>
     </w:p>
     <w:p>
-      <w:r>
-        <w:t>Which calculation disproves “any increase helps”? Point to the relevant step in the picture, then write the changed result and the rule or evidence that supports it.</w:t>
+      <w:pPr>
+        <w:spacing w:line="336" w:lineRule="auto" w:after="180"/>
+      </w:pPr>
+      <w:r>
+        <w:rPr>
+          <w:b w:val="0"/>
+        </w:rPr>
+        <w:t xml:space="preserve">Use the worked case for </w:t>
+      </w:r>
+      <w:r>
+        <w:rPr>
+          <w:b/>
+        </w:rPr>
+        <w:t>Slope</w:t>
+      </w:r>
+      <w:r>
+        <w:rPr>
+          <w:b w:val="0"/>
+        </w:rPr>
+        <w:t xml:space="preserve">s and </w:t>
+      </w:r>
+      <w:r>
+        <w:rPr>
+          <w:b/>
+        </w:rPr>
+        <w:t>local change</w:t>
+      </w:r>
+      <w:r>
+        <w:rPr>
+          <w:b w:val="0"/>
+        </w:rPr>
+        <w:t>. Proposed explanation: “Divide by the step only”. Decide whether this explanation is supported. Point to the step or supplied fact that decides; explain your repair if needed.</w:t>
       </w:r>
     </w:p>
     <w:p>
@@ -1503,50 +2236,313 @@
         <w:pStyle w:val="Heading3"/>
       </w:pPr>
       <w:r>
-        <w:t>Reasoned teacher answer</w:t>
+        <w:t>Expected repair</w:t>
       </w:r>
     </w:p>
     <w:p>
-      <w:r>
-        <w:t>J(5)=(5-2)²=9&gt;J(0)=4. The local direction is useful only with an appropriately sized step and verification. Changed-case check: Loss becomes9, exceeding the starting4. A negative local slope suggests increasing a locally, not that every positive jump decreases loss.</w:t>
+      <w:pPr>
+        <w:spacing w:line="336" w:lineRule="auto" w:after="180"/>
+        <w:shd w:fill="F1F6FC"/>
+      </w:pPr>
+      <w:r>
+        <w:rPr>
+          <w:b w:val="0"/>
+        </w:rPr>
+        <w:t>Expected correction: A symmetric comparison spans from centre minus step to centre plus step, a width of twice the step.</w:t>
       </w:r>
     </w:p>
     <w:p>
-      <w:r>
-        <w:t>Changed-case reasoning: Loss becomes9, exceeding the starting4. A negative local slope suggests increasing a locally, not that every positive jump decreases loss.</w:t>
+      <w:pPr>
+        <w:spacing w:line="336" w:lineRule="auto" w:after="180"/>
+      </w:pPr>
+      <w:r>
+        <w:rPr>
+          <w:b w:val="0"/>
+        </w:rPr>
+        <w:t>Collect explanations, not only yes/no votes. If a misunderstanding is common, re-model the relevant step for the class.</w:t>
       </w:r>
     </w:p>
     <w:p>
-      <w:r>
-        <w:t>Collect each learner’s explanation before discussion. Use the first missing connection between input, deciding step and result to choose support. This question is worked-case practice, not fresh mastery evidence.</w:t>
+      <w:pPr>
+        <w:spacing w:line="336" w:lineRule="auto" w:after="180"/>
+      </w:pPr>
+      <w:r>
+        <w:rPr>
+          <w:b w:val="0"/>
+        </w:rPr>
+        <w:t>If it affects a few learners, give a short targeted group explanation while others solve a more demanding variation.</w:t>
       </w:r>
     </w:p>
     <w:p>
       <w:pPr>
-        <w:pStyle w:val="Heading1"/>
-      </w:pPr>
-      <w:r>
-        <w:t>04. Run the investigation and diagnose misconceptions</w:t>
+        <w:pStyle w:val="Heading3"/>
+      </w:pPr>
+      <w:r>
+        <w:t>Pictorial practice question</w:t>
       </w:r>
     </w:p>
     <w:p>
-      <w:r>
-        <w:t>Divide by the step only: A symmetric comparison spans from centre minus step to centre plus step, a width of twice the step.</w:t>
+      <w:pPr>
+        <w:spacing w:line="336" w:lineRule="auto" w:after="180"/>
+      </w:pPr>
+      <w:r>
+        <w:rPr>
+          <w:b w:val="0"/>
+        </w:rPr>
+        <w:t xml:space="preserve">Which calculation disproves “any increase helps”? Point to the relevant step in the picture, then write the changed result and the rule or </w:t>
+      </w:r>
+      <w:r>
+        <w:rPr>
+          <w:b/>
+        </w:rPr>
+        <w:t>evidence</w:t>
+      </w:r>
+      <w:r>
+        <w:rPr>
+          <w:b w:val="0"/>
+        </w:rPr>
+        <w:t xml:space="preserve"> that supports it.</w:t>
       </w:r>
     </w:p>
     <w:p>
-      <w:r>
-        <w:t>Negative loss slope means negative loss: The slope describes change; squared loss itself remains nonnegative.</w:t>
+      <w:pPr>
+        <w:pStyle w:val="Heading3"/>
+      </w:pPr>
+      <w:r>
+        <w:t>Reasoned teacher answer</w:t>
       </w:r>
     </w:p>
     <w:p>
-      <w:r>
-        <w:t>Zero slope always means finished: Stationary points need additional evidence; some are not minima.</w:t>
+      <w:pPr>
+        <w:spacing w:line="336" w:lineRule="auto" w:after="180"/>
+      </w:pPr>
+      <w:r>
+        <w:rPr>
+          <w:b w:val="0"/>
+        </w:rPr>
+        <w:t>J(5)=(5-2)²=9&gt;J(0)=4. The local direction is useful only with an appropriately sized step and verification. Changed-case check: Loss becomes9, exceeding the starting4.</w:t>
       </w:r>
     </w:p>
     <w:p>
-      <w:r>
-        <w:t>Use Section 9 for the evidence ledger. Add a boundary or missing-input case and record the expected response before checking. More successful repeats of one case do not establish wider coverage.</w:t>
+      <w:pPr>
+        <w:spacing w:line="336" w:lineRule="auto" w:after="180"/>
+      </w:pPr>
+      <w:r>
+        <w:rPr>
+          <w:b w:val="0"/>
+        </w:rPr>
+        <w:t xml:space="preserve">A negative local </w:t>
+      </w:r>
+      <w:r>
+        <w:rPr>
+          <w:b/>
+        </w:rPr>
+        <w:t>slope</w:t>
+      </w:r>
+      <w:r>
+        <w:rPr>
+          <w:b w:val="0"/>
+        </w:rPr>
+        <w:t xml:space="preserve"> suggests increasing a locally, not that every positive jump decreases loss.</w:t>
+      </w:r>
+    </w:p>
+    <w:p>
+      <w:pPr>
+        <w:spacing w:line="336" w:lineRule="auto" w:after="180"/>
+      </w:pPr>
+      <w:r>
+        <w:rPr>
+          <w:b w:val="0"/>
+        </w:rPr>
+        <w:t xml:space="preserve">Changed-case reasoning: Loss becomes9, exceeding the starting4. A negative local </w:t>
+      </w:r>
+      <w:r>
+        <w:rPr>
+          <w:b/>
+        </w:rPr>
+        <w:t>slope</w:t>
+      </w:r>
+      <w:r>
+        <w:rPr>
+          <w:b w:val="0"/>
+        </w:rPr>
+        <w:t xml:space="preserve"> suggests increasing a locally, not that every positive jump decreases loss.</w:t>
+      </w:r>
+    </w:p>
+    <w:p>
+      <w:pPr>
+        <w:spacing w:line="336" w:lineRule="auto" w:after="180"/>
+      </w:pPr>
+      <w:r>
+        <w:rPr>
+          <w:b w:val="0"/>
+        </w:rPr>
+        <w:t xml:space="preserve">Collect each learner’s explanation before discussion. Use the first missing connection between </w:t>
+      </w:r>
+      <w:r>
+        <w:rPr>
+          <w:b/>
+        </w:rPr>
+        <w:t>input</w:t>
+      </w:r>
+      <w:r>
+        <w:rPr>
+          <w:b w:val="0"/>
+        </w:rPr>
+        <w:t xml:space="preserve">, deciding step and result to choose support. This question is worked-case practice, not fresh mastery </w:t>
+      </w:r>
+      <w:r>
+        <w:rPr>
+          <w:b/>
+        </w:rPr>
+        <w:t>evidence</w:t>
+      </w:r>
+      <w:r>
+        <w:rPr>
+          <w:b w:val="0"/>
+        </w:rPr>
+        <w:t>.</w:t>
+      </w:r>
+    </w:p>
+    <w:p>
+      <w:pPr>
+        <w:pStyle w:val="Heading1"/>
+      </w:pPr>
+      <w:r>
+        <w:t>04. Run the investigation and diagnose misconceptions</w:t>
+      </w:r>
+    </w:p>
+    <w:p>
+      <w:r>
+        <w:t>Run the Slopes and local change investigation and use the first unsupported step to choose a teaching response.</w:t>
+      </w:r>
+    </w:p>
+    <w:p>
+      <w:pPr>
+        <w:spacing w:line="336" w:lineRule="auto" w:after="180"/>
+      </w:pPr>
+      <w:r>
+        <w:rPr>
+          <w:b w:val="0"/>
+        </w:rPr>
+        <w:t>Divide by the step only: A symmetric comparison spans from centre minus step to centre plus step, a width of twice the step.</w:t>
+      </w:r>
+    </w:p>
+    <w:p>
+      <w:pPr>
+        <w:spacing w:line="336" w:lineRule="auto" w:after="180"/>
+      </w:pPr>
+      <w:r>
+        <w:rPr>
+          <w:b w:val="0"/>
+        </w:rPr>
+        <w:t xml:space="preserve">Negative loss </w:t>
+      </w:r>
+      <w:r>
+        <w:rPr>
+          <w:b/>
+        </w:rPr>
+        <w:t>slope</w:t>
+      </w:r>
+      <w:r>
+        <w:rPr>
+          <w:b w:val="0"/>
+        </w:rPr>
+        <w:t xml:space="preserve"> means negative loss: The </w:t>
+      </w:r>
+      <w:r>
+        <w:rPr>
+          <w:b/>
+        </w:rPr>
+        <w:t>slope</w:t>
+      </w:r>
+      <w:r>
+        <w:rPr>
+          <w:b w:val="0"/>
+        </w:rPr>
+        <w:t xml:space="preserve"> describes change; squared loss itself remains nonnegative.</w:t>
+      </w:r>
+    </w:p>
+    <w:p>
+      <w:pPr>
+        <w:spacing w:line="336" w:lineRule="auto" w:after="180"/>
+      </w:pPr>
+      <w:r>
+        <w:rPr>
+          <w:b w:val="0"/>
+        </w:rPr>
+        <w:t xml:space="preserve">Zero </w:t>
+      </w:r>
+      <w:r>
+        <w:rPr>
+          <w:b/>
+        </w:rPr>
+        <w:t>slope</w:t>
+      </w:r>
+      <w:r>
+        <w:rPr>
+          <w:b w:val="0"/>
+        </w:rPr>
+        <w:t xml:space="preserve"> always means finished: </w:t>
+      </w:r>
+      <w:r>
+        <w:rPr>
+          <w:b/>
+        </w:rPr>
+        <w:t>Stationary point</w:t>
+      </w:r>
+      <w:r>
+        <w:rPr>
+          <w:b w:val="0"/>
+        </w:rPr>
+        <w:t xml:space="preserve">s need additional </w:t>
+      </w:r>
+      <w:r>
+        <w:rPr>
+          <w:b/>
+        </w:rPr>
+        <w:t>evidence</w:t>
+      </w:r>
+      <w:r>
+        <w:rPr>
+          <w:b w:val="0"/>
+        </w:rPr>
+        <w:t>; some are not minima.</w:t>
+      </w:r>
+    </w:p>
+    <w:p>
+      <w:pPr>
+        <w:spacing w:line="336" w:lineRule="auto" w:after="180"/>
+      </w:pPr>
+      <w:r>
+        <w:rPr>
+          <w:b w:val="0"/>
+        </w:rPr>
+        <w:t xml:space="preserve">Use Section 9 for the </w:t>
+      </w:r>
+      <w:r>
+        <w:rPr>
+          <w:b/>
+        </w:rPr>
+        <w:t>evidence</w:t>
+      </w:r>
+      <w:r>
+        <w:rPr>
+          <w:b w:val="0"/>
+        </w:rPr>
+        <w:t xml:space="preserve"> ledger. Add a boundary or missing-</w:t>
+      </w:r>
+      <w:r>
+        <w:rPr>
+          <w:b/>
+        </w:rPr>
+        <w:t>input</w:t>
+      </w:r>
+      <w:r>
+        <w:rPr>
+          <w:b w:val="0"/>
+        </w:rPr>
+        <w:t xml:space="preserve"> case and record the expected response before checking. More successful repeats of one case do not establish wider coverage.</w:t>
       </w:r>
     </w:p>
     <w:p>
@@ -1704,29 +2700,38 @@
       </w:tr>
     </w:tbl>
     <w:p>
-      <w:r>
-        <w:t>Offer an oral explanation, drawing, enlarged visual or fewer examples when that removes a reading/writing barrier. Keep the same reasoning goal. Stretch secure learners by changing a boundary or assumption and asking them to defend the effect, not simply by assigning more of the same questions.</w:t>
+      <w:pPr>
+        <w:spacing w:line="336" w:lineRule="auto" w:after="180"/>
+      </w:pPr>
+      <w:r>
+        <w:rPr>
+          <w:b w:val="0"/>
+        </w:rPr>
+        <w:t>Offer an oral explanation, drawing, enlarged visual or fewer examples when that removes a reading/writing barrier. Keep the same reasoning goal.</w:t>
       </w:r>
     </w:p>
     <w:p>
       <w:pPr>
-        <w:pStyle w:val="Heading1"/>
-      </w:pPr>
-      <w:r>
-        <w:t>05. Assess and explain the answers</w:t>
+        <w:spacing w:line="336" w:lineRule="auto" w:after="180"/>
+      </w:pPr>
+      <w:r>
+        <w:rPr>
+          <w:b w:val="0"/>
+        </w:rPr>
+        <w:t>Stretch secure learners by changing a boundary or assumption and asking them to defend the effect, not simply by assigning more of the same questions.</w:t>
       </w:r>
     </w:p>
     <w:p>
       <w:pPr>
-        <w:pStyle w:val="Heading3"/>
-      </w:pPr>
-      <w:r>
-        <w:t>Guided and exit questions</w:t>
+        <w:pStyle w:val="Heading1"/>
+      </w:pPr>
+      <w:r>
+        <w:t>05. Assess and explain the answers</w:t>
       </w:r>
     </w:p>
     <w:p>
       <w:r>
-        <w:t>Guided: L(2.9) = 0.81 and L(3.1) = 1.21, so slope is 0.4 / 0.2 = 2. A small decrease in w lowers this loss. Exit: at w = 1 slope is negative, but increasing w to 4 raises loss from 1 to 4.</w:t>
+        <w:t>Use the Slopes and local change questions, teacher keys and criteria after the relevant attempts. Previously discussed cases are practice; protect the separately selected independent task.</w:t>
       </w:r>
     </w:p>
     <w:p>
@@ -1734,17 +2739,50 @@
         <w:pStyle w:val="Heading3"/>
       </w:pPr>
       <w:r>
-        <w:t>W1 Measure an interval slope</w:t>
+        <w:t>Guided and exit questions</w:t>
       </w:r>
     </w:p>
     <w:p>
-      <w:r>
-        <w:t>For L(w) = (w - 2) squared, calculate the average slope from w = 0 to w = 2. Compare it with the local slope at w = 2.</w:t>
+      <w:pPr>
+        <w:spacing w:line="336" w:lineRule="auto" w:after="180"/>
+      </w:pPr>
+      <w:r>
+        <w:rPr>
+          <w:b w:val="0"/>
+        </w:rPr>
+        <w:t xml:space="preserve">Guided: L(2.9) = 0.81 and L(3.1) = 1.21, so </w:t>
+      </w:r>
+      <w:r>
+        <w:rPr>
+          <w:b/>
+        </w:rPr>
+        <w:t>slope</w:t>
+      </w:r>
+      <w:r>
+        <w:rPr>
+          <w:b w:val="0"/>
+        </w:rPr>
+        <w:t xml:space="preserve"> is 0.4 / 0.2 = 2. A small decrease in w lowers this loss. Exit: at w = 1 </w:t>
+      </w:r>
+      <w:r>
+        <w:rPr>
+          <w:b/>
+        </w:rPr>
+        <w:t>slope</w:t>
+      </w:r>
+      <w:r>
+        <w:rPr>
+          <w:b w:val="0"/>
+        </w:rPr>
+        <w:t xml:space="preserve"> is negative, but increasing w to 4 raises loss from 1 to 4.</w:t>
       </w:r>
     </w:p>
     <w:p>
-      <w:r>
-        <w:t>Teacher explanation: Average slope is (0 - 4) / 2 = -2. The local slope at 2 is zero. They describe different locations or intervals.</w:t>
+      <w:pPr>
+        <w:pStyle w:val="Heading3"/>
+      </w:pPr>
+      <w:r>
+        <w:t>W1 Measure an interval slope</w:t>
       </w:r>
     </w:p>
     <w:p>
@@ -1752,53 +2790,159 @@
         <w:pStyle w:val="Heading3"/>
       </w:pPr>
       <w:r>
-        <w:t>W2 Check a symmetric estimate</w:t>
+        <w:t>Workbook question · W1</w:t>
       </w:r>
     </w:p>
     <w:p>
-      <w:r>
-        <w:t>At centre w = 0, use step 0.5. Calculate L(-0.5), L(0.5) and the symmetric slope.</w:t>
+      <w:pPr>
+        <w:spacing w:line="336" w:lineRule="auto" w:after="180"/>
+        <w:shd w:fill="F5F1FB"/>
+      </w:pPr>
+      <w:r>
+        <w:rPr>
+          <w:b w:val="0"/>
+        </w:rPr>
+        <w:t xml:space="preserve">For L(w) = (w - 2) squared, calculate the average </w:t>
+      </w:r>
+      <w:r>
+        <w:rPr>
+          <w:b/>
+        </w:rPr>
+        <w:t>slope</w:t>
+      </w:r>
+      <w:r>
+        <w:rPr>
+          <w:b w:val="0"/>
+        </w:rPr>
+        <w:t xml:space="preserve"> from w = 0 to w = 2. Compare it with the local </w:t>
+      </w:r>
+      <w:r>
+        <w:rPr>
+          <w:b/>
+        </w:rPr>
+        <w:t>slope</w:t>
+      </w:r>
+      <w:r>
+        <w:rPr>
+          <w:b w:val="0"/>
+        </w:rPr>
+        <w:t xml:space="preserve"> at w = 2.</w:t>
       </w:r>
     </w:p>
     <w:p>
-      <w:r>
-        <w:t>Teacher explanation: Losses are 6.25 and 2.25. Denominator is 1, giving slope -4.</w:t>
+      <w:pPr>
+        <w:pStyle w:val="Heading3"/>
+      </w:pPr>
+      <w:r>
+        <w:t>Teacher reasoning · W1</w:t>
       </w:r>
     </w:p>
     <w:p>
       <w:pPr>
-        <w:pStyle w:val="Heading3"/>
-      </w:pPr>
-      <w:r>
-        <w:t>W3 Challenge a large step</w:t>
+        <w:spacing w:line="336" w:lineRule="auto" w:after="180"/>
+        <w:shd w:fill="F1F6FC"/>
+      </w:pPr>
+      <w:r>
+        <w:rPr>
+          <w:b w:val="0"/>
+        </w:rPr>
+        <w:t xml:space="preserve">Teacher explanation: Average </w:t>
+      </w:r>
+      <w:r>
+        <w:rPr>
+          <w:b/>
+        </w:rPr>
+        <w:t>slope</w:t>
+      </w:r>
+      <w:r>
+        <w:rPr>
+          <w:b w:val="0"/>
+        </w:rPr>
+        <w:t xml:space="preserve"> is (0 - 4) / 2 = -2. The local </w:t>
+      </w:r>
+      <w:r>
+        <w:rPr>
+          <w:b/>
+        </w:rPr>
+        <w:t>slope</w:t>
+      </w:r>
+      <w:r>
+        <w:rPr>
+          <w:b w:val="0"/>
+        </w:rPr>
+        <w:t xml:space="preserve"> at 2 is zero. They describe different locations or intervals.</w:t>
       </w:r>
     </w:p>
     <w:p>
-      <w:r>
-        <w:t>Starting at w = 3, compare loss after moving to 2.9 and after moving to -1. Both moves decrease w.</w:t>
+      <w:pPr>
+        <w:pStyle w:val="Heading3"/>
+      </w:pPr>
+      <w:r>
+        <w:t>W2 Check a symmetric estimate</w:t>
       </w:r>
     </w:p>
     <w:p>
-      <w:r>
-        <w:t>Teacher explanation: Initial loss is 1; at 2.9 it is 0.81; at -1 it is 9. The small move helps, the large move overshoots.</w:t>
+      <w:pPr>
+        <w:pStyle w:val="Heading3"/>
+      </w:pPr>
+      <w:r>
+        <w:t>Workbook question · W2</w:t>
       </w:r>
     </w:p>
     <w:p>
       <w:pPr>
-        <w:pStyle w:val="Heading3"/>
-      </w:pPr>
-      <w:r>
-        <w:t>W4 Estimate a new curve independently</w:t>
+        <w:spacing w:line="336" w:lineRule="auto" w:after="180"/>
+        <w:shd w:fill="F5F1FB"/>
+      </w:pPr>
+      <w:r>
+        <w:rPr>
+          <w:b w:val="0"/>
+        </w:rPr>
+        <w:t xml:space="preserve">At centre w = 0, use step 0.5. Calculate L(-0.5), L(0.5) and the symmetric </w:t>
+      </w:r>
+      <w:r>
+        <w:rPr>
+          <w:b/>
+        </w:rPr>
+        <w:t>slope</w:t>
+      </w:r>
+      <w:r>
+        <w:rPr>
+          <w:b w:val="0"/>
+        </w:rPr>
+        <w:t>.</w:t>
       </w:r>
     </w:p>
     <w:p>
-      <w:r>
-        <w:t>Let J(a) = (a + 1) squared. At a = 1 use step 0.25 to find the symmetric slope. Compare J(1) with J(0.9), then explain why moving to -4 does not follow safely from the slope clue.</w:t>
+      <w:pPr>
+        <w:pStyle w:val="Heading3"/>
+      </w:pPr>
+      <w:r>
+        <w:t>Teacher reasoning · W2</w:t>
       </w:r>
     </w:p>
     <w:p>
-      <w:r>
-        <w:t>Teacher explanation: J(0.75) = 3.0625; J(1.25) = 5.0625; slope is 2 / 0.5 = 4. J(1) = 4 and J(0.9) = 3.61, so a small decrease helps. J(-4) = 9: a large decrease overshoots.</w:t>
+      <w:pPr>
+        <w:spacing w:line="336" w:lineRule="auto" w:after="180"/>
+        <w:shd w:fill="F1F6FC"/>
+      </w:pPr>
+      <w:r>
+        <w:rPr>
+          <w:b w:val="0"/>
+        </w:rPr>
+        <w:t xml:space="preserve">Teacher explanation: Losses are 6.25 and 2.25. Denominator is 1, giving </w:t>
+      </w:r>
+      <w:r>
+        <w:rPr>
+          <w:b/>
+        </w:rPr>
+        <w:t>slope</w:t>
+      </w:r>
+      <w:r>
+        <w:rPr>
+          <w:b w:val="0"/>
+        </w:rPr>
+        <w:t xml:space="preserve"> -4.</w:t>
       </w:r>
     </w:p>
     <w:p>
@@ -1806,17 +2950,27 @@
         <w:pStyle w:val="Heading3"/>
       </w:pPr>
       <w:r>
-        <w:t>W5 Limit zero slope evidence</w:t>
+        <w:t>W3 Challenge a large step</w:t>
       </w:r>
     </w:p>
     <w:p>
-      <w:r>
-        <w:t>For F(w) = (w squared - 1) squared, compare F(0) and F(0.1). Does zero local slope at zero prove a minimum?</w:t>
+      <w:pPr>
+        <w:pStyle w:val="Heading3"/>
+      </w:pPr>
+      <w:r>
+        <w:t>Workbook question · W3</w:t>
       </w:r>
     </w:p>
     <w:p>
-      <w:r>
-        <w:t>Teacher explanation: F(0) = 1 and F(0.1) = 0.9801. Nearby loss is lower, so zero slope alone does not prove a minimum.</w:t>
+      <w:pPr>
+        <w:spacing w:line="336" w:lineRule="auto" w:after="180"/>
+        <w:shd w:fill="F5F1FB"/>
+      </w:pPr>
+      <w:r>
+        <w:rPr>
+          <w:b w:val="0"/>
+        </w:rPr>
+        <w:t>Starting at w = 3, compare loss after moving to 2.9 and after moving to -1. Both moves decrease w.</w:t>
       </w:r>
     </w:p>
     <w:p>
@@ -1824,12 +2978,19 @@
         <w:pStyle w:val="Heading3"/>
       </w:pPr>
       <w:r>
-        <w:t>Independent assessment and fresh retry</w:t>
+        <w:t>Teacher reasoning · W3</w:t>
       </w:r>
     </w:p>
     <w:p>
-      <w:r>
-        <w:t>W4 requires losses 3.0625 and 5.0625, slope 4, and the finite-step limitation. Fresh retry: K(c) = (c - 3) squared at c = 2, step 0.5, uses losses 2.25 and 0.25 and slope -2. Moving to 2.1 gives loss 0.81 rather than 1.</w:t>
+      <w:pPr>
+        <w:spacing w:line="336" w:lineRule="auto" w:after="180"/>
+        <w:shd w:fill="F1F6FC"/>
+      </w:pPr>
+      <w:r>
+        <w:rPr>
+          <w:b w:val="0"/>
+        </w:rPr>
+        <w:t>Teacher explanation: Initial loss is 1; at 2.9 it is 0.81; at -1 it is 9. The small move helps, the large move overshoots.</w:t>
       </w:r>
     </w:p>
     <w:p>
@@ -1837,25 +2998,299 @@
         <w:pStyle w:val="Heading3"/>
       </w:pPr>
       <w:r>
-        <w:t>Assess independent transfer</w:t>
+        <w:t>W4 Estimate a new curve independently</w:t>
       </w:r>
     </w:p>
     <w:p>
-      <w:r>
-        <w:t>Selected case: Let J(a) = (a + 1) squared. At a = 1 use step 0.25 to find the symmetric slope. Compare J(1) with J(0.9), then explain why moving to -4 does not follow safely from the slope clue.</w:t>
+      <w:pPr>
+        <w:pStyle w:val="Heading3"/>
+      </w:pPr>
+      <w:r>
+        <w:t>Workbook question · W4</w:t>
       </w:r>
     </w:p>
     <w:p>
       <w:pPr>
-        <w:pStyle w:val="Heading3"/>
-      </w:pPr>
-      <w:r>
-        <w:t>Selected case answer</w:t>
+        <w:spacing w:line="336" w:lineRule="auto" w:after="180"/>
+        <w:shd w:fill="F5F1FB"/>
+      </w:pPr>
+      <w:r>
+        <w:rPr>
+          <w:b w:val="0"/>
+        </w:rPr>
+        <w:t xml:space="preserve">Let J(a) = (a + 1) squared. At a = 1 use step 0.25 to find the symmetric </w:t>
+      </w:r>
+      <w:r>
+        <w:rPr>
+          <w:b/>
+        </w:rPr>
+        <w:t>slope</w:t>
+      </w:r>
+      <w:r>
+        <w:rPr>
+          <w:b w:val="0"/>
+        </w:rPr>
+        <w:t xml:space="preserve">. Compare J(1) with J(0.9), then explain why moving to -4 does not follow safely from the </w:t>
+      </w:r>
+      <w:r>
+        <w:rPr>
+          <w:b/>
+        </w:rPr>
+        <w:t>slope</w:t>
+      </w:r>
+      <w:r>
+        <w:rPr>
+          <w:b w:val="0"/>
+        </w:rPr>
+        <w:t xml:space="preserve"> clue.</w:t>
       </w:r>
     </w:p>
     <w:p>
-      <w:r>
-        <w:t>Teacher explanation: J(0.75) = 3.0625; J(1.25) = 5.0625; slope is 2 / 0.5 = 4. J(1) = 4 and J(0.9) = 3.61, so a small decrease helps. J(-4) = 9: a large decrease overshoots.</w:t>
+      <w:pPr>
+        <w:pStyle w:val="Heading3"/>
+      </w:pPr>
+      <w:r>
+        <w:t>Teacher reasoning · W4</w:t>
+      </w:r>
+    </w:p>
+    <w:p>
+      <w:pPr>
+        <w:spacing w:line="336" w:lineRule="auto" w:after="180"/>
+        <w:shd w:fill="F1F6FC"/>
+      </w:pPr>
+      <w:r>
+        <w:rPr>
+          <w:b w:val="0"/>
+        </w:rPr>
+        <w:t xml:space="preserve">Teacher explanation: J(0.75) = 3.0625; J(1.25) = 5.0625; </w:t>
+      </w:r>
+      <w:r>
+        <w:rPr>
+          <w:b/>
+        </w:rPr>
+        <w:t>slope</w:t>
+      </w:r>
+      <w:r>
+        <w:rPr>
+          <w:b w:val="0"/>
+        </w:rPr>
+        <w:t xml:space="preserve"> is 2 / 0.5 = 4. J(1) = 4 and J(0.9) = 3.61, so a small decrease helps. J(-4) = 9: a large decrease overshoots.</w:t>
+      </w:r>
+    </w:p>
+    <w:p>
+      <w:pPr>
+        <w:pStyle w:val="Heading3"/>
+      </w:pPr>
+      <w:r>
+        <w:t>W5 Limit zero slope evidence</w:t>
+      </w:r>
+    </w:p>
+    <w:p>
+      <w:pPr>
+        <w:pStyle w:val="Heading3"/>
+      </w:pPr>
+      <w:r>
+        <w:t>Workbook question · W5</w:t>
+      </w:r>
+    </w:p>
+    <w:p>
+      <w:pPr>
+        <w:spacing w:line="336" w:lineRule="auto" w:after="180"/>
+        <w:shd w:fill="F5F1FB"/>
+      </w:pPr>
+      <w:r>
+        <w:rPr>
+          <w:b w:val="0"/>
+        </w:rPr>
+        <w:t xml:space="preserve">For F(w) = (w squared - 1) squared, compare F(0) and F(0.1). Does zero local </w:t>
+      </w:r>
+      <w:r>
+        <w:rPr>
+          <w:b/>
+        </w:rPr>
+        <w:t>slope</w:t>
+      </w:r>
+      <w:r>
+        <w:rPr>
+          <w:b w:val="0"/>
+        </w:rPr>
+        <w:t xml:space="preserve"> at zero prove a minimum?</w:t>
+      </w:r>
+    </w:p>
+    <w:p>
+      <w:pPr>
+        <w:pStyle w:val="Heading3"/>
+      </w:pPr>
+      <w:r>
+        <w:t>Teacher reasoning · W5</w:t>
+      </w:r>
+    </w:p>
+    <w:p>
+      <w:pPr>
+        <w:spacing w:line="336" w:lineRule="auto" w:after="180"/>
+        <w:shd w:fill="F1F6FC"/>
+      </w:pPr>
+      <w:r>
+        <w:rPr>
+          <w:b w:val="0"/>
+        </w:rPr>
+        <w:t xml:space="preserve">Teacher explanation: F(0) = 1 and F(0.1) = 0.9801. Nearby loss is lower, so zero </w:t>
+      </w:r>
+      <w:r>
+        <w:rPr>
+          <w:b/>
+        </w:rPr>
+        <w:t>slope</w:t>
+      </w:r>
+      <w:r>
+        <w:rPr>
+          <w:b w:val="0"/>
+        </w:rPr>
+        <w:t xml:space="preserve"> alone does not prove a minimum.</w:t>
+      </w:r>
+    </w:p>
+    <w:p>
+      <w:pPr>
+        <w:pStyle w:val="Heading3"/>
+      </w:pPr>
+      <w:r>
+        <w:t>Independent assessment and fresh retry</w:t>
+      </w:r>
+    </w:p>
+    <w:p>
+      <w:pPr>
+        <w:pStyle w:val="Heading3"/>
+      </w:pPr>
+      <w:r>
+        <w:t>Teacher key · Independent assessment and fresh retry</w:t>
+      </w:r>
+    </w:p>
+    <w:p>
+      <w:pPr>
+        <w:spacing w:line="336" w:lineRule="auto" w:after="180"/>
+        <w:shd w:fill="F1F6FC"/>
+      </w:pPr>
+      <w:r>
+        <w:rPr>
+          <w:b w:val="0"/>
+        </w:rPr>
+        <w:t xml:space="preserve">W4 requires losses 3.0625 and 5.0625, </w:t>
+      </w:r>
+      <w:r>
+        <w:rPr>
+          <w:b/>
+        </w:rPr>
+        <w:t>slope</w:t>
+      </w:r>
+      <w:r>
+        <w:rPr>
+          <w:b w:val="0"/>
+        </w:rPr>
+        <w:t xml:space="preserve"> 4, and the finite-step limitation. Fresh retry: K(c) = (c - 3) squared at c = 2, step 0.5, uses losses 2.25 and 0.25 and </w:t>
+      </w:r>
+      <w:r>
+        <w:rPr>
+          <w:b/>
+        </w:rPr>
+        <w:t>slope</w:t>
+      </w:r>
+      <w:r>
+        <w:rPr>
+          <w:b w:val="0"/>
+        </w:rPr>
+        <w:t xml:space="preserve"> -2. Moving to 2.1 gives loss 0.81 rather than 1.</w:t>
+      </w:r>
+    </w:p>
+    <w:p>
+      <w:pPr>
+        <w:pStyle w:val="Heading3"/>
+      </w:pPr>
+      <w:r>
+        <w:t>Assess independent transfer</w:t>
+      </w:r>
+    </w:p>
+    <w:p>
+      <w:pPr>
+        <w:pStyle w:val="Heading3"/>
+      </w:pPr>
+      <w:r>
+        <w:t>Independent question · withhold the key</w:t>
+      </w:r>
+    </w:p>
+    <w:p>
+      <w:pPr>
+        <w:spacing w:line="336" w:lineRule="auto" w:after="180"/>
+        <w:shd w:fill="F5F1FB"/>
+      </w:pPr>
+      <w:r>
+        <w:rPr>
+          <w:b w:val="0"/>
+        </w:rPr>
+        <w:t xml:space="preserve">Selected case: Let J(a) = (a + 1) squared. At a = 1 use step 0.25 to find the symmetric </w:t>
+      </w:r>
+      <w:r>
+        <w:rPr>
+          <w:b/>
+        </w:rPr>
+        <w:t>slope</w:t>
+      </w:r>
+      <w:r>
+        <w:rPr>
+          <w:b w:val="0"/>
+        </w:rPr>
+        <w:t xml:space="preserve">. Compare J(1) with J(0.9), then explain why moving to -4 does not follow safely from the </w:t>
+      </w:r>
+      <w:r>
+        <w:rPr>
+          <w:b/>
+        </w:rPr>
+        <w:t>slope</w:t>
+      </w:r>
+      <w:r>
+        <w:rPr>
+          <w:b w:val="0"/>
+        </w:rPr>
+        <w:t xml:space="preserve"> clue.</w:t>
+      </w:r>
+    </w:p>
+    <w:p>
+      <w:pPr>
+        <w:pStyle w:val="Heading3"/>
+      </w:pPr>
+      <w:r>
+        <w:t>Selected case answer</w:t>
+      </w:r>
+    </w:p>
+    <w:p>
+      <w:pPr>
+        <w:pStyle w:val="Heading3"/>
+      </w:pPr>
+      <w:r>
+        <w:t>Teacher key · Selected case answer</w:t>
+      </w:r>
+    </w:p>
+    <w:p>
+      <w:pPr>
+        <w:spacing w:line="336" w:lineRule="auto" w:after="180"/>
+        <w:shd w:fill="F1F6FC"/>
+      </w:pPr>
+      <w:r>
+        <w:rPr>
+          <w:b w:val="0"/>
+        </w:rPr>
+        <w:t xml:space="preserve">Teacher explanation: J(0.75) = 3.0625; J(1.25) = 5.0625; </w:t>
+      </w:r>
+      <w:r>
+        <w:rPr>
+          <w:b/>
+        </w:rPr>
+        <w:t>slope</w:t>
+      </w:r>
+      <w:r>
+        <w:rPr>
+          <w:b w:val="0"/>
+        </w:rPr>
+        <w:t xml:space="preserve"> is 2 / 0.5 = 4. J(1) = 4 and J(0.9) = 3.61, so a small decrease helps. J(-4) = 9: a large decrease overshoots.</w:t>
       </w:r>
     </w:p>
     <w:tbl>
@@ -1961,67 +3396,269 @@
       </w:tr>
     </w:tbl>
     <w:p>
-      <w:r>
-        <w:t>Record each dimension as not yet, with support, or independent. Accept a valid alternative procedure with a defensible trace. Do not penalise an honestly recorded model failure if the learner correctly explains its evidence and limits.</w:t>
+      <w:pPr>
+        <w:pStyle w:val="Heading3"/>
+      </w:pPr>
+      <w:r>
+        <w:t>Teacher key · Selected case answer</w:t>
       </w:r>
     </w:p>
     <w:p>
       <w:pPr>
-        <w:pStyle w:val="Heading3"/>
-      </w:pPr>
-      <w:r>
-        <w:t>Feedback that the learner uses</w:t>
+        <w:spacing w:line="336" w:lineRule="auto" w:after="180"/>
+        <w:shd w:fill="F1F6FC"/>
+      </w:pPr>
+      <w:r>
+        <w:rPr>
+          <w:b w:val="0"/>
+        </w:rPr>
+        <w:t>Record each dimension as not yet, with support, or independent. Accept a valid alternative procedure with a defensible trace.</w:t>
       </w:r>
     </w:p>
     <w:p>
-      <w:r>
-        <w:t>Name the earliest unsupported step and give one action to repair it. Have the learner make that repair now and explain why. Then assess the relevant skill on a fresh, fully specified case. Confirm it was not previously practised with feedback; solve and check the new case before assigning it. A follow-up design prompt is a starting brief, not automatically an equivalent test.</w:t>
+      <w:pPr>
+        <w:spacing w:line="336" w:lineRule="auto" w:after="180"/>
+        <w:shd w:fill="F1F6FC"/>
+      </w:pPr>
+      <w:r>
+        <w:rPr>
+          <w:b w:val="0"/>
+        </w:rPr>
+        <w:t xml:space="preserve">Do not penalise an honestly recorded model failure if the learner correctly explains its </w:t>
+      </w:r>
+      <w:r>
+        <w:rPr>
+          <w:b/>
+        </w:rPr>
+        <w:t>evidence</w:t>
+      </w:r>
+      <w:r>
+        <w:rPr>
+          <w:b w:val="0"/>
+        </w:rPr>
+        <w:t xml:space="preserve"> and limits.</w:t>
       </w:r>
     </w:p>
     <w:p>
       <w:pPr>
-        <w:pStyle w:val="Heading1"/>
-      </w:pPr>
-      <w:r>
-        <w:t>06. Connect the project, support and next lesson</w:t>
+        <w:pStyle w:val="Heading3"/>
+      </w:pPr>
+      <w:r>
+        <w:t>Feedback that the learner uses</w:t>
       </w:r>
     </w:p>
     <w:p>
-      <w:r>
-        <w:t>Add a labelled slopes and local change evidence sheet to Image-pattern Network Investigation. Show how you can calculate an average rate of change over a stated interval. Use the supplied fictional case and keep its inputs, intermediate steps, calculation or prediction, and limitation. Connect this record to last week’s record; a matching answer without a trace is insufficient.</w:t>
+      <w:pPr>
+        <w:spacing w:line="336" w:lineRule="auto" w:after="180"/>
+      </w:pPr>
+      <w:r>
+        <w:rPr>
+          <w:b w:val="0"/>
+        </w:rPr>
+        <w:t>Name the earliest unsupported step and give one action to repair it. Have the learner make that repair now and explain why. Then assess the relevant skill on a fresh, fully specified case.</w:t>
       </w:r>
     </w:p>
     <w:p>
-      <w:r>
-        <w:t>Provide an axis label and the fraction change in loss over change in parameter. Extension: algebraically expand the symmetric difference for (w - 2) squared to recover 2(w - 2), noting exact arithmetic versus floating-point computation.</w:t>
+      <w:pPr>
+        <w:spacing w:line="336" w:lineRule="auto" w:after="180"/>
+      </w:pPr>
+      <w:r>
+        <w:rPr>
+          <w:b w:val="0"/>
+        </w:rPr>
+        <w:t>Confirm it was not previously practised with feedback; solve and check the new case before assigning it. A follow-up design prompt is a starting brief, not automatically an equivalent test.</w:t>
       </w:r>
     </w:p>
     <w:p>
-      <w:r>
-        <w:t>Week 10 extends local slopes to several parameters.</w:t>
+      <w:pPr>
+        <w:pStyle w:val="Heading1"/>
+      </w:pPr>
+      <w:r>
+        <w:t>06. Connect the project, support and next lesson</w:t>
       </w:r>
     </w:p>
     <w:p>
       <w:r>
-        <w:t>Retain the project ledger and assess a changed case after support. Check the relevant prerequisite before carrying this component forward.</w:t>
+        <w:t>Connect Slopes and local change to Image-pattern Network Investigation, adapt support and plan a later changed-case check.</w:t>
       </w:r>
     </w:p>
     <w:p>
       <w:pPr>
-        <w:pStyle w:val="Heading3"/>
-      </w:pPr>
-      <w:r>
-        <w:t>Plan the delayed return</w:t>
+        <w:spacing w:line="336" w:lineRule="auto" w:after="180"/>
+      </w:pPr>
+      <w:r>
+        <w:rPr>
+          <w:b w:val="0"/>
+        </w:rPr>
+        <w:t xml:space="preserve">Add a labelled </w:t>
+      </w:r>
+      <w:r>
+        <w:rPr>
+          <w:b/>
+        </w:rPr>
+        <w:t>slope</w:t>
+      </w:r>
+      <w:r>
+        <w:rPr>
+          <w:b w:val="0"/>
+        </w:rPr>
+        <w:t xml:space="preserve">s and </w:t>
+      </w:r>
+      <w:r>
+        <w:rPr>
+          <w:b/>
+        </w:rPr>
+        <w:t>local change</w:t>
+      </w:r>
+      <w:r>
+        <w:rPr>
+          <w:b w:val="0"/>
+        </w:rPr>
+        <w:t xml:space="preserve"> </w:t>
+      </w:r>
+      <w:r>
+        <w:rPr>
+          <w:b/>
+        </w:rPr>
+        <w:t>evidence</w:t>
+      </w:r>
+      <w:r>
+        <w:rPr>
+          <w:b w:val="0"/>
+        </w:rPr>
+        <w:t xml:space="preserve"> sheet to Image-pattern Network Investigation. Show how you can calculate an average rate of change over a stated interval.</w:t>
       </w:r>
     </w:p>
     <w:p>
-      <w:r>
-        <w:t>Suggested return points in this level: ai-5/10, ai-5/12, ai-5/15. Use actual classroom dates, adjusting for holidays and gaps. One, three and six teaching weeks are scheduling choices, not a claimed optimal spacing.</w:t>
+      <w:pPr>
+        <w:spacing w:line="336" w:lineRule="auto" w:after="180"/>
+      </w:pPr>
+      <w:r>
+        <w:rPr>
+          <w:b w:val="0"/>
+        </w:rPr>
+        <w:t xml:space="preserve">Use the supplied fictional case and keep its </w:t>
+      </w:r>
+      <w:r>
+        <w:rPr>
+          <w:b/>
+        </w:rPr>
+        <w:t>input</w:t>
+      </w:r>
+      <w:r>
+        <w:rPr>
+          <w:b w:val="0"/>
+        </w:rPr>
+        <w:t xml:space="preserve">s, intermediate steps, calculation or </w:t>
+      </w:r>
+      <w:r>
+        <w:rPr>
+          <w:b/>
+        </w:rPr>
+        <w:t>prediction</w:t>
+      </w:r>
+      <w:r>
+        <w:rPr>
+          <w:b w:val="0"/>
+        </w:rPr>
+        <w:t>, and limitation. Connect this record to last week’s record; a matching answer without a trace is insufficient.</w:t>
       </w:r>
     </w:p>
     <w:p>
-      <w:r>
-        <w:t>At a delayed check, ask for the idea from memory and a changed application. Compare with the earlier independent response and record support used. For a new level, revisit the previous capstone before checking the new prerequisites.</w:t>
+      <w:pPr>
+        <w:spacing w:line="336" w:lineRule="auto" w:after="180"/>
+      </w:pPr>
+      <w:r>
+        <w:rPr>
+          <w:b w:val="0"/>
+        </w:rPr>
+        <w:t>Provide an axis label and the fraction change in loss over change in parameter.</w:t>
+      </w:r>
+    </w:p>
+    <w:p>
+      <w:pPr>
+        <w:spacing w:line="336" w:lineRule="auto" w:after="180"/>
+      </w:pPr>
+      <w:r>
+        <w:rPr>
+          <w:b w:val="0"/>
+        </w:rPr>
+        <w:t>Extension: algebraically expand the symmetric difference for (w - 2) squared to recover 2(w - 2), noting exact arithmetic versus floating-point computation.</w:t>
+      </w:r>
+    </w:p>
+    <w:p>
+      <w:pPr>
+        <w:spacing w:line="336" w:lineRule="auto" w:after="180"/>
+      </w:pPr>
+      <w:r>
+        <w:rPr>
+          <w:b w:val="0"/>
+        </w:rPr>
+        <w:t xml:space="preserve">Week 10 extends local </w:t>
+      </w:r>
+      <w:r>
+        <w:rPr>
+          <w:b/>
+        </w:rPr>
+        <w:t>slope</w:t>
+      </w:r>
+      <w:r>
+        <w:rPr>
+          <w:b w:val="0"/>
+        </w:rPr>
+        <w:t>s to several parameters.</w:t>
+      </w:r>
+    </w:p>
+    <w:p>
+      <w:pPr>
+        <w:spacing w:line="336" w:lineRule="auto" w:after="180"/>
+      </w:pPr>
+      <w:r>
+        <w:rPr>
+          <w:b w:val="0"/>
+        </w:rPr>
+        <w:t>Retain the project ledger and assess a changed case after support. Check the relevant prerequisite before carrying this component forward.</w:t>
+      </w:r>
+    </w:p>
+    <w:p>
+      <w:pPr>
+        <w:pStyle w:val="Heading3"/>
+      </w:pPr>
+      <w:r>
+        <w:t>Plan the delayed return</w:t>
+      </w:r>
+    </w:p>
+    <w:p>
+      <w:pPr>
+        <w:spacing w:line="336" w:lineRule="auto" w:after="180"/>
+      </w:pPr>
+      <w:r>
+        <w:rPr>
+          <w:b w:val="0"/>
+        </w:rPr>
+        <w:t>Suggested return points in this level: ai-5/10, ai-5/12, ai-5/15. Use actual classroom dates, adjusting for holidays and gaps. One, three and six teaching weeks are scheduling choices, not a claimed optimal spacing.</w:t>
+      </w:r>
+    </w:p>
+    <w:p>
+      <w:pPr>
+        <w:spacing w:line="336" w:lineRule="auto" w:after="180"/>
+      </w:pPr>
+      <w:r>
+        <w:rPr>
+          <w:b w:val="0"/>
+        </w:rPr>
+        <w:t>At a delayed check, ask for the idea from memory and a changed application. Compare with the earlier independent response and record support used.</w:t>
+      </w:r>
+    </w:p>
+    <w:p>
+      <w:pPr>
+        <w:spacing w:line="336" w:lineRule="auto" w:after="180"/>
+      </w:pPr>
+      <w:r>
+        <w:rPr>
+          <w:b w:val="0"/>
+        </w:rPr>
+        <w:t>For a new level, revisit the previous capstone before checking the new prerequisites.</w:t>
       </w:r>
     </w:p>
     <w:tbl>
@@ -2181,8 +3818,26 @@
       </w:tr>
     </w:tbl>
     <w:p>
-      <w:r>
-        <w:t>Use the evidence to choose reteaching or the next step. A completed page, confidence rating or attractive project does not by itself demonstrate understanding.</w:t>
+      <w:pPr>
+        <w:spacing w:line="336" w:lineRule="auto" w:after="180"/>
+      </w:pPr>
+      <w:r>
+        <w:rPr>
+          <w:b w:val="0"/>
+        </w:rPr>
+        <w:t xml:space="preserve">Use the </w:t>
+      </w:r>
+      <w:r>
+        <w:rPr>
+          <w:b/>
+        </w:rPr>
+        <w:t>evidence</w:t>
+      </w:r>
+      <w:r>
+        <w:rPr>
+          <w:b w:val="0"/>
+        </w:rPr>
+        <w:t xml:space="preserve"> to choose reteaching or the next step. A completed page, confidence rating or attractive project does not by itself demonstrate understanding.</w:t>
       </w:r>
     </w:p>
     <w:p>
@@ -2194,26 +3849,93 @@
       </w:r>
     </w:p>
     <w:p>
-      <w:r>
-        <w:t>For your Image-pattern Network Investigation, save the input, procedure, observed result and limitation of this check. Label this worked example as practice; use a different, previously unreviewed case when checking independent understanding.</w:t>
+      <w:pPr>
+        <w:spacing w:line="336" w:lineRule="auto" w:after="180"/>
+      </w:pPr>
+      <w:r>
+        <w:rPr>
+          <w:b w:val="0"/>
+        </w:rPr>
+        <w:t xml:space="preserve">For your Image-pattern Network Investigation, save the </w:t>
+      </w:r>
+      <w:r>
+        <w:rPr>
+          <w:b/>
+        </w:rPr>
+        <w:t>input</w:t>
+      </w:r>
+      <w:r>
+        <w:rPr>
+          <w:b w:val="0"/>
+        </w:rPr>
+        <w:t>, procedure, observed result and limitation of this check.</w:t>
       </w:r>
     </w:p>
     <w:p>
       <w:pPr>
-        <w:pStyle w:val="Heading1"/>
-      </w:pPr>
-      <w:r>
-        <w:t>07. Prepare, teach and assess</w:t>
+        <w:spacing w:line="336" w:lineRule="auto" w:after="180"/>
+      </w:pPr>
+      <w:r>
+        <w:rPr>
+          <w:b w:val="0"/>
+        </w:rPr>
+        <w:t>Label this worked example as practice; use a different, previously unreviewed case when checking independent understanding.</w:t>
       </w:r>
     </w:p>
     <w:p>
-      <w:r>
-        <w:t>Teaching target: Calculate an average rate of change over a stated interval</w:t>
+      <w:pPr>
+        <w:pStyle w:val="Heading1"/>
+      </w:pPr>
+      <w:r>
+        <w:t>07. Prepare, teach and assess</w:t>
       </w:r>
     </w:p>
     <w:p>
       <w:r>
-        <w:t>Prepare the labelled worked-case picture, the matching workbook, fictional input cards and a place for individual responses. Check a local Python 3 environment before class; have a paper-trace version ready.</w:t>
+        <w:t>Use this preparation summary alongside the detailed Slopes and local change lesson; it is a checklist rather than a replacement for the full sequence.</w:t>
+      </w:r>
+    </w:p>
+    <w:p>
+      <w:pPr>
+        <w:pStyle w:val="Heading3"/>
+      </w:pPr>
+      <w:r>
+        <w:t>Teaching target</w:t>
+      </w:r>
+    </w:p>
+    <w:p>
+      <w:pPr>
+        <w:spacing w:line="336" w:lineRule="auto" w:after="180"/>
+        <w:shd w:fill="EDF7F3"/>
+      </w:pPr>
+      <w:r>
+        <w:rPr>
+          <w:b w:val="0"/>
+        </w:rPr>
+        <w:t>Teaching target: Calculate an average rate of change over a stated interval</w:t>
+      </w:r>
+    </w:p>
+    <w:p>
+      <w:pPr>
+        <w:spacing w:line="336" w:lineRule="auto" w:after="180"/>
+      </w:pPr>
+      <w:r>
+        <w:rPr>
+          <w:b w:val="0"/>
+        </w:rPr>
+        <w:t xml:space="preserve">Prepare the labelled worked-case picture, the matching workbook, fictional </w:t>
+      </w:r>
+      <w:r>
+        <w:rPr>
+          <w:b/>
+        </w:rPr>
+        <w:t>input</w:t>
+      </w:r>
+      <w:r>
+        <w:rPr>
+          <w:b w:val="0"/>
+        </w:rPr>
+        <w:t xml:space="preserve"> cards and a place for individual responses. Check a local Python 3 environment before class; have a paper-trace version ready.</w:t>
       </w:r>
     </w:p>
     <w:tbl>
@@ -2360,37 +4082,231 @@
       </w:tr>
     </w:tbl>
     <w:p>
-      <w:r>
-        <w:t>Before class, solve the supported practice: At centre w = 0, use step 0.5. Calculate L(-0.5), L(0.5) and the symmetric slope.</w:t>
+      <w:pPr>
+        <w:spacing w:line="336" w:lineRule="auto" w:after="180"/>
+      </w:pPr>
+      <w:r>
+        <w:rPr>
+          <w:b w:val="0"/>
+        </w:rPr>
+        <w:t xml:space="preserve">Before class, solve the supported practice: At centre w = 0, use step 0.5. Calculate L(-0.5), L(0.5) and the symmetric </w:t>
+      </w:r>
+      <w:r>
+        <w:rPr>
+          <w:b/>
+        </w:rPr>
+        <w:t>slope</w:t>
+      </w:r>
+      <w:r>
+        <w:rPr>
+          <w:b w:val="0"/>
+        </w:rPr>
+        <w:t>.</w:t>
       </w:r>
     </w:p>
     <w:p>
-      <w:r>
-        <w:t>Reasoned practice answer: Teacher explanation: Losses are 6.25 and 2.25. Denominator is 1, giving slope -4.</w:t>
+      <w:pPr>
+        <w:pStyle w:val="Heading3"/>
+      </w:pPr>
+      <w:r>
+        <w:t>Supported practice answer</w:t>
       </w:r>
     </w:p>
     <w:p>
-      <w:r>
-        <w:t>Check every learner before discussion: Use the worked case for Slopes and local change. Proposed explanation: “Divide by the step only”. Decide whether this explanation is supported. Point to the step or supplied fact that decides; explain your repair if needed.</w:t>
+      <w:pPr>
+        <w:spacing w:line="336" w:lineRule="auto" w:after="180"/>
+        <w:shd w:fill="F1F6FC"/>
+      </w:pPr>
+      <w:r>
+        <w:rPr>
+          <w:b w:val="0"/>
+        </w:rPr>
+        <w:t xml:space="preserve">Reasoned practice answer: Teacher explanation: Losses are 6.25 and 2.25. Denominator is 1, giving </w:t>
+      </w:r>
+      <w:r>
+        <w:rPr>
+          <w:b/>
+        </w:rPr>
+        <w:t>slope</w:t>
+      </w:r>
+      <w:r>
+        <w:rPr>
+          <w:b w:val="0"/>
+        </w:rPr>
+        <w:t xml:space="preserve"> -4.</w:t>
       </w:r>
     </w:p>
     <w:p>
-      <w:r>
-        <w:t>Misconception repair: A symmetric comparison spans from centre minus step to centre plus step, a width of twice the step.</w:t>
+      <w:pPr>
+        <w:spacing w:line="336" w:lineRule="auto" w:after="180"/>
+      </w:pPr>
+      <w:r>
+        <w:rPr>
+          <w:b w:val="0"/>
+        </w:rPr>
+        <w:t xml:space="preserve">Check every learner before discussion: Use the worked case for </w:t>
+      </w:r>
+      <w:r>
+        <w:rPr>
+          <w:b/>
+        </w:rPr>
+        <w:t>Slope</w:t>
+      </w:r>
+      <w:r>
+        <w:rPr>
+          <w:b w:val="0"/>
+        </w:rPr>
+        <w:t xml:space="preserve">s and </w:t>
+      </w:r>
+      <w:r>
+        <w:rPr>
+          <w:b/>
+        </w:rPr>
+        <w:t>local change</w:t>
+      </w:r>
+      <w:r>
+        <w:rPr>
+          <w:b w:val="0"/>
+        </w:rPr>
+        <w:t>. Proposed explanation: “Divide by the step only”. Decide whether this explanation is supported.</w:t>
       </w:r>
     </w:p>
     <w:p>
-      <w:r>
-        <w:t>Support: read the exact case aloud, enlarge the labelled picture, supply input cards and model only the first deciding step. Accept a spoken explanation or drawing; retain the reasoning goal.</w:t>
+      <w:pPr>
+        <w:spacing w:line="336" w:lineRule="auto" w:after="180"/>
+      </w:pPr>
+      <w:r>
+        <w:rPr>
+          <w:b w:val="0"/>
+        </w:rPr>
+        <w:t>Point to the step or supplied fact that decides; explain your repair if needed.</w:t>
       </w:r>
     </w:p>
     <w:p>
-      <w:r>
-        <w:t>Extension: Move from 0 all the way to5. Require a prediction and a reason before comparing. Expected result: Loss becomes9, exceeding the starting4. Reason: A negative local slope suggests increasing a locally, not that every positive jump decreases loss.</w:t>
+      <w:pPr>
+        <w:pStyle w:val="Heading3"/>
+      </w:pPr>
+      <w:r>
+        <w:t>Repair the misconception</w:t>
       </w:r>
     </w:p>
     <w:p>
-      <w:r>
+      <w:pPr>
+        <w:spacing w:line="336" w:lineRule="auto" w:after="180"/>
+        <w:shd w:fill="FFF5E6"/>
+      </w:pPr>
+      <w:r>
+        <w:rPr>
+          <w:b w:val="0"/>
+        </w:rPr>
+        <w:t>Misconception repair: A symmetric comparison spans from centre minus step to centre plus step, a width of twice the step.</w:t>
+      </w:r>
+    </w:p>
+    <w:p>
+      <w:pPr>
+        <w:pStyle w:val="Heading3"/>
+      </w:pPr>
+      <w:r>
+        <w:t>Support without giving away the answer</w:t>
+      </w:r>
+    </w:p>
+    <w:p>
+      <w:pPr>
+        <w:spacing w:line="336" w:lineRule="auto" w:after="180"/>
+        <w:shd w:fill="F1F6F8"/>
+      </w:pPr>
+      <w:r>
+        <w:rPr>
+          <w:b w:val="0"/>
+        </w:rPr>
+        <w:t xml:space="preserve">Support: read the exact case aloud, enlarge the labelled picture, supply </w:t>
+      </w:r>
+      <w:r>
+        <w:rPr>
+          <w:b/>
+        </w:rPr>
+        <w:t>input</w:t>
+      </w:r>
+      <w:r>
+        <w:rPr>
+          <w:b w:val="0"/>
+        </w:rPr>
+        <w:t xml:space="preserve"> cards and model only the first deciding step. Accept a spoken explanation or drawing; retain the reasoning goal.</w:t>
+      </w:r>
+    </w:p>
+    <w:p>
+      <w:pPr>
+        <w:pStyle w:val="Heading3"/>
+      </w:pPr>
+      <w:r>
+        <w:t>Extend the reasoning</w:t>
+      </w:r>
+    </w:p>
+    <w:p>
+      <w:pPr>
+        <w:spacing w:line="336" w:lineRule="auto" w:after="180"/>
+        <w:shd w:fill="F5F1FB"/>
+      </w:pPr>
+      <w:r>
+        <w:rPr>
+          <w:b w:val="0"/>
+        </w:rPr>
+        <w:t xml:space="preserve">Extension: Move from 0 all the way to5. Require a </w:t>
+      </w:r>
+      <w:r>
+        <w:rPr>
+          <w:b/>
+        </w:rPr>
+        <w:t>prediction</w:t>
+      </w:r>
+      <w:r>
+        <w:rPr>
+          <w:b w:val="0"/>
+        </w:rPr>
+        <w:t xml:space="preserve"> and a reason before comparing. Expected result: Loss becomes9, exceeding the starting4.</w:t>
+      </w:r>
+    </w:p>
+    <w:p>
+      <w:pPr>
+        <w:spacing w:line="336" w:lineRule="auto" w:after="180"/>
+        <w:shd w:fill="F5F1FB"/>
+      </w:pPr>
+      <w:r>
+        <w:rPr>
+          <w:b w:val="0"/>
+        </w:rPr>
+        <w:t xml:space="preserve">Reason: A negative local </w:t>
+      </w:r>
+      <w:r>
+        <w:rPr>
+          <w:b/>
+        </w:rPr>
+        <w:t>slope</w:t>
+      </w:r>
+      <w:r>
+        <w:rPr>
+          <w:b w:val="0"/>
+        </w:rPr>
+        <w:t xml:space="preserve"> suggests increasing a locally, not that every positive jump decreases loss.</w:t>
+      </w:r>
+    </w:p>
+    <w:p>
+      <w:pPr>
+        <w:pStyle w:val="Heading3"/>
+      </w:pPr>
+      <w:r>
+        <w:t>Protect the independent attempt</w:t>
+      </w:r>
+    </w:p>
+    <w:p>
+      <w:pPr>
+        <w:spacing w:line="336" w:lineRule="auto" w:after="180"/>
+        <w:shd w:fill="FFF5E6"/>
+      </w:pPr>
+      <w:r>
+        <w:rPr>
+          <w:b w:val="0"/>
+        </w:rPr>
         <w:t>Independent assessment: withhold the reserved answer until the learner has attempted the new case. Record support separately from correctness.</w:t>
       </w:r>
     </w:p>
@@ -2579,46 +4495,1062 @@
       </w:tr>
     </w:tbl>
     <w:p>
-      <w:r>
-        <w:t>Project checkpoint: Make a transparent first version. Keep a trace of how one input becomes an output; explain the rule or learned component.</w:t>
+      <w:pPr>
+        <w:pStyle w:val="Heading3"/>
+      </w:pPr>
+      <w:r>
+        <w:t>Project checkpoint</w:t>
       </w:r>
     </w:p>
     <w:p>
-      <w:r>
-        <w:t>Use the weekly teacher answer for topic-specific reasoning. A saved progress tick is an activity record; judge mastery from the learner’s explanation and evidence.</w:t>
+      <w:pPr>
+        <w:spacing w:line="336" w:lineRule="auto" w:after="180"/>
+        <w:shd w:fill="EDF7F3"/>
+      </w:pPr>
+      <w:r>
+        <w:rPr>
+          <w:b w:val="0"/>
+        </w:rPr>
+        <w:t xml:space="preserve">Project checkpoint: Make a transparent first version. Keep a trace of how one </w:t>
+      </w:r>
+      <w:r>
+        <w:rPr>
+          <w:b/>
+        </w:rPr>
+        <w:t>input</w:t>
+      </w:r>
+      <w:r>
+        <w:rPr>
+          <w:b w:val="0"/>
+        </w:rPr>
+        <w:t xml:space="preserve"> becomes an </w:t>
+      </w:r>
+      <w:r>
+        <w:rPr>
+          <w:b/>
+        </w:rPr>
+        <w:t>output</w:t>
+      </w:r>
+      <w:r>
+        <w:rPr>
+          <w:b w:val="0"/>
+        </w:rPr>
+        <w:t>; explain the rule or learned component.</w:t>
       </w:r>
     </w:p>
     <w:p>
       <w:pPr>
-        <w:pStyle w:val="Heading1"/>
-      </w:pPr>
-      <w:r>
-        <w:t>08. Use feedback, labs and repair paths</w:t>
+        <w:spacing w:line="336" w:lineRule="auto" w:after="180"/>
+      </w:pPr>
+      <w:r>
+        <w:rPr>
+          <w:b w:val="0"/>
+        </w:rPr>
+        <w:t xml:space="preserve">Use the weekly teacher answer for topic-specific reasoning. A saved progress tick is an activity record; judge mastery from the learner’s explanation and </w:t>
+      </w:r>
+      <w:r>
+        <w:rPr>
+          <w:b/>
+        </w:rPr>
+        <w:t>evidence</w:t>
+      </w:r>
+      <w:r>
+        <w:rPr>
+          <w:b w:val="0"/>
+        </w:rPr>
+        <w:t>.</w:t>
       </w:r>
     </w:p>
     <w:p>
-      <w:r>
-        <w:t>Use the two formative questions as supported practice, not as independent mastery scores. Discuss the deciding evidence rather than accepting a guessed selection.</w:t>
+      <w:pPr>
+        <w:pStyle w:val="Heading1"/>
+      </w:pPr>
+      <w:r>
+        <w:t>08. Use feedback, labs and repair paths</w:t>
       </w:r>
     </w:p>
     <w:p>
       <w:r>
-        <w:t>The feedback comes from the reviewed public worked case. Do not reveal the separately reserved independent teacher answer until the learner has attempted that case.</w:t>
+        <w:t>Use feedback, earlier review and portfolios purposefully. Apply the coding routine only when this lesson has an executable lab.</w:t>
       </w:r>
     </w:p>
     <w:p>
-      <w:r>
-        <w:t>Ask students to predict before running code. Preserve errors and actual outputs; collect a changed test and an explanation. The branch-boundary and indexing lessons deliberately include failure cases.</w:t>
+      <w:pPr>
+        <w:spacing w:line="336" w:lineRule="auto" w:after="180"/>
+      </w:pPr>
+      <w:r>
+        <w:rPr>
+          <w:b w:val="0"/>
+        </w:rPr>
+        <w:t xml:space="preserve">Use the two formative questions as supported practice, not as independent mastery scores. Discuss the deciding </w:t>
+      </w:r>
+      <w:r>
+        <w:rPr>
+          <w:b/>
+        </w:rPr>
+        <w:t>evidence</w:t>
+      </w:r>
+      <w:r>
+        <w:rPr>
+          <w:b w:val="0"/>
+        </w:rPr>
+        <w:t xml:space="preserve"> rather than accepting a guessed selection.</w:t>
       </w:r>
     </w:p>
     <w:p>
-      <w:r>
-        <w:t>Use the earlier worked-explanation links to address a specific missing building block, then return to the current question. Adapt this suggestion after observing the learner; it is not an automatic diagnosis.</w:t>
+      <w:pPr>
+        <w:spacing w:line="336" w:lineRule="auto" w:after="180"/>
+      </w:pPr>
+      <w:r>
+        <w:rPr>
+          <w:b w:val="0"/>
+        </w:rPr>
+        <w:t>The feedback comes from the reviewed public worked case. Do not reveal the separately reserved independent teacher answer until the learner has attempted that case.</w:t>
       </w:r>
     </w:p>
     <w:p>
-      <w:r>
-        <w:t>Collect the completed-work portfolio as evidence. Record support separately from correctness, and assess explanation, trace/test and limitations. Progress ticks and quiz selections alone do not establish mastery.</w:t>
+      <w:pPr>
+        <w:spacing w:line="336" w:lineRule="auto" w:after="180"/>
+      </w:pPr>
+      <w:r>
+        <w:rPr>
+          <w:b w:val="0"/>
+        </w:rPr>
+        <w:t xml:space="preserve">Ask students to predict before running code. Preserve errors and actual </w:t>
+      </w:r>
+      <w:r>
+        <w:rPr>
+          <w:b/>
+        </w:rPr>
+        <w:t>output</w:t>
+      </w:r>
+      <w:r>
+        <w:rPr>
+          <w:b w:val="0"/>
+        </w:rPr>
+        <w:t>s; collect a changed test and an explanation. The branch-boundary and indexing lessons deliberately include failure cases.</w:t>
+      </w:r>
+    </w:p>
+    <w:p>
+      <w:pPr>
+        <w:spacing w:line="336" w:lineRule="auto" w:after="180"/>
+      </w:pPr>
+      <w:r>
+        <w:rPr>
+          <w:b w:val="0"/>
+        </w:rPr>
+        <w:t>Use the earlier worked-explanation links to address a specific missing building block, then return to the current question. Adapt this suggestion after observing the learner; it is not an automatic diagnosis.</w:t>
+      </w:r>
+    </w:p>
+    <w:p>
+      <w:pPr>
+        <w:spacing w:line="336" w:lineRule="auto" w:after="180"/>
+      </w:pPr>
+      <w:r>
+        <w:rPr>
+          <w:b w:val="0"/>
+        </w:rPr>
+        <w:t xml:space="preserve">Collect the completed-work portfolio as </w:t>
+      </w:r>
+      <w:r>
+        <w:rPr>
+          <w:b/>
+        </w:rPr>
+        <w:t>evidence</w:t>
+      </w:r>
+      <w:r>
+        <w:rPr>
+          <w:b w:val="0"/>
+        </w:rPr>
+        <w:t>. Record support separately from correctness, and assess explanation, trace/test and limitations. Progress ticks and quiz selections alone do not establish mastery.</w:t>
+      </w:r>
+    </w:p>
+    <w:p>
+      <w:pPr>
+        <w:pStyle w:val="Heading1"/>
+      </w:pPr>
+      <w:r>
+        <w:t>09. Visual concept journey</w:t>
+      </w:r>
+    </w:p>
+    <w:p>
+      <w:r>
+        <w:t>Show one Slopes and local change graphic at a time, request a prediction and discuss its trace before the independent assessment.</w:t>
+      </w:r>
+    </w:p>
+    <w:p>
+      <w:pPr>
+        <w:spacing w:line="336" w:lineRule="auto" w:after="180"/>
+      </w:pPr>
+      <w:r>
+        <w:rPr>
+          <w:b w:val="0"/>
+        </w:rPr>
+        <w:t xml:space="preserve">Use one picture at a time. Hide a worked result before asking for a </w:t>
+      </w:r>
+      <w:r>
+        <w:rPr>
+          <w:b/>
+        </w:rPr>
+        <w:t>prediction</w:t>
+      </w:r>
+      <w:r>
+        <w:rPr>
+          <w:b w:val="0"/>
+        </w:rPr>
+        <w:t>, then reveal it for feedback. These are supported teaching cases; retain the separate independent assessment for a fresh first attempt.</w:t>
+      </w:r>
+    </w:p>
+    <w:p>
+      <w:pPr>
+        <w:pStyle w:val="Heading3"/>
+      </w:pPr>
+      <w:r>
+        <w:t>01. Slopes and local change: the case</w:t>
+      </w:r>
+    </w:p>
+    <w:p>
+      <w:r>
+        <w:drawing>
+          <wp:inline xmlns:a="http://schemas.openxmlformats.org/drawingml/2006/main" xmlns:pic="http://schemas.openxmlformats.org/drawingml/2006/picture">
+            <wp:extent cx="5486400" cy="2840736"/>
+            <wp:docPr id="2" name="Picture 2" descr="Use a local slope to propose a small move rather than claiming every move helps. Supplied facts: Toy loss J(a)=(a-2)². At a = 0, use symmetric step 0.5. All inputs and outcomes in this worked example are invented classroom data; no real model run is claimed."/>
+            <wp:cNvGraphicFramePr>
+              <a:graphicFrameLocks noChangeAspect="1"/>
+            </wp:cNvGraphicFramePr>
+            <a:graphic>
+              <a:graphicData uri="http://schemas.openxmlformats.org/drawingml/2006/picture">
+                <pic:pic>
+                  <pic:nvPicPr>
+                    <pic:cNvPr id="0" name="academy-story-ai-5-9-01.png"/>
+                    <pic:cNvPicPr/>
+                  </pic:nvPicPr>
+                  <pic:blipFill>
+                    <a:blip r:embed="rId10"/>
+                    <a:stretch>
+                      <a:fillRect/>
+                    </a:stretch>
+                  </pic:blipFill>
+                  <pic:spPr>
+                    <a:xfrm>
+                      <a:off x="0" y="0"/>
+                      <a:ext cx="5486400" cy="2840736"/>
+                    </a:xfrm>
+                    <a:prstGeom prst="rect"/>
+                  </pic:spPr>
+                </pic:pic>
+              </a:graphicData>
+            </a:graphic>
+          </wp:inline>
+        </w:drawing>
+      </w:r>
+    </w:p>
+    <w:p>
+      <w:pPr>
+        <w:spacing w:line="336" w:lineRule="auto" w:after="180"/>
+      </w:pPr>
+      <w:r>
+        <w:rPr>
+          <w:b w:val="0"/>
+        </w:rPr>
+        <w:t xml:space="preserve">Use a local </w:t>
+      </w:r>
+      <w:r>
+        <w:rPr>
+          <w:b/>
+        </w:rPr>
+        <w:t>slope</w:t>
+      </w:r>
+      <w:r>
+        <w:rPr>
+          <w:b w:val="0"/>
+        </w:rPr>
+        <w:t xml:space="preserve"> to propose a small move rather than claiming every move helps. Supplied facts: Toy loss J(a)=(a-2)². At a = 0, use symmetric step 0.5.</w:t>
+      </w:r>
+    </w:p>
+    <w:p>
+      <w:pPr>
+        <w:spacing w:line="336" w:lineRule="auto" w:after="180"/>
+      </w:pPr>
+      <w:r>
+        <w:rPr>
+          <w:b w:val="0"/>
+        </w:rPr>
+        <w:t xml:space="preserve">All </w:t>
+      </w:r>
+      <w:r>
+        <w:rPr>
+          <w:b/>
+        </w:rPr>
+        <w:t>input</w:t>
+      </w:r>
+      <w:r>
+        <w:rPr>
+          <w:b w:val="0"/>
+        </w:rPr>
+        <w:t>s and outcomes in this worked example are invented classroom data; no real model run is claimed.</w:t>
+      </w:r>
+    </w:p>
+    <w:p>
+      <w:pPr>
+        <w:spacing w:line="336" w:lineRule="auto" w:after="180"/>
+        <w:shd w:fill="F5F1FB"/>
+      </w:pPr>
+      <w:r>
+        <w:rPr>
+          <w:b w:val="0"/>
+        </w:rPr>
+        <w:t>Point to the given fact that matters most. Explain why it matters.</w:t>
+      </w:r>
+    </w:p>
+    <w:p>
+      <w:pPr>
+        <w:pStyle w:val="Heading3"/>
+      </w:pPr>
+      <w:r>
+        <w:t>Discuss while showing the picture</w:t>
+      </w:r>
+    </w:p>
+    <w:p>
+      <w:pPr>
+        <w:spacing w:line="336" w:lineRule="auto" w:after="180"/>
+        <w:shd w:fill="F1F6F8"/>
+      </w:pPr>
+      <w:r>
+        <w:rPr>
+          <w:b w:val="0"/>
+        </w:rPr>
+        <w:t>Teacher prompt: Point to the given fact that matters most. Explain why it matters. Ask learners to describe one label or arrow in ordinary words. Use the adjacent transcript if the image is difficult to see.</w:t>
+      </w:r>
+    </w:p>
+    <w:p>
+      <w:pPr>
+        <w:pStyle w:val="Heading3"/>
+      </w:pPr>
+      <w:r>
+        <w:t>02. Follow the deciding steps</w:t>
+      </w:r>
+    </w:p>
+    <w:p>
+      <w:r>
+        <w:drawing>
+          <wp:inline xmlns:a="http://schemas.openxmlformats.org/drawingml/2006/main" xmlns:pic="http://schemas.openxmlformats.org/drawingml/2006/picture">
+            <wp:extent cx="5486400" cy="3182112"/>
+            <wp:docPr id="3" name="Picture 3" descr="Evaluate nearby points: J(0.5)=2.25 and J(-0.5)=6.25. → Estimate slope: Slope=(2.25-6.25)/(0.5-(-0.5))=-4. → Check small move: Move to a = 0.25: loss 3.0625, below starting loss 4."/>
+            <wp:cNvGraphicFramePr>
+              <a:graphicFrameLocks noChangeAspect="1"/>
+            </wp:cNvGraphicFramePr>
+            <a:graphic>
+              <a:graphicData uri="http://schemas.openxmlformats.org/drawingml/2006/picture">
+                <pic:pic>
+                  <pic:nvPicPr>
+                    <pic:cNvPr id="0" name="academy-story-ai-5-9-02.png"/>
+                    <pic:cNvPicPr/>
+                  </pic:nvPicPr>
+                  <pic:blipFill>
+                    <a:blip r:embed="rId11"/>
+                    <a:stretch>
+                      <a:fillRect/>
+                    </a:stretch>
+                  </pic:blipFill>
+                  <pic:spPr>
+                    <a:xfrm>
+                      <a:off x="0" y="0"/>
+                      <a:ext cx="5486400" cy="3182112"/>
+                    </a:xfrm>
+                    <a:prstGeom prst="rect"/>
+                  </pic:spPr>
+                </pic:pic>
+              </a:graphicData>
+            </a:graphic>
+          </wp:inline>
+        </w:drawing>
+      </w:r>
+    </w:p>
+    <w:p>
+      <w:pPr>
+        <w:spacing w:line="336" w:lineRule="auto" w:after="180"/>
+      </w:pPr>
+      <w:r>
+        <w:rPr>
+          <w:b w:val="0"/>
+        </w:rPr>
+        <w:t xml:space="preserve">Evaluate nearby points: J(0.5)=2.25 and J(-0.5)=6.25. → Estimate </w:t>
+      </w:r>
+      <w:r>
+        <w:rPr>
+          <w:b/>
+        </w:rPr>
+        <w:t>slope</w:t>
+      </w:r>
+      <w:r>
+        <w:rPr>
+          <w:b w:val="0"/>
+        </w:rPr>
+        <w:t xml:space="preserve">: </w:t>
+      </w:r>
+      <w:r>
+        <w:rPr>
+          <w:b/>
+        </w:rPr>
+        <w:t>Slope</w:t>
+      </w:r>
+      <w:r>
+        <w:rPr>
+          <w:b w:val="0"/>
+        </w:rPr>
+        <w:t>=(2.25-6.25)/(0.5-(-0.5))=-4. → Check small move: Move to a = 0.25: loss 3.0625, below starting loss 4.</w:t>
+      </w:r>
+    </w:p>
+    <w:p>
+      <w:pPr>
+        <w:spacing w:line="336" w:lineRule="auto" w:after="180"/>
+        <w:shd w:fill="F5F1FB"/>
+      </w:pPr>
+      <w:r>
+        <w:rPr>
+          <w:b w:val="0"/>
+        </w:rPr>
+        <w:t xml:space="preserve">Point to each numbered stage and explain which recorded </w:t>
+      </w:r>
+      <w:r>
+        <w:rPr>
+          <w:b/>
+        </w:rPr>
+        <w:t>input</w:t>
+      </w:r>
+      <w:r>
+        <w:rPr>
+          <w:b w:val="0"/>
+        </w:rPr>
+        <w:t xml:space="preserve"> it uses.</w:t>
+      </w:r>
+    </w:p>
+    <w:p>
+      <w:pPr>
+        <w:pStyle w:val="Heading3"/>
+      </w:pPr>
+      <w:r>
+        <w:t>Discuss while showing the picture</w:t>
+      </w:r>
+    </w:p>
+    <w:p>
+      <w:pPr>
+        <w:spacing w:line="336" w:lineRule="auto" w:after="180"/>
+        <w:shd w:fill="F1F6F8"/>
+      </w:pPr>
+      <w:r>
+        <w:rPr>
+          <w:b w:val="0"/>
+        </w:rPr>
+        <w:t xml:space="preserve">Teacher prompt: Point to each numbered stage and explain which recorded </w:t>
+      </w:r>
+      <w:r>
+        <w:rPr>
+          <w:b/>
+        </w:rPr>
+        <w:t>input</w:t>
+      </w:r>
+      <w:r>
+        <w:rPr>
+          <w:b w:val="0"/>
+        </w:rPr>
+        <w:t xml:space="preserve"> it uses. Ask learners to describe one label or arrow in ordinary words. Use the adjacent transcript if the image is difficult to see.</w:t>
+      </w:r>
+    </w:p>
+    <w:p>
+      <w:pPr>
+        <w:pStyle w:val="Heading3"/>
+      </w:pPr>
+      <w:r>
+        <w:t>03. Compare slope clues on the same loss curve</w:t>
+      </w:r>
+    </w:p>
+    <w:p>
+      <w:r>
+        <w:drawing>
+          <wp:inline xmlns:a="http://schemas.openxmlformats.org/drawingml/2006/main" xmlns:pic="http://schemas.openxmlformats.org/drawingml/2006/picture">
+            <wp:extent cx="5486400" cy="2834640"/>
+            <wp:docPr id="4" name="Picture 4" descr="Compare slope clues on the same loss curve. 1 | -2 | Increase w a little. 2 | 0 | No first order direction. 3 | 2 | Decrease w a little"/>
+            <wp:cNvGraphicFramePr>
+              <a:graphicFrameLocks noChangeAspect="1"/>
+            </wp:cNvGraphicFramePr>
+            <a:graphic>
+              <a:graphicData uri="http://schemas.openxmlformats.org/drawingml/2006/picture">
+                <pic:pic>
+                  <pic:nvPicPr>
+                    <pic:cNvPr id="0" name="academy-story-ai-5-9-03.png"/>
+                    <pic:cNvPicPr/>
+                  </pic:nvPicPr>
+                  <pic:blipFill>
+                    <a:blip r:embed="rId12"/>
+                    <a:stretch>
+                      <a:fillRect/>
+                    </a:stretch>
+                  </pic:blipFill>
+                  <pic:spPr>
+                    <a:xfrm>
+                      <a:off x="0" y="0"/>
+                      <a:ext cx="5486400" cy="2834640"/>
+                    </a:xfrm>
+                    <a:prstGeom prst="rect"/>
+                  </pic:spPr>
+                </pic:pic>
+              </a:graphicData>
+            </a:graphic>
+          </wp:inline>
+        </w:drawing>
+      </w:r>
+    </w:p>
+    <w:p>
+      <w:pPr>
+        <w:spacing w:line="336" w:lineRule="auto" w:after="180"/>
+      </w:pPr>
+      <w:r>
+        <w:rPr>
+          <w:b w:val="0"/>
+        </w:rPr>
+        <w:t xml:space="preserve">Compare </w:t>
+      </w:r>
+      <w:r>
+        <w:rPr>
+          <w:b/>
+        </w:rPr>
+        <w:t>slope</w:t>
+      </w:r>
+      <w:r>
+        <w:rPr>
+          <w:b w:val="0"/>
+        </w:rPr>
+        <w:t xml:space="preserve"> clues on the same loss curve. 1 | -2 | Increase w a little. 2 | 0 | No first order direction. 3 | 2 | Decrease w a little</w:t>
+      </w:r>
+    </w:p>
+    <w:p>
+      <w:pPr>
+        <w:spacing w:line="336" w:lineRule="auto" w:after="180"/>
+        <w:shd w:fill="F5F1FB"/>
+      </w:pPr>
+      <w:r>
+        <w:rPr>
+          <w:b w:val="0"/>
+        </w:rPr>
+        <w:t>Read the labels and values. Explain the relationship the model shows.</w:t>
+      </w:r>
+    </w:p>
+    <w:p>
+      <w:pPr>
+        <w:pStyle w:val="Heading3"/>
+      </w:pPr>
+      <w:r>
+        <w:t>Discuss while showing the picture</w:t>
+      </w:r>
+    </w:p>
+    <w:p>
+      <w:pPr>
+        <w:spacing w:line="336" w:lineRule="auto" w:after="180"/>
+        <w:shd w:fill="F1F6F8"/>
+      </w:pPr>
+      <w:r>
+        <w:rPr>
+          <w:b w:val="0"/>
+        </w:rPr>
+        <w:t>Teacher prompt: Read the labels and values. Explain the relationship the model shows. Ask learners to describe one label or arrow in ordinary words. Use the adjacent transcript if the image is difficult to see.</w:t>
+      </w:r>
+    </w:p>
+    <w:p>
+      <w:pPr>
+        <w:pStyle w:val="Heading3"/>
+      </w:pPr>
+      <w:r>
+        <w:t>04. Change one thing. Trace what follows.</w:t>
+      </w:r>
+    </w:p>
+    <w:p>
+      <w:r>
+        <w:drawing>
+          <wp:inline xmlns:a="http://schemas.openxmlformats.org/drawingml/2006/main" xmlns:pic="http://schemas.openxmlformats.org/drawingml/2006/picture">
+            <wp:extent cx="5486400" cy="3179064"/>
+            <wp:docPr id="5" name="Picture 5" descr="Original case: Move to a = 0.25: loss 3.0625, below starting loss 4. Changed condition: Move from 0 all the way to5. Expected result: Loss becomes9, exceeding the starting4. Reason: A negative local slope suggests increasing a locally, not that every positive jump decreases loss."/>
+            <wp:cNvGraphicFramePr>
+              <a:graphicFrameLocks noChangeAspect="1"/>
+            </wp:cNvGraphicFramePr>
+            <a:graphic>
+              <a:graphicData uri="http://schemas.openxmlformats.org/drawingml/2006/picture">
+                <pic:pic>
+                  <pic:nvPicPr>
+                    <pic:cNvPr id="0" name="academy-story-ai-5-9-04.png"/>
+                    <pic:cNvPicPr/>
+                  </pic:nvPicPr>
+                  <pic:blipFill>
+                    <a:blip r:embed="rId13"/>
+                    <a:stretch>
+                      <a:fillRect/>
+                    </a:stretch>
+                  </pic:blipFill>
+                  <pic:spPr>
+                    <a:xfrm>
+                      <a:off x="0" y="0"/>
+                      <a:ext cx="5486400" cy="3179064"/>
+                    </a:xfrm>
+                    <a:prstGeom prst="rect"/>
+                  </pic:spPr>
+                </pic:pic>
+              </a:graphicData>
+            </a:graphic>
+          </wp:inline>
+        </w:drawing>
+      </w:r>
+    </w:p>
+    <w:p>
+      <w:pPr>
+        <w:spacing w:line="336" w:lineRule="auto" w:after="180"/>
+      </w:pPr>
+      <w:r>
+        <w:rPr>
+          <w:b w:val="0"/>
+        </w:rPr>
+        <w:t>Original case: Move to a = 0.25: loss 3.0625, below starting loss 4. Changed condition: Move from 0 all the way to5. Expected result: Loss becomes9, exceeding the starting4.</w:t>
+      </w:r>
+    </w:p>
+    <w:p>
+      <w:pPr>
+        <w:spacing w:line="336" w:lineRule="auto" w:after="180"/>
+      </w:pPr>
+      <w:r>
+        <w:rPr>
+          <w:b w:val="0"/>
+        </w:rPr>
+        <w:t xml:space="preserve">Reason: A negative local </w:t>
+      </w:r>
+      <w:r>
+        <w:rPr>
+          <w:b/>
+        </w:rPr>
+        <w:t>slope</w:t>
+      </w:r>
+      <w:r>
+        <w:rPr>
+          <w:b w:val="0"/>
+        </w:rPr>
+        <w:t xml:space="preserve"> suggests increasing a locally, not that every positive jump decreases loss.</w:t>
+      </w:r>
+    </w:p>
+    <w:p>
+      <w:pPr>
+        <w:spacing w:line="336" w:lineRule="auto" w:after="180"/>
+        <w:shd w:fill="F5F1FB"/>
+      </w:pPr>
+      <w:r>
+        <w:rPr>
+          <w:b w:val="0"/>
+        </w:rPr>
+        <w:t>Predict before checking the worked changed-case result. Name what changed and what the supplied facts allow you to conclude.</w:t>
+      </w:r>
+    </w:p>
+    <w:p>
+      <w:pPr>
+        <w:pStyle w:val="Heading3"/>
+      </w:pPr>
+      <w:r>
+        <w:t>Discuss while showing the picture</w:t>
+      </w:r>
+    </w:p>
+    <w:p>
+      <w:pPr>
+        <w:spacing w:line="336" w:lineRule="auto" w:after="180"/>
+        <w:shd w:fill="F1F6F8"/>
+      </w:pPr>
+      <w:r>
+        <w:rPr>
+          <w:b w:val="0"/>
+        </w:rPr>
+        <w:t>Teacher prompt: Predict before checking the worked changed-case result. Name what changed and what the supplied facts allow you to conclude. Ask learners to describe one label or arrow in ordinary words.</w:t>
+      </w:r>
+    </w:p>
+    <w:p>
+      <w:pPr>
+        <w:spacing w:line="336" w:lineRule="auto" w:after="180"/>
+        <w:shd w:fill="F1F6F8"/>
+      </w:pPr>
+      <w:r>
+        <w:rPr>
+          <w:b w:val="0"/>
+        </w:rPr>
+        <w:t xml:space="preserve">Use the adjacent transcript if the image is difficult to see. Changed-case reasoning: A negative local </w:t>
+      </w:r>
+      <w:r>
+        <w:rPr>
+          <w:b/>
+        </w:rPr>
+        <w:t>slope</w:t>
+      </w:r>
+      <w:r>
+        <w:rPr>
+          <w:b w:val="0"/>
+        </w:rPr>
+        <w:t xml:space="preserve"> suggests increasing a locally, not that every positive jump decreases loss.</w:t>
+      </w:r>
+    </w:p>
+    <w:p>
+      <w:pPr>
+        <w:pStyle w:val="Heading3"/>
+      </w:pPr>
+      <w:r>
+        <w:t>05. Connect the explanation to its limit</w:t>
+      </w:r>
+    </w:p>
+    <w:p>
+      <w:r>
+        <w:drawing>
+          <wp:inline xmlns:a="http://schemas.openxmlformats.org/drawingml/2006/main" xmlns:pic="http://schemas.openxmlformats.org/drawingml/2006/picture">
+            <wp:extent cx="5486400" cy="2834640"/>
+            <wp:docPr id="6" name="Picture 6" descr="A slope describes how the loss changes near the current parameter. The symmetric calculation compares equal small moves on either side. Its negative result suggests a small increase may help at zero. It does not promise every increase helps: jumping to five passes the optimum at two and produces a larger loss. Check the new loss after each proposed step. Limit: A finite difference approximates local change; numerical precision and nonsmooth points need care in more complex objectives."/>
+            <wp:cNvGraphicFramePr>
+              <a:graphicFrameLocks noChangeAspect="1"/>
+            </wp:cNvGraphicFramePr>
+            <a:graphic>
+              <a:graphicData uri="http://schemas.openxmlformats.org/drawingml/2006/picture">
+                <pic:pic>
+                  <pic:nvPicPr>
+                    <pic:cNvPr id="0" name="academy-story-ai-5-9-05.png"/>
+                    <pic:cNvPicPr/>
+                  </pic:nvPicPr>
+                  <pic:blipFill>
+                    <a:blip r:embed="rId14"/>
+                    <a:stretch>
+                      <a:fillRect/>
+                    </a:stretch>
+                  </pic:blipFill>
+                  <pic:spPr>
+                    <a:xfrm>
+                      <a:off x="0" y="0"/>
+                      <a:ext cx="5486400" cy="2834640"/>
+                    </a:xfrm>
+                    <a:prstGeom prst="rect"/>
+                  </pic:spPr>
+                </pic:pic>
+              </a:graphicData>
+            </a:graphic>
+          </wp:inline>
+        </w:drawing>
+      </w:r>
+    </w:p>
+    <w:p>
+      <w:pPr>
+        <w:spacing w:line="336" w:lineRule="auto" w:after="180"/>
+      </w:pPr>
+      <w:r>
+        <w:rPr>
+          <w:b w:val="0"/>
+        </w:rPr>
+        <w:t xml:space="preserve">A </w:t>
+      </w:r>
+      <w:r>
+        <w:rPr>
+          <w:b/>
+        </w:rPr>
+        <w:t>slope</w:t>
+      </w:r>
+      <w:r>
+        <w:rPr>
+          <w:b w:val="0"/>
+        </w:rPr>
+        <w:t xml:space="preserve"> describes how the loss changes near the current parameter. The symmetric calculation compares equal small moves on either side. Its negative result suggests a small increase may help at zero.</w:t>
+      </w:r>
+    </w:p>
+    <w:p>
+      <w:pPr>
+        <w:spacing w:line="336" w:lineRule="auto" w:after="180"/>
+      </w:pPr>
+      <w:r>
+        <w:rPr>
+          <w:b w:val="0"/>
+        </w:rPr>
+        <w:t>It does not promise every increase helps: jumping to five passes the optimum at two and produces a larger loss. Check the new loss after each proposed step.</w:t>
+      </w:r>
+    </w:p>
+    <w:p>
+      <w:pPr>
+        <w:spacing w:line="336" w:lineRule="auto" w:after="180"/>
+      </w:pPr>
+      <w:r>
+        <w:rPr>
+          <w:b w:val="0"/>
+        </w:rPr>
+        <w:t xml:space="preserve">Limit: A finite difference approximates </w:t>
+      </w:r>
+      <w:r>
+        <w:rPr>
+          <w:b/>
+        </w:rPr>
+        <w:t>local change</w:t>
+      </w:r>
+      <w:r>
+        <w:rPr>
+          <w:b w:val="0"/>
+        </w:rPr>
+        <w:t>; numerical precision and nonsmooth points need care in more complex objectives.</w:t>
+      </w:r>
+    </w:p>
+    <w:p>
+      <w:pPr>
+        <w:spacing w:line="336" w:lineRule="auto" w:after="180"/>
+        <w:shd w:fill="F5F1FB"/>
+      </w:pPr>
+      <w:r>
+        <w:rPr>
+          <w:b w:val="0"/>
+        </w:rPr>
+        <w:t>Explain the case, then point to a limit on the claim.</w:t>
+      </w:r>
+    </w:p>
+    <w:p>
+      <w:pPr>
+        <w:pStyle w:val="Heading3"/>
+      </w:pPr>
+      <w:r>
+        <w:t>Discuss while showing the picture</w:t>
+      </w:r>
+    </w:p>
+    <w:p>
+      <w:pPr>
+        <w:spacing w:line="336" w:lineRule="auto" w:after="180"/>
+        <w:shd w:fill="F1F6F8"/>
+      </w:pPr>
+      <w:r>
+        <w:rPr>
+          <w:b w:val="0"/>
+        </w:rPr>
+        <w:t>Teacher prompt: Explain the case, then point to a limit on the claim. Ask learners to describe one label or arrow in ordinary words. Use the adjacent transcript if the image is difficult to see.</w:t>
+      </w:r>
+    </w:p>
+    <w:p>
+      <w:pPr>
+        <w:spacing w:line="336" w:lineRule="auto" w:after="180"/>
+        <w:shd w:fill="F1F6F8"/>
+      </w:pPr>
+      <w:r>
+        <w:rPr>
+          <w:b w:val="0"/>
+        </w:rPr>
+        <w:t xml:space="preserve">Keep the stated scope: A finite difference approximates </w:t>
+      </w:r>
+      <w:r>
+        <w:rPr>
+          <w:b/>
+        </w:rPr>
+        <w:t>local change</w:t>
+      </w:r>
+      <w:r>
+        <w:rPr>
+          <w:b w:val="0"/>
+        </w:rPr>
+        <w:t>; numerical precision and nonsmooth points need care in more complex objectives.</w:t>
+      </w:r>
+    </w:p>
+    <w:p>
+      <w:pPr>
+        <w:pStyle w:val="Heading3"/>
+      </w:pPr>
+      <w:r>
+        <w:t>06. Make the idea visible in your project</w:t>
+      </w:r>
+    </w:p>
+    <w:p>
+      <w:r>
+        <w:drawing>
+          <wp:inline xmlns:a="http://schemas.openxmlformats.org/drawingml/2006/main" xmlns:pic="http://schemas.openxmlformats.org/drawingml/2006/picture">
+            <wp:extent cx="5486400" cy="3681984"/>
+            <wp:docPr id="7" name="Picture 7" descr="For your Image-pattern Network Investigation, save the input, procedure, observed result and limitation of this check. Label this worked example as practice; use a different, previously unreviewed case when checking independent understanding. Draw your input, deciding step, result and limit. Supported question: Which calculation disproves “any increase helps”? Point to the relevant step in the picture, then write the changed result and the rule or evidence that supports it."/>
+            <wp:cNvGraphicFramePr>
+              <a:graphicFrameLocks noChangeAspect="1"/>
+            </wp:cNvGraphicFramePr>
+            <a:graphic>
+              <a:graphicData uri="http://schemas.openxmlformats.org/drawingml/2006/picture">
+                <pic:pic>
+                  <pic:nvPicPr>
+                    <pic:cNvPr id="0" name="academy-story-ai-5-9-06.png"/>
+                    <pic:cNvPicPr/>
+                  </pic:nvPicPr>
+                  <pic:blipFill>
+                    <a:blip r:embed="rId15"/>
+                    <a:stretch>
+                      <a:fillRect/>
+                    </a:stretch>
+                  </pic:blipFill>
+                  <pic:spPr>
+                    <a:xfrm>
+                      <a:off x="0" y="0"/>
+                      <a:ext cx="5486400" cy="3681984"/>
+                    </a:xfrm>
+                    <a:prstGeom prst="rect"/>
+                  </pic:spPr>
+                </pic:pic>
+              </a:graphicData>
+            </a:graphic>
+          </wp:inline>
+        </w:drawing>
+      </w:r>
+    </w:p>
+    <w:p>
+      <w:pPr>
+        <w:spacing w:line="336" w:lineRule="auto" w:after="180"/>
+      </w:pPr>
+      <w:r>
+        <w:rPr>
+          <w:b w:val="0"/>
+        </w:rPr>
+        <w:t xml:space="preserve">For your Image-pattern Network Investigation, save the </w:t>
+      </w:r>
+      <w:r>
+        <w:rPr>
+          <w:b/>
+        </w:rPr>
+        <w:t>input</w:t>
+      </w:r>
+      <w:r>
+        <w:rPr>
+          <w:b w:val="0"/>
+        </w:rPr>
+        <w:t>, procedure, observed result and limitation of this check.</w:t>
+      </w:r>
+    </w:p>
+    <w:p>
+      <w:pPr>
+        <w:spacing w:line="336" w:lineRule="auto" w:after="180"/>
+      </w:pPr>
+      <w:r>
+        <w:rPr>
+          <w:b w:val="0"/>
+        </w:rPr>
+        <w:t xml:space="preserve">Label this worked example as practice; use a different, previously unreviewed case when checking independent understanding. Draw your </w:t>
+      </w:r>
+      <w:r>
+        <w:rPr>
+          <w:b/>
+        </w:rPr>
+        <w:t>input</w:t>
+      </w:r>
+      <w:r>
+        <w:rPr>
+          <w:b w:val="0"/>
+        </w:rPr>
+        <w:t>, deciding step, result and limit.</w:t>
+      </w:r>
+    </w:p>
+    <w:p>
+      <w:pPr>
+        <w:spacing w:line="336" w:lineRule="auto" w:after="180"/>
+      </w:pPr>
+      <w:r>
+        <w:rPr>
+          <w:b w:val="0"/>
+        </w:rPr>
+        <w:t xml:space="preserve">Supported question: Which calculation disproves “any increase helps”? Point to the relevant step in the picture, then write the changed result and the rule or </w:t>
+      </w:r>
+      <w:r>
+        <w:rPr>
+          <w:b/>
+        </w:rPr>
+        <w:t>evidence</w:t>
+      </w:r>
+      <w:r>
+        <w:rPr>
+          <w:b w:val="0"/>
+        </w:rPr>
+        <w:t xml:space="preserve"> that supports it.</w:t>
+      </w:r>
+    </w:p>
+    <w:p>
+      <w:pPr>
+        <w:spacing w:line="336" w:lineRule="auto" w:after="180"/>
+        <w:shd w:fill="F5F1FB"/>
+      </w:pPr>
+      <w:r>
+        <w:rPr>
+          <w:b w:val="0"/>
+        </w:rPr>
+        <w:t xml:space="preserve">Draw your project trace and justify the deciding step using </w:t>
+      </w:r>
+      <w:r>
+        <w:rPr>
+          <w:b/>
+        </w:rPr>
+        <w:t>evidence</w:t>
+      </w:r>
+      <w:r>
+        <w:rPr>
+          <w:b w:val="0"/>
+        </w:rPr>
+        <w:t>.</w:t>
+      </w:r>
+    </w:p>
+    <w:p>
+      <w:pPr>
+        <w:pStyle w:val="Heading3"/>
+      </w:pPr>
+      <w:r>
+        <w:t>Discuss while showing the picture</w:t>
+      </w:r>
+    </w:p>
+    <w:p>
+      <w:pPr>
+        <w:spacing w:line="336" w:lineRule="auto" w:after="180"/>
+        <w:shd w:fill="F1F6F8"/>
+      </w:pPr>
+      <w:r>
+        <w:rPr>
+          <w:b w:val="0"/>
+        </w:rPr>
+        <w:t xml:space="preserve">Teacher prompt: Draw your project trace and justify the deciding step using </w:t>
+      </w:r>
+      <w:r>
+        <w:rPr>
+          <w:b/>
+        </w:rPr>
+        <w:t>evidence</w:t>
+      </w:r>
+      <w:r>
+        <w:rPr>
+          <w:b w:val="0"/>
+        </w:rPr>
+        <w:t>. Ask learners to describe one label or arrow in ordinary words. Use the adjacent transcript if the image is difficult to see.</w:t>
+      </w:r>
+    </w:p>
+    <w:p>
+      <w:pPr>
+        <w:spacing w:line="336" w:lineRule="auto" w:after="180"/>
+        <w:shd w:fill="F1F6F8"/>
+      </w:pPr>
+      <w:r>
+        <w:rPr>
+          <w:b w:val="0"/>
+        </w:rPr>
+        <w:t>Supported practice key: J(5)=(5-2)²=9&gt;J(0)=4. The local direction is useful only with an appropriately sized step and verification. Changed-case check: Loss becomes9, exceeding the starting4.</w:t>
+      </w:r>
+    </w:p>
+    <w:p>
+      <w:pPr>
+        <w:spacing w:line="336" w:lineRule="auto" w:after="180"/>
+        <w:shd w:fill="F1F6F8"/>
+      </w:pPr>
+      <w:r>
+        <w:rPr>
+          <w:b w:val="0"/>
+        </w:rPr>
+        <w:t xml:space="preserve">A negative local </w:t>
+      </w:r>
+      <w:r>
+        <w:rPr>
+          <w:b/>
+        </w:rPr>
+        <w:t>slope</w:t>
+      </w:r>
+      <w:r>
+        <w:rPr>
+          <w:b w:val="0"/>
+        </w:rPr>
+        <w:t xml:space="preserve"> suggests increasing a locally, not that every positive jump decreases loss.</w:t>
       </w:r>
     </w:p>
     <w:sectPr>

--- a/downloads/teacher/ai-5-week-09.docx
+++ b/downloads/teacher/ai-5-week-09.docx
@@ -125,7 +125,7 @@
           </w:tcPr>
           <w:p>
             <w:r>
-              <w:t>Sections 1–6; record the brief recall in the workbook.</w:t>
+              <w:t>Use Your mission, Notice the evidence, See how it works, Words that unlock the idea and Follow a worked example; record recall in the workbook.</w:t>
             </w:r>
           </w:p>
         </w:tc>
@@ -157,7 +157,7 @@
           </w:tcPr>
           <w:p>
             <w:r>
-              <w:t>Sections 7–10; use the matching workbook W2 and misconception check.</w:t>
+              <w:t>Use Find and repair a mistake, Practise together and Build your understanding; use the matching workbook W2 and Individual reasoning check.</w:t>
             </w:r>
           </w:p>
         </w:tc>
@@ -189,7 +189,7 @@
           </w:tcPr>
           <w:p>
             <w:r>
-              <w:t>Sections 9 and 11–14. Give extra time to finish the full task set; use Section 15 when the week includes a coding lab.</w:t>
+              <w:t>Use Run the investigation, Connect your project and Try a new case independently. Allow extra time for the full task set. When code is supplied, use the examples in See how it works or Follow a worked example and the browser lab in Supported practice, repair and portfolio.</w:t>
             </w:r>
           </w:p>
         </w:tc>
@@ -380,7 +380,7 @@
         <w:rPr>
           <w:b w:val="0"/>
         </w:rPr>
-        <w:t>Introduce rate of change through finite differences, with no assumed calculus fluency. Use two 45-minute sessions, a calculator and a labelled parameter-versus-loss sketch.</w:t>
+        <w:t>Introduce rate of change through finite differences, with no assumed calculus fluency. For the compact alternative schedule, use two 45-minute sessions, a calculator and a labelled parameter-versus-loss sketch.</w:t>
       </w:r>
     </w:p>
     <w:p>
@@ -1715,7 +1715,7 @@
         <w:rPr>
           <w:b w:val="0"/>
         </w:rPr>
-        <w:t>: Loss becomes9, exceeding the starting4.</w:t>
+        <w:t>: Loss becomes 9, exceeding the starting 4.</w:t>
       </w:r>
     </w:p>
     <w:p>
@@ -2045,7 +2045,7 @@
         <w:rPr>
           <w:b w:val="0"/>
         </w:rPr>
-        <w:t xml:space="preserve">Use the worked example in Sections 3 and 6. Collect a </w:t>
+        <w:t xml:space="preserve">Use See how it works and Follow a worked example. Collect a </w:t>
       </w:r>
       <w:r>
         <w:rPr>
@@ -2320,7 +2320,7 @@
         <w:rPr>
           <w:b w:val="0"/>
         </w:rPr>
-        <w:t>J(5)=(5-2)²=9&gt;J(0)=4. The local direction is useful only with an appropriately sized step and verification. Changed-case check: Loss becomes9, exceeding the starting4.</w:t>
+        <w:t>J(5)=(5-2)²=9&gt;J(0)=4. The local direction is useful only with an appropriately sized step and verification. Changed-case check: Loss becomes 9, exceeding the starting 4.</w:t>
       </w:r>
     </w:p>
     <w:p>
@@ -2354,7 +2354,7 @@
         <w:rPr>
           <w:b w:val="0"/>
         </w:rPr>
-        <w:t xml:space="preserve">Changed-case reasoning: Loss becomes9, exceeding the starting4. A negative local </w:t>
+        <w:t xml:space="preserve">Changed-case reasoning: Loss becomes 9, exceeding the starting 4. A negative local </w:t>
       </w:r>
       <w:r>
         <w:rPr>
@@ -2518,7 +2518,7 @@
         <w:rPr>
           <w:b w:val="0"/>
         </w:rPr>
-        <w:t xml:space="preserve">Use Section 9 for the </w:t>
+        <w:t xml:space="preserve">Use Run the investigation for the </w:t>
       </w:r>
       <w:r>
         <w:rPr>
@@ -4011,7 +4011,7 @@
           </w:tcPr>
           <w:p>
             <w:r>
-              <w:t>Sections 1–6; record the brief recall in the workbook.</w:t>
+              <w:t>Use Your mission, Notice the evidence, See how it works, Words that unlock the idea and Follow a worked example; record recall in the workbook.</w:t>
             </w:r>
           </w:p>
         </w:tc>
@@ -4043,7 +4043,7 @@
           </w:tcPr>
           <w:p>
             <w:r>
-              <w:t>Sections 7–10; use the matching workbook W2 and misconception check.</w:t>
+              <w:t>Use Find and repair a mistake, Practise together and Build your understanding; use the matching workbook W2 and Individual reasoning check.</w:t>
             </w:r>
           </w:p>
         </w:tc>
@@ -4075,7 +4075,7 @@
           </w:tcPr>
           <w:p>
             <w:r>
-              <w:t>Sections 9 and 11–14. Give extra time to finish the full task set; use Section 15 when the week includes a coding lab.</w:t>
+              <w:t>Use Run the investigation, Connect your project and Try a new case independently. Allow extra time for the full task set. When code is supplied, use the examples in See how it works or Follow a worked example and the browser lab in Supported practice, repair and portfolio.</w:t>
             </w:r>
           </w:p>
         </w:tc>
@@ -4263,7 +4263,7 @@
         <w:rPr>
           <w:b w:val="0"/>
         </w:rPr>
-        <w:t xml:space="preserve"> and a reason before comparing. Expected result: Loss becomes9, exceeding the starting4.</w:t>
+        <w:t xml:space="preserve"> and a reason before comparing. Expected result: Loss becomes 9, exceeding the starting 4.</w:t>
       </w:r>
     </w:p>
     <w:p>
@@ -5070,7 +5070,7 @@
         <w:drawing>
           <wp:inline xmlns:a="http://schemas.openxmlformats.org/drawingml/2006/main" xmlns:pic="http://schemas.openxmlformats.org/drawingml/2006/picture">
             <wp:extent cx="5486400" cy="3179064"/>
-            <wp:docPr id="5" name="Picture 5" descr="Original case: Move to a = 0.25: loss 3.0625, below starting loss 4. Changed condition: Move from 0 all the way to5. Expected result: Loss becomes9, exceeding the starting4. Reason: A negative local slope suggests increasing a locally, not that every positive jump decreases loss."/>
+            <wp:docPr id="5" name="Picture 5" descr="Original case: Move to a = 0.25: loss 3.0625, below starting loss 4. Changed condition: Move from 0 all the way to5. Expected result: Loss becomes 9, exceeding the starting 4. Reason: A negative local slope suggests increasing a locally, not that every positive jump decreases loss."/>
             <wp:cNvGraphicFramePr>
               <a:graphicFrameLocks noChangeAspect="1"/>
             </wp:cNvGraphicFramePr>
@@ -5109,7 +5109,7 @@
         <w:rPr>
           <w:b w:val="0"/>
         </w:rPr>
-        <w:t>Original case: Move to a = 0.25: loss 3.0625, below starting loss 4. Changed condition: Move from 0 all the way to5. Expected result: Loss becomes9, exceeding the starting4.</w:t>
+        <w:t>Original case: Move to a = 0.25: loss 3.0625, below starting loss 4. Changed condition: Move from 0 all the way to5. Expected result: Loss becomes 9, exceeding the starting 4.</w:t>
       </w:r>
     </w:p>
     <w:p>
@@ -5526,7 +5526,7 @@
         <w:rPr>
           <w:b w:val="0"/>
         </w:rPr>
-        <w:t>Supported practice key: J(5)=(5-2)²=9&gt;J(0)=4. The local direction is useful only with an appropriately sized step and verification. Changed-case check: Loss becomes9, exceeding the starting4.</w:t>
+        <w:t>Supported practice key: J(5)=(5-2)²=9&gt;J(0)=4. The local direction is useful only with an appropriately sized step and verification. Changed-case check: Loss becomes 9, exceeding the starting 4.</w:t>
       </w:r>
     </w:p>
     <w:p>

--- a/downloads/teacher/ai-5-week-09.docx
+++ b/downloads/teacher/ai-5-week-09.docx
@@ -25,20 +25,38 @@
         <w:pStyle w:val="Heading1"/>
       </w:pPr>
       <w:r>
-        <w:t>01. Prepare the purpose, prerequisites and materials</w:t>
+        <w:t>Keep function,centre and spacing visible.</w:t>
       </w:r>
     </w:p>
     <w:p>
       <w:r>
-        <w:t>Prepare Slopes and local change: check the target, prerequisites, resources and adaptable teaching schedule.</w:t>
+        <w:t>Use exact nearby-value calculations and labelled curves;compare local direction with the actual loss after each proposed move.</w:t>
       </w:r>
     </w:p>
     <w:p>
-      <w:pPr>
-        <w:pStyle w:val="Heading3"/>
-      </w:pPr>
-      <w:r>
-        <w:t>Teach the learning cycle</w:t>
+      <w:r>
+        <w:t>Assess the independent denominator,slope,small move and overshoot explanation using checked keys.</w:t>
+      </w:r>
+    </w:p>
+    <w:p>
+      <w:pPr>
+        <w:pStyle w:val="Heading1"/>
+      </w:pPr>
+      <w:r>
+        <w:t>01. Prepare the connected mathematical investigation</w:t>
+      </w:r>
+    </w:p>
+    <w:p>
+      <w:r>
+        <w:t>Keep explanation,shared practice and independent evidence distinct.</w:t>
+      </w:r>
+    </w:p>
+    <w:p>
+      <w:pPr>
+        <w:pStyle w:val="Heading2"/>
+      </w:pPr>
+      <w:r>
+        <w:t>Target and main teaching plan</w:t>
       </w:r>
     </w:p>
     <w:p>
@@ -231,18 +249,21 @@
     </w:p>
     <w:p>
       <w:pPr>
-        <w:pStyle w:val="Heading3"/>
-      </w:pPr>
-      <w:r>
-        <w:t>Retrieval answer guidance</w:t>
+        <w:pStyle w:val="Heading2"/>
+      </w:pPr>
+      <w:r>
+        <w:t>Preparation and prerequisite</w:t>
       </w:r>
     </w:p>
     <w:p>
       <w:pPr>
-        <w:pStyle w:val="Heading3"/>
-      </w:pPr>
-      <w:r>
-        <w:t>Loss functions</w:t>
+        <w:spacing w:line="336" w:lineRule="auto" w:after="180"/>
+      </w:pPr>
+      <w:r>
+        <w:rPr>
+          <w:b w:val="0"/>
+        </w:rPr>
+        <w:t>Printed lesson and workbook; paper and pencil</w:t>
       </w:r>
     </w:p>
     <w:p>
@@ -253,7 +274,7 @@
         <w:rPr>
           <w:b w:val="0"/>
         </w:rPr>
-        <w:t>Without opening the old lesson, explain one key idea from Loss functions. Give an example and a mistake that the idea helps you avoid.</w:t>
+        <w:t>Calculator and optional local Python 3 editor; no packages or AI accounts needed</w:t>
       </w:r>
     </w:p>
     <w:p>
@@ -264,7 +285,7 @@
         <w:rPr>
           <w:b w:val="0"/>
         </w:rPr>
-        <w:t>Look for: Calculate per-example squared error and mean squared error</w:t>
+        <w:t>Use the fictional examples supplied; prepare the fresh retry before class</w:t>
       </w:r>
     </w:p>
     <w:p>
@@ -275,15 +296,15 @@
         <w:rPr>
           <w:b w:val="0"/>
         </w:rPr>
-        <w:t>Reference example, not the only acceptable wording: Teacher explanation: Residuals are -1 and 2, squares 1 and 4, MSE 2.5.</w:t>
+        <w:t>The residual is 2 and the squared error is 4.</w:t>
       </w:r>
     </w:p>
     <w:p>
       <w:pPr>
-        <w:pStyle w:val="Heading3"/>
-      </w:pPr>
-      <w:r>
-        <w:t>Forward passes by hand</w:t>
+        <w:pStyle w:val="Heading2"/>
+      </w:pPr>
+      <w:r>
+        <w:t>Opening retrieval</w:t>
       </w:r>
     </w:p>
     <w:p>
@@ -294,7 +315,7 @@
         <w:rPr>
           <w:b w:val="0"/>
         </w:rPr>
-        <w:t>Without opening the old lesson, explain one key idea from Forward passes by hand. Give an example and a mistake that the idea helps you avoid.</w:t>
+        <w:t>Without opening the old lesson, explain one key idea from Loss functions. Give an example and a mistake that the idea helps you avoid.</w:t>
       </w:r>
     </w:p>
     <w:p>
@@ -305,7 +326,7 @@
         <w:rPr>
           <w:b w:val="0"/>
         </w:rPr>
-        <w:t>Look for: Record scores and activations in dependency order</w:t>
+        <w:t>Look for: Calculate per-example squared error and mean squared error</w:t>
       </w:r>
     </w:p>
     <w:p>
@@ -316,15 +337,18 @@
         <w:rPr>
           <w:b w:val="0"/>
         </w:rPr>
-        <w:t>Reference example, not the only acceptable wording: Teacher explanation: z = [-3, 3], h = [0, 3], y = -5.</w:t>
+        <w:t>Reference example, not the only acceptable wording: Teacher explanation: Residuals are -1 and 2, squares 1 and 4, MSE 2.5.</w:t>
       </w:r>
     </w:p>
     <w:p>
       <w:pPr>
-        <w:pStyle w:val="Heading3"/>
-      </w:pPr>
-      <w:r>
-        <w:t>Bias terms and decision boundaries</w:t>
+        <w:spacing w:line="336" w:lineRule="auto" w:after="180"/>
+      </w:pPr>
+      <w:r>
+        <w:rPr>
+          <w:b w:val="0"/>
+        </w:rPr>
+        <w:t>Without opening the old lesson, explain one key idea from Forward passes by hand. Give an example and a mistake that the idea helps you avoid.</w:t>
       </w:r>
     </w:p>
     <w:p>
@@ -335,7 +359,7 @@
         <w:rPr>
           <w:b w:val="0"/>
         </w:rPr>
-        <w:t>Without opening the old lesson, explain one key idea from Bias terms and decision boundaries. Give an example and a mistake that the idea helps you avoid.</w:t>
+        <w:t>Look for: Record scores and activations in dependency order</w:t>
       </w:r>
     </w:p>
     <w:p>
@@ -346,7 +370,7 @@
         <w:rPr>
           <w:b w:val="0"/>
         </w:rPr>
-        <w:t>Look for: Calculate a weighted score with a bias term</w:t>
+        <w:t>Reference example, not the only acceptable wording: Teacher explanation: z = [-3, 3], h = [0, 3], y = -5.</w:t>
       </w:r>
     </w:p>
     <w:p>
@@ -357,19 +381,7 @@
         <w:rPr>
           <w:b w:val="0"/>
         </w:rPr>
-        <w:t xml:space="preserve">Reference example, not the only acceptable wording: Teacher explanation: Weighted sum 10 - 4 = 6; bias -3; score 3; </w:t>
-      </w:r>
-      <w:r>
-        <w:rPr>
-          <w:b/>
-        </w:rPr>
-        <w:t>prediction</w:t>
-      </w:r>
-      <w:r>
-        <w:rPr>
-          <w:b w:val="0"/>
-        </w:rPr>
-        <w:t xml:space="preserve"> 1. Add the bias once after summing.</w:t>
+        <w:t>Without opening the old lesson, explain one key idea from Bias terms and decision boundaries. Give an example and a mistake that the idea helps you avoid.</w:t>
       </w:r>
     </w:p>
     <w:p>
@@ -380,7 +392,7 @@
         <w:rPr>
           <w:b w:val="0"/>
         </w:rPr>
-        <w:t>Introduce rate of change through finite differences, with no assumed calculus fluency. For the compact alternative schedule, use two 45-minute sessions, a calculator and a labelled parameter-versus-loss sketch.</w:t>
+        <w:t>Look for: Calculate a weighted score with a bias term</w:t>
       </w:r>
     </w:p>
     <w:p>
@@ -391,15 +403,27 @@
         <w:rPr>
           <w:b w:val="0"/>
         </w:rPr>
-        <w:t>Reserve the word local for a stated centre and nearby values.</w:t>
+        <w:t xml:space="preserve">Reference example, not the only acceptable wording: Teacher explanation: Weighted sum 10 - 4 = 6; bias -3; score 3; </w:t>
+      </w:r>
+      <w:r>
+        <w:rPr>
+          <w:b/>
+        </w:rPr>
+        <w:t>prediction</w:t>
+      </w:r>
+      <w:r>
+        <w:rPr>
+          <w:b w:val="0"/>
+        </w:rPr>
+        <w:t xml:space="preserve"> 1. Add the bias once after summing.</w:t>
       </w:r>
     </w:p>
     <w:p>
       <w:pPr>
-        <w:pStyle w:val="Heading3"/>
-      </w:pPr>
-      <w:r>
-        <w:t>Outcomes</w:t>
+        <w:pStyle w:val="Heading2"/>
+      </w:pPr>
+      <w:r>
+        <w:t>Pictured end goal</w:t>
       </w:r>
     </w:p>
     <w:p>
@@ -410,41 +434,47 @@
         <w:rPr>
           <w:b w:val="0"/>
         </w:rPr>
-        <w:t>Calculate an average rate of change over a stated interval</w:t>
+        <w:t xml:space="preserve">By the end, I can explain </w:t>
+      </w:r>
+      <w:r>
+        <w:rPr>
+          <w:b/>
+        </w:rPr>
+        <w:t>slope</w:t>
+      </w:r>
+      <w:r>
+        <w:rPr>
+          <w:b w:val="0"/>
+        </w:rPr>
+        <w:t xml:space="preserve">s and </w:t>
+      </w:r>
+      <w:r>
+        <w:rPr>
+          <w:b/>
+        </w:rPr>
+        <w:t>local change</w:t>
+      </w:r>
+      <w:r>
+        <w:rPr>
+          <w:b w:val="0"/>
+        </w:rPr>
+        <w:t xml:space="preserve"> using a traced example and a stated limitation.</w:t>
       </w:r>
     </w:p>
     <w:p>
       <w:pPr>
-        <w:spacing w:line="336" w:lineRule="auto" w:after="180"/>
-      </w:pPr>
-      <w:r>
-        <w:rPr>
-          <w:b w:val="0"/>
-        </w:rPr>
-        <w:t xml:space="preserve">Estimate a local </w:t>
-      </w:r>
-      <w:r>
-        <w:rPr>
-          <w:b/>
-        </w:rPr>
-        <w:t>slope</w:t>
-      </w:r>
-      <w:r>
-        <w:rPr>
-          <w:b w:val="0"/>
-        </w:rPr>
-        <w:t xml:space="preserve"> with nearby loss values</w:t>
+        <w:pStyle w:val="Heading2"/>
+      </w:pPr>
+      <w:r>
+        <w:t>Earlier wording, alternatives and picture transcripts · reference / check after trying</w:t>
       </w:r>
     </w:p>
     <w:p>
       <w:pPr>
-        <w:spacing w:line="336" w:lineRule="auto" w:after="180"/>
-      </w:pPr>
-      <w:r>
-        <w:rPr>
-          <w:b w:val="0"/>
-        </w:rPr>
-        <w:t>Explain the limits of a local direction clue</w:t>
+        <w:pStyle w:val="Heading3"/>
+      </w:pPr>
+      <w:r>
+        <w:t>Teach the learning cycle</w:t>
       </w:r>
     </w:p>
     <w:p>
@@ -452,48 +482,42 @@
         <w:pStyle w:val="Heading3"/>
       </w:pPr>
       <w:r>
-        <w:t>Preparation</w:t>
+        <w:t>Retrieval answer guidance</w:t>
       </w:r>
     </w:p>
     <w:p>
       <w:pPr>
-        <w:spacing w:line="336" w:lineRule="auto" w:after="180"/>
-      </w:pPr>
-      <w:r>
-        <w:rPr>
-          <w:b w:val="0"/>
-        </w:rPr>
-        <w:t>Printed lesson and workbook; paper and pencil</w:t>
+        <w:pStyle w:val="Heading3"/>
+      </w:pPr>
+      <w:r>
+        <w:t>Loss functions</w:t>
       </w:r>
     </w:p>
     <w:p>
       <w:pPr>
-        <w:spacing w:line="336" w:lineRule="auto" w:after="180"/>
-      </w:pPr>
-      <w:r>
-        <w:rPr>
-          <w:b w:val="0"/>
-        </w:rPr>
-        <w:t>Calculator and optional local Python 3 editor; no packages or AI accounts needed</w:t>
+        <w:pStyle w:val="Heading3"/>
+      </w:pPr>
+      <w:r>
+        <w:t>Forward passes by hand</w:t>
       </w:r>
     </w:p>
     <w:p>
       <w:pPr>
-        <w:spacing w:line="336" w:lineRule="auto" w:after="180"/>
-      </w:pPr>
-      <w:r>
-        <w:rPr>
-          <w:b w:val="0"/>
-        </w:rPr>
-        <w:t>Use the fictional examples supplied; prepare the fresh retry before class</w:t>
+        <w:pStyle w:val="Heading3"/>
+      </w:pPr>
+      <w:r>
+        <w:t>Bias terms and decision boundaries</w:t>
       </w:r>
     </w:p>
     <w:p>
       <w:pPr>
-        <w:pStyle w:val="Heading3"/>
-      </w:pPr>
-      <w:r>
-        <w:t>Prerequisite answer</w:t>
+        <w:spacing w:line="336" w:lineRule="auto" w:after="180"/>
+      </w:pPr>
+      <w:r>
+        <w:rPr>
+          <w:b w:val="0"/>
+        </w:rPr>
+        <w:t>Introduce rate of change through finite differences, with no assumed calculus fluency. For the compact alternative schedule, use two 45-minute sessions, a calculator and a labelled parameter-versus-loss sketch.</w:t>
       </w:r>
     </w:p>
     <w:p>
@@ -504,7 +528,7 @@
         <w:rPr>
           <w:b w:val="0"/>
         </w:rPr>
-        <w:t>The residual is 2 and the squared error is 4.</w:t>
+        <w:t>Reserve the word local for a stated centre and nearby values.</w:t>
       </w:r>
     </w:p>
     <w:p>
@@ -512,7 +536,7 @@
         <w:pStyle w:val="Heading3"/>
       </w:pPr>
       <w:r>
-        <w:t>End goal for the pictorial case</w:t>
+        <w:t>Outcomes</w:t>
       </w:r>
     </w:p>
     <w:p>
@@ -523,31 +547,7 @@
         <w:rPr>
           <w:b w:val="0"/>
         </w:rPr>
-        <w:t xml:space="preserve">By the end, I can explain </w:t>
-      </w:r>
-      <w:r>
-        <w:rPr>
-          <w:b/>
-        </w:rPr>
-        <w:t>slope</w:t>
-      </w:r>
-      <w:r>
-        <w:rPr>
-          <w:b w:val="0"/>
-        </w:rPr>
-        <w:t xml:space="preserve">s and </w:t>
-      </w:r>
-      <w:r>
-        <w:rPr>
-          <w:b/>
-        </w:rPr>
-        <w:t>local change</w:t>
-      </w:r>
-      <w:r>
-        <w:rPr>
-          <w:b w:val="0"/>
-        </w:rPr>
-        <w:t xml:space="preserve"> using a traced example and a stated limitation.</w:t>
+        <w:t>Calculate an average rate of change over a stated interval</w:t>
       </w:r>
     </w:p>
     <w:p>
@@ -558,66 +558,54 @@
         <w:rPr>
           <w:b w:val="0"/>
         </w:rPr>
-        <w:t>This added worked case illustrates the week’s main idea. Retain all original and connected topics; schedule its practice within the teaching cycle.</w:t>
+        <w:t xml:space="preserve">Estimate a local </w:t>
+      </w:r>
+      <w:r>
+        <w:rPr>
+          <w:b/>
+        </w:rPr>
+        <w:t>slope</w:t>
+      </w:r>
+      <w:r>
+        <w:rPr>
+          <w:b w:val="0"/>
+        </w:rPr>
+        <w:t xml:space="preserve"> with nearby loss values</w:t>
       </w:r>
     </w:p>
     <w:p>
       <w:pPr>
-        <w:pStyle w:val="Heading1"/>
-      </w:pPr>
-      <w:r>
-        <w:t>02. Explain and model the mechanism</w:t>
+        <w:spacing w:line="336" w:lineRule="auto" w:after="180"/>
+      </w:pPr>
+      <w:r>
+        <w:rPr>
+          <w:b w:val="0"/>
+        </w:rPr>
+        <w:t>Explain the limits of a local direction clue</w:t>
       </w:r>
     </w:p>
     <w:p>
-      <w:r>
-        <w:t>Model Slopes and local change using the supplied case, labelled mechanism and reasoning. Make the scope of each conclusion explicit.</w:t>
+      <w:pPr>
+        <w:pStyle w:val="Heading3"/>
+      </w:pPr>
+      <w:r>
+        <w:t>Preparation</w:t>
       </w:r>
     </w:p>
     <w:p>
       <w:pPr>
-        <w:spacing w:line="336" w:lineRule="auto" w:after="180"/>
-      </w:pPr>
-      <w:r>
-        <w:rPr>
-          <w:b w:val="0"/>
-        </w:rPr>
-        <w:t>Let a one-example model predict w and let its target be 2. Its squared loss is L(w) = (w - 2) squared. Here w is the parameter we vary, not a new data example. L is a nonnegative function of that parameter.</w:t>
+        <w:pStyle w:val="Heading3"/>
+      </w:pPr>
+      <w:r>
+        <w:t>Prerequisite answer</w:t>
       </w:r>
     </w:p>
     <w:p>
       <w:pPr>
-        <w:spacing w:line="336" w:lineRule="auto" w:after="180"/>
-      </w:pPr>
-      <w:r>
-        <w:rPr>
-          <w:b w:val="0"/>
-        </w:rPr>
-        <w:t xml:space="preserve">From w = 0 to w = 1, the loss changes by -3 while w changes by 1. The average </w:t>
-      </w:r>
-      <w:r>
-        <w:rPr>
-          <w:b/>
-        </w:rPr>
-        <w:t>slope</w:t>
-      </w:r>
-      <w:r>
-        <w:rPr>
-          <w:b w:val="0"/>
-        </w:rPr>
-        <w:t xml:space="preserve"> is -3. From w = 1 to w = 2 it is -1. The curve does not have one fixed </w:t>
-      </w:r>
-      <w:r>
-        <w:rPr>
-          <w:b/>
-        </w:rPr>
-        <w:t>slope</w:t>
-      </w:r>
-      <w:r>
-        <w:rPr>
-          <w:b w:val="0"/>
-        </w:rPr>
-        <w:t xml:space="preserve"> everywhere.</w:t>
+        <w:pStyle w:val="Heading3"/>
+      </w:pPr>
+      <w:r>
+        <w:t>End goal for the pictorial case</w:t>
       </w:r>
     </w:p>
     <w:p>
@@ -628,52 +616,910 @@
         <w:rPr>
           <w:b w:val="0"/>
         </w:rPr>
-        <w:t>Near w = 1, use two symmetric nearby values: 0.9 and 1.1. Their losses are 1.21 and 0.81. Change in loss divided by change in w gives (0.81 - 1.21) / (1.1 - 0.9) = -2.</w:t>
+        <w:t>This added worked case illustrates the week’s main idea. Retain all original and connected topics; schedule its practice within the teaching cycle.</w:t>
       </w:r>
     </w:p>
     <w:p>
       <w:pPr>
-        <w:spacing w:line="336" w:lineRule="auto" w:after="180"/>
-      </w:pPr>
-      <w:r>
-        <w:rPr>
-          <w:b w:val="0"/>
-        </w:rPr>
-        <w:t>This symmetric estimate describes change near the centre w = 1.</w:t>
+        <w:pStyle w:val="Heading1"/>
+      </w:pPr>
+      <w:r>
+        <w:t>02. Teach local slopes with explicit horizontal gaps</w:t>
       </w:r>
     </w:p>
     <w:p>
-      <w:pPr>
-        <w:spacing w:line="336" w:lineRule="auto" w:after="180"/>
-      </w:pPr>
-      <w:r>
-        <w:rPr>
-          <w:b w:val="0"/>
-        </w:rPr>
-        <w:t xml:space="preserve">For this quadratic, the symmetric estimate equals the exact </w:t>
-      </w:r>
-      <w:r>
-        <w:rPr>
-          <w:b/>
-        </w:rPr>
-        <w:t>slope</w:t>
-      </w:r>
-      <w:r>
-        <w:rPr>
-          <w:b w:val="0"/>
-        </w:rPr>
-        <w:t xml:space="preserve"> 2(w - 2) in exact arithmetic. Numerical estimates for other functions are generally approximate.</w:t>
+      <w:r>
+        <w:t>Keep spacing,proposed update size and function identity distinct.</w:t>
       </w:r>
     </w:p>
     <w:p>
       <w:pPr>
+        <w:pStyle w:val="Heading2"/>
+      </w:pPr>
+      <w:r>
+        <w:t>Main definition,complete estimates and guided key</w:t>
+      </w:r>
+    </w:p>
+    <w:p>
+      <w:pPr>
         <w:spacing w:line="336" w:lineRule="auto" w:after="180"/>
       </w:pPr>
       <w:r>
         <w:rPr>
           <w:b w:val="0"/>
         </w:rPr>
+        <w:t>Let a one-example model predict w and let its target be 2. Its squared loss is L(w) = (w - 2) squared. Here w is the parameter we vary, not a new data example. L is a nonnegative function of that parameter.</w:t>
+      </w:r>
+    </w:p>
+    <w:p>
+      <w:pPr>
+        <w:spacing w:line="336" w:lineRule="auto" w:after="180"/>
+      </w:pPr>
+      <w:r>
+        <w:rPr>
+          <w:b w:val="0"/>
+        </w:rPr>
+        <w:t xml:space="preserve">From w = 0 to w = 1, the loss changes by -3 while w changes by 1. The average </w:t>
+      </w:r>
+      <w:r>
+        <w:rPr>
+          <w:b/>
+        </w:rPr>
+        <w:t>slope</w:t>
+      </w:r>
+      <w:r>
+        <w:rPr>
+          <w:b w:val="0"/>
+        </w:rPr>
+        <w:t xml:space="preserve"> is -3. From w = 1 to w = 2 it is -1. The curve does not have one fixed </w:t>
+      </w:r>
+      <w:r>
+        <w:rPr>
+          <w:b/>
+        </w:rPr>
+        <w:t>slope</w:t>
+      </w:r>
+      <w:r>
+        <w:rPr>
+          <w:b w:val="0"/>
+        </w:rPr>
+        <w:t xml:space="preserve"> everywhere.</w:t>
+      </w:r>
+    </w:p>
+    <w:p>
+      <w:pPr>
+        <w:spacing w:line="336" w:lineRule="auto" w:after="180"/>
+      </w:pPr>
+      <w:r>
+        <w:rPr>
+          <w:b w:val="0"/>
+        </w:rPr>
+        <w:t>Near w = 1, use two symmetric nearby values: 0.9 and 1.1. Their losses are 1.21 and 0.81. Change in loss divided by change in w gives (0.81 - 1.21) / (1.1 - 0.9) = -2.</w:t>
+      </w:r>
+    </w:p>
+    <w:p>
+      <w:pPr>
+        <w:spacing w:line="336" w:lineRule="auto" w:after="180"/>
+      </w:pPr>
+      <w:r>
+        <w:rPr>
+          <w:b w:val="0"/>
+        </w:rPr>
+        <w:t>This symmetric estimate describes change near the centre w = 1.</w:t>
+      </w:r>
+    </w:p>
+    <w:p>
+      <w:pPr>
+        <w:spacing w:line="336" w:lineRule="auto" w:after="180"/>
+      </w:pPr>
+      <w:r>
+        <w:rPr>
+          <w:b w:val="0"/>
+        </w:rPr>
+        <w:t xml:space="preserve">For this quadratic, the symmetric estimate equals the exact </w:t>
+      </w:r>
+      <w:r>
+        <w:rPr>
+          <w:b/>
+        </w:rPr>
+        <w:t>slope</w:t>
+      </w:r>
+      <w:r>
+        <w:rPr>
+          <w:b w:val="0"/>
+        </w:rPr>
+        <w:t xml:space="preserve"> 2(w - 2) in exact arithmetic. Numerical estimates for other functions are generally approximate.</w:t>
+      </w:r>
+    </w:p>
+    <w:p>
+      <w:pPr>
+        <w:spacing w:line="336" w:lineRule="auto" w:after="180"/>
+      </w:pPr>
+      <w:r>
+        <w:rPr>
+          <w:b w:val="0"/>
+        </w:rPr>
         <w:t>Smaller steps can reduce some approximation errors, but extremely small steps can suffer from computer rounding.</w:t>
+      </w:r>
+    </w:p>
+    <w:tbl>
+      <w:tblPr>
+        <w:tblStyle w:val="LightShading-Accent1"/>
+        <w:tblW w:type="auto" w:w="0"/>
+        <w:tblLook w:firstColumn="1" w:firstRow="1" w:lastColumn="0" w:lastRow="0" w:noHBand="0" w:noVBand="1" w:val="04A0"/>
+      </w:tblPr>
+      <w:tblGrid>
+        <w:gridCol w:w="1704"/>
+        <w:gridCol w:w="1704"/>
+        <w:gridCol w:w="1704"/>
+        <w:gridCol w:w="1704"/>
+        <w:gridCol w:w="1704"/>
+        <w:gridCol w:w="1704"/>
+      </w:tblGrid>
+      <w:tr>
+        <w:trPr>
+          <w:tblHeader/>
+        </w:trPr>
+        <w:tc>
+          <w:tcPr>
+            <w:tcW w:type="dxa" w:w="1704"/>
+          </w:tcPr>
+          <w:p>
+            <w:r>
+              <w:t>Centre w / symmetric step h</w:t>
+            </w:r>
+          </w:p>
+        </w:tc>
+        <w:tc>
+          <w:tcPr>
+            <w:tcW w:type="dxa" w:w="1704"/>
+          </w:tcPr>
+          <w:p>
+            <w:r>
+              <w:t>L(w−h)</w:t>
+            </w:r>
+          </w:p>
+        </w:tc>
+        <w:tc>
+          <w:tcPr>
+            <w:tcW w:type="dxa" w:w="1704"/>
+          </w:tcPr>
+          <w:p>
+            <w:r>
+              <w:t>L(w+h)</w:t>
+            </w:r>
+          </w:p>
+        </w:tc>
+        <w:tc>
+          <w:tcPr>
+            <w:tcW w:type="dxa" w:w="1704"/>
+          </w:tcPr>
+          <w:p>
+            <w:r>
+              <w:t>Loss difference</w:t>
+            </w:r>
+          </w:p>
+        </w:tc>
+        <w:tc>
+          <w:tcPr>
+            <w:tcW w:type="dxa" w:w="1704"/>
+          </w:tcPr>
+          <w:p>
+            <w:r>
+              <w:t>Parameter difference 2h</w:t>
+            </w:r>
+          </w:p>
+        </w:tc>
+        <w:tc>
+          <w:tcPr>
+            <w:tcW w:type="dxa" w:w="1704"/>
+          </w:tcPr>
+          <w:p>
+            <w:r>
+              <w:t>Estimated local slope</w:t>
+            </w:r>
+          </w:p>
+        </w:tc>
+      </w:tr>
+      <w:tr>
+        <w:tc>
+          <w:tcPr>
+            <w:tcW w:type="dxa" w:w="1704"/>
+          </w:tcPr>
+          <w:p>
+            <w:r>
+              <w:t>0 /0.5</w:t>
+            </w:r>
+          </w:p>
+        </w:tc>
+        <w:tc>
+          <w:tcPr>
+            <w:tcW w:type="dxa" w:w="1704"/>
+          </w:tcPr>
+          <w:p>
+            <w:r>
+              <w:t>6.25</w:t>
+            </w:r>
+          </w:p>
+        </w:tc>
+        <w:tc>
+          <w:tcPr>
+            <w:tcW w:type="dxa" w:w="1704"/>
+          </w:tcPr>
+          <w:p>
+            <w:r>
+              <w:t>2.25</w:t>
+            </w:r>
+          </w:p>
+        </w:tc>
+        <w:tc>
+          <w:tcPr>
+            <w:tcW w:type="dxa" w:w="1704"/>
+          </w:tcPr>
+          <w:p>
+            <w:r>
+              <w:t>-4</w:t>
+            </w:r>
+          </w:p>
+        </w:tc>
+        <w:tc>
+          <w:tcPr>
+            <w:tcW w:type="dxa" w:w="1704"/>
+          </w:tcPr>
+          <w:p>
+            <w:r>
+              <w:t>1</w:t>
+            </w:r>
+          </w:p>
+        </w:tc>
+        <w:tc>
+          <w:tcPr>
+            <w:tcW w:type="dxa" w:w="1704"/>
+          </w:tcPr>
+          <w:p>
+            <w:r>
+              <w:t>-4</w:t>
+            </w:r>
+          </w:p>
+        </w:tc>
+      </w:tr>
+      <w:tr>
+        <w:tc>
+          <w:tcPr>
+            <w:tcW w:type="dxa" w:w="1704"/>
+          </w:tcPr>
+          <w:p>
+            <w:r>
+              <w:t>1 /0.1</w:t>
+            </w:r>
+          </w:p>
+        </w:tc>
+        <w:tc>
+          <w:tcPr>
+            <w:tcW w:type="dxa" w:w="1704"/>
+          </w:tcPr>
+          <w:p>
+            <w:r>
+              <w:t>1.21</w:t>
+            </w:r>
+          </w:p>
+        </w:tc>
+        <w:tc>
+          <w:tcPr>
+            <w:tcW w:type="dxa" w:w="1704"/>
+          </w:tcPr>
+          <w:p>
+            <w:r>
+              <w:t>0.81</w:t>
+            </w:r>
+          </w:p>
+        </w:tc>
+        <w:tc>
+          <w:tcPr>
+            <w:tcW w:type="dxa" w:w="1704"/>
+          </w:tcPr>
+          <w:p>
+            <w:r>
+              <w:t>-0.4</w:t>
+            </w:r>
+          </w:p>
+        </w:tc>
+        <w:tc>
+          <w:tcPr>
+            <w:tcW w:type="dxa" w:w="1704"/>
+          </w:tcPr>
+          <w:p>
+            <w:r>
+              <w:t>0.2</w:t>
+            </w:r>
+          </w:p>
+        </w:tc>
+        <w:tc>
+          <w:tcPr>
+            <w:tcW w:type="dxa" w:w="1704"/>
+          </w:tcPr>
+          <w:p>
+            <w:r>
+              <w:t>-2</w:t>
+            </w:r>
+          </w:p>
+        </w:tc>
+      </w:tr>
+      <w:tr>
+        <w:tc>
+          <w:tcPr>
+            <w:tcW w:type="dxa" w:w="1704"/>
+          </w:tcPr>
+          <w:p>
+            <w:r>
+              <w:t>2 /0.1</w:t>
+            </w:r>
+          </w:p>
+        </w:tc>
+        <w:tc>
+          <w:tcPr>
+            <w:tcW w:type="dxa" w:w="1704"/>
+          </w:tcPr>
+          <w:p>
+            <w:r>
+              <w:t>0.01</w:t>
+            </w:r>
+          </w:p>
+        </w:tc>
+        <w:tc>
+          <w:tcPr>
+            <w:tcW w:type="dxa" w:w="1704"/>
+          </w:tcPr>
+          <w:p>
+            <w:r>
+              <w:t>0.01</w:t>
+            </w:r>
+          </w:p>
+        </w:tc>
+        <w:tc>
+          <w:tcPr>
+            <w:tcW w:type="dxa" w:w="1704"/>
+          </w:tcPr>
+          <w:p>
+            <w:r>
+              <w:t>0</w:t>
+            </w:r>
+          </w:p>
+        </w:tc>
+        <w:tc>
+          <w:tcPr>
+            <w:tcW w:type="dxa" w:w="1704"/>
+          </w:tcPr>
+          <w:p>
+            <w:r>
+              <w:t>0.2</w:t>
+            </w:r>
+          </w:p>
+        </w:tc>
+        <w:tc>
+          <w:tcPr>
+            <w:tcW w:type="dxa" w:w="1704"/>
+          </w:tcPr>
+          <w:p>
+            <w:r>
+              <w:t>0</w:t>
+            </w:r>
+          </w:p>
+        </w:tc>
+      </w:tr>
+      <w:tr>
+        <w:tc>
+          <w:tcPr>
+            <w:tcW w:type="dxa" w:w="1704"/>
+          </w:tcPr>
+          <w:p>
+            <w:r>
+              <w:t>3 /0.1</w:t>
+            </w:r>
+          </w:p>
+        </w:tc>
+        <w:tc>
+          <w:tcPr>
+            <w:tcW w:type="dxa" w:w="1704"/>
+          </w:tcPr>
+          <w:p>
+            <w:r>
+              <w:t>0.81</w:t>
+            </w:r>
+          </w:p>
+        </w:tc>
+        <w:tc>
+          <w:tcPr>
+            <w:tcW w:type="dxa" w:w="1704"/>
+          </w:tcPr>
+          <w:p>
+            <w:r>
+              <w:t>1.21</w:t>
+            </w:r>
+          </w:p>
+        </w:tc>
+        <w:tc>
+          <w:tcPr>
+            <w:tcW w:type="dxa" w:w="1704"/>
+          </w:tcPr>
+          <w:p>
+            <w:r>
+              <w:t>0.4</w:t>
+            </w:r>
+          </w:p>
+        </w:tc>
+        <w:tc>
+          <w:tcPr>
+            <w:tcW w:type="dxa" w:w="1704"/>
+          </w:tcPr>
+          <w:p>
+            <w:r>
+              <w:t>0.2</w:t>
+            </w:r>
+          </w:p>
+        </w:tc>
+        <w:tc>
+          <w:tcPr>
+            <w:tcW w:type="dxa" w:w="1704"/>
+          </w:tcPr>
+          <w:p>
+            <w:r>
+              <w:t>2</w:t>
+            </w:r>
+          </w:p>
+        </w:tc>
+      </w:tr>
+    </w:tbl>
+    <w:p>
+      <w:pPr>
+        <w:spacing w:line="336" w:lineRule="auto" w:after="180"/>
+      </w:pPr>
+      <w:r>
+        <w:rPr>
+          <w:b w:val="0"/>
+        </w:rPr>
+        <w:t>The symmetric formula is[L(w+h)−L(w−h)]/(2h), centred at w. Its h is a measurement spacing for estimating slope, not a training learning rate. At w1, h.1, the full horizontal gap is.2, not.1. For this quadratic the symmetric estimate matches 2(w−2)in exact arithmetic; other functions generally have approximation error. Extremely small spacing can also lose numerical precision.</w:t>
+      </w:r>
+    </w:p>
+    <w:p>
+      <w:pPr>
+        <w:spacing w:line="336" w:lineRule="auto" w:after="180"/>
+      </w:pPr>
+      <w:r>
+        <w:rPr>
+          <w:b w:val="0"/>
+        </w:rPr>
+        <w:t>Record centre, spacing, both losses and the full denominator.</w:t>
+      </w:r>
+    </w:p>
+    <w:p>
+      <w:pPr>
+        <w:spacing w:line="336" w:lineRule="auto" w:after="180"/>
+      </w:pPr>
+      <w:r>
+        <w:rPr>
+          <w:b w:val="0"/>
+        </w:rPr>
+        <w:t xml:space="preserve">Guided: L(2.9) = 0.81 and L(3.1) = 1.21, so </w:t>
+      </w:r>
+      <w:r>
+        <w:rPr>
+          <w:b/>
+        </w:rPr>
+        <w:t>slope</w:t>
+      </w:r>
+      <w:r>
+        <w:rPr>
+          <w:b w:val="0"/>
+        </w:rPr>
+        <w:t xml:space="preserve"> is 0.4 / 0.2 = 2. A small decrease in w lowers this loss. Exit: at w = 1 </w:t>
+      </w:r>
+      <w:r>
+        <w:rPr>
+          <w:b/>
+        </w:rPr>
+        <w:t>slope</w:t>
+      </w:r>
+      <w:r>
+        <w:rPr>
+          <w:b w:val="0"/>
+        </w:rPr>
+        <w:t xml:space="preserve"> is negative, but increasing w to 4 raises loss from 1 to 4.</w:t>
+      </w:r>
+    </w:p>
+    <w:p>
+      <w:pPr>
+        <w:pStyle w:val="Heading2"/>
+      </w:pPr>
+      <w:r>
+        <w:t>Complete pictured small-move/large-jump comparison</w:t>
+      </w:r>
+    </w:p>
+    <w:p>
+      <w:pPr>
+        <w:spacing w:line="336" w:lineRule="auto" w:after="180"/>
+      </w:pPr>
+      <w:r>
+        <w:rPr>
+          <w:b w:val="0"/>
+        </w:rPr>
+        <w:t xml:space="preserve">Use a local </w:t>
+      </w:r>
+      <w:r>
+        <w:rPr>
+          <w:b/>
+        </w:rPr>
+        <w:t>slope</w:t>
+      </w:r>
+      <w:r>
+        <w:rPr>
+          <w:b w:val="0"/>
+        </w:rPr>
+        <w:t xml:space="preserve"> to propose a small move rather than claiming every move helps.</w:t>
+      </w:r>
+    </w:p>
+    <w:p>
+      <w:pPr>
+        <w:spacing w:line="336" w:lineRule="auto" w:after="180"/>
+      </w:pPr>
+      <w:r>
+        <w:rPr>
+          <w:b w:val="0"/>
+        </w:rPr>
+        <w:t>Toy loss J(a)=(a-2)². At a = 0, use symmetric step 0.5.</w:t>
+      </w:r>
+    </w:p>
+    <w:p>
+      <w:pPr>
+        <w:spacing w:line="336" w:lineRule="auto" w:after="180"/>
+      </w:pPr>
+      <w:r>
+        <w:rPr>
+          <w:b w:val="0"/>
+        </w:rPr>
+        <w:t xml:space="preserve">All </w:t>
+      </w:r>
+      <w:r>
+        <w:rPr>
+          <w:b/>
+        </w:rPr>
+        <w:t>input</w:t>
+      </w:r>
+      <w:r>
+        <w:rPr>
+          <w:b w:val="0"/>
+        </w:rPr>
+        <w:t>s and outcomes in this worked example are invented classroom data; no real model run is claimed.</w:t>
+      </w:r>
+    </w:p>
+    <w:p>
+      <w:pPr>
+        <w:spacing w:line="336" w:lineRule="auto" w:after="180"/>
+      </w:pPr>
+      <w:r>
+        <w:rPr>
+          <w:b w:val="0"/>
+        </w:rPr>
+        <w:t>The picture writes the same main quadratic with letters J(a)=(a−2)². At a0, h.5:nearby losses 6.25 and2.25 give slope−4. A small increase to.25 gives3.0625, below starting 4; the jump to5 gives9, above 4. The local negative slope supports testing a small increase, not any increase. The independent exercise uses J(a)=(a+1)² instead; do not transfer the pictured optimum or numbers to it.</w:t>
+      </w:r>
+    </w:p>
+    <w:p>
+      <w:pPr>
+        <w:pStyle w:val="Heading2"/>
+      </w:pPr>
+      <w:r>
+        <w:t>Trace the local clue and overshoot</w:t>
+      </w:r>
+    </w:p>
+    <w:p>
+      <w:r>
+        <w:drawing>
+          <wp:inline xmlns:a="http://schemas.openxmlformats.org/drawingml/2006/main" xmlns:pic="http://schemas.openxmlformats.org/drawingml/2006/picture">
+            <wp:extent cx="5486400" cy="3182112"/>
+            <wp:docPr id="1" name="Picture 1" descr="Evaluate nearby points: J(0.5)=2.25 and J(-0.5)=6.25. → Estimate slope: Slope=(2.25-6.25)/(0.5-(-0.5))=-4. → Check small move: Move to a = 0.25: loss 3.0625, below starting loss 4."/>
+            <wp:cNvGraphicFramePr>
+              <a:graphicFrameLocks noChangeAspect="1"/>
+            </wp:cNvGraphicFramePr>
+            <a:graphic>
+              <a:graphicData uri="http://schemas.openxmlformats.org/drawingml/2006/picture">
+                <pic:pic>
+                  <pic:nvPicPr>
+                    <pic:cNvPr id="0" name="academy-story-ai-5-9-02.png"/>
+                    <pic:cNvPicPr/>
+                  </pic:nvPicPr>
+                  <pic:blipFill>
+                    <a:blip r:embed="rId9"/>
+                    <a:stretch>
+                      <a:fillRect/>
+                    </a:stretch>
+                  </pic:blipFill>
+                  <pic:spPr>
+                    <a:xfrm>
+                      <a:off x="0" y="0"/>
+                      <a:ext cx="5486400" cy="3182112"/>
+                    </a:xfrm>
+                    <a:prstGeom prst="rect"/>
+                  </pic:spPr>
+                </pic:pic>
+              </a:graphicData>
+            </a:graphic>
+          </wp:inline>
+        </w:drawing>
+      </w:r>
+    </w:p>
+    <w:p>
+      <w:pPr>
+        <w:pStyle w:val="Heading3"/>
+      </w:pPr>
+      <w:r>
+        <w:t>Read the picture one step at a time</w:t>
+      </w:r>
+    </w:p>
+    <w:tbl>
+      <w:tblPr>
+        <w:tblStyle w:val="LightShading-Accent1"/>
+        <w:tblW w:type="auto" w:w="0"/>
+        <w:tblLook w:firstColumn="1" w:firstRow="1" w:lastColumn="0" w:lastRow="0" w:noHBand="0" w:noVBand="1" w:val="04A0"/>
+      </w:tblPr>
+      <w:tblGrid>
+        <w:gridCol w:w="5112"/>
+        <w:gridCol w:w="5112"/>
+      </w:tblGrid>
+      <w:tr>
+        <w:trPr>
+          <w:tblHeader/>
+        </w:trPr>
+        <w:tc>
+          <w:tcPr>
+            <w:tcW w:type="dxa" w:w="5112"/>
+          </w:tcPr>
+          <w:p>
+            <w:r>
+              <w:t>Step</w:t>
+            </w:r>
+          </w:p>
+        </w:tc>
+        <w:tc>
+          <w:tcPr>
+            <w:tcW w:type="dxa" w:w="5112"/>
+          </w:tcPr>
+          <w:p>
+            <w:r>
+              <w:t>What happens and why</w:t>
+            </w:r>
+          </w:p>
+        </w:tc>
+      </w:tr>
+      <w:tr>
+        <w:tc>
+          <w:tcPr>
+            <w:tcW w:type="dxa" w:w="5112"/>
+          </w:tcPr>
+          <w:p>
+            <w:r>
+              <w:t>1. Evaluate nearby points</w:t>
+            </w:r>
+          </w:p>
+        </w:tc>
+        <w:tc>
+          <w:tcPr>
+            <w:tcW w:type="dxa" w:w="5112"/>
+          </w:tcPr>
+          <w:p>
+            <w:r>
+              <w:t>J(0.5)=2.25 and J(-0.5)=6.25.</w:t>
+            </w:r>
+          </w:p>
+        </w:tc>
+      </w:tr>
+      <w:tr>
+        <w:tc>
+          <w:tcPr>
+            <w:tcW w:type="dxa" w:w="5112"/>
+          </w:tcPr>
+          <w:p>
+            <w:r>
+              <w:t>2. Estimate slope</w:t>
+            </w:r>
+          </w:p>
+        </w:tc>
+        <w:tc>
+          <w:tcPr>
+            <w:tcW w:type="dxa" w:w="5112"/>
+          </w:tcPr>
+          <w:p>
+            <w:r>
+              <w:t>Slope=(2.25-6.25)/(0.5-(-0.5))=-4.</w:t>
+            </w:r>
+          </w:p>
+        </w:tc>
+      </w:tr>
+      <w:tr>
+        <w:tc>
+          <w:tcPr>
+            <w:tcW w:type="dxa" w:w="5112"/>
+          </w:tcPr>
+          <w:p>
+            <w:r>
+              <w:t>3. Check small move</w:t>
+            </w:r>
+          </w:p>
+        </w:tc>
+        <w:tc>
+          <w:tcPr>
+            <w:tcW w:type="dxa" w:w="5112"/>
+          </w:tcPr>
+          <w:p>
+            <w:r>
+              <w:t>Move to a = 0.25: loss 3.0625, below starting loss 4.</w:t>
+            </w:r>
+          </w:p>
+        </w:tc>
+      </w:tr>
+    </w:tbl>
+    <w:p>
+      <w:r>
+        <w:t>Match each pictured step to the supplied facts. This is a worked teaching case, not an independent assessment.</w:t>
+      </w:r>
+    </w:p>
+    <w:p>
+      <w:pPr>
+        <w:spacing w:line="336" w:lineRule="auto" w:after="180"/>
+      </w:pPr>
+      <w:r>
+        <w:rPr>
+          <w:b w:val="0"/>
+        </w:rPr>
+        <w:t xml:space="preserve">A </w:t>
+      </w:r>
+      <w:r>
+        <w:rPr>
+          <w:b/>
+        </w:rPr>
+        <w:t>slope</w:t>
+      </w:r>
+      <w:r>
+        <w:rPr>
+          <w:b w:val="0"/>
+        </w:rPr>
+        <w:t xml:space="preserve"> describes how the loss changes near the current parameter. The symmetric calculation compares equal small moves on either side. Its negative result suggests a small increase may help at zero.</w:t>
+      </w:r>
+    </w:p>
+    <w:p>
+      <w:pPr>
+        <w:spacing w:line="336" w:lineRule="auto" w:after="180"/>
+      </w:pPr>
+      <w:r>
+        <w:rPr>
+          <w:b w:val="0"/>
+        </w:rPr>
+        <w:t>It does not promise every increase helps: jumping to five passes the optimum at two and produces a larger loss. Check the new loss after each proposed step.</w:t>
+      </w:r>
+    </w:p>
+    <w:p>
+      <w:pPr>
+        <w:spacing w:line="336" w:lineRule="auto" w:after="180"/>
+      </w:pPr>
+      <w:r>
+        <w:rPr>
+          <w:b w:val="0"/>
+        </w:rPr>
+        <w:t xml:space="preserve">A finite difference approximates </w:t>
+      </w:r>
+      <w:r>
+        <w:rPr>
+          <w:b/>
+        </w:rPr>
+        <w:t>local change</w:t>
+      </w:r>
+      <w:r>
+        <w:rPr>
+          <w:b w:val="0"/>
+        </w:rPr>
+        <w:t>; numerical precision and nonsmooth points need care in more complex objectives.</w:t>
+      </w:r>
+    </w:p>
+    <w:p>
+      <w:pPr>
+        <w:spacing w:line="336" w:lineRule="auto" w:after="180"/>
+      </w:pPr>
+      <w:r>
+        <w:rPr>
+          <w:b w:val="0"/>
+        </w:rPr>
+        <w:t>Change: Move from 0 all the way to5.</w:t>
+      </w:r>
+    </w:p>
+    <w:p>
+      <w:pPr>
+        <w:spacing w:line="336" w:lineRule="auto" w:after="180"/>
+      </w:pPr>
+      <w:r>
+        <w:rPr>
+          <w:b/>
+        </w:rPr>
+        <w:t>Prediction</w:t>
+      </w:r>
+      <w:r>
+        <w:rPr>
+          <w:b w:val="0"/>
+        </w:rPr>
+        <w:t>: Loss becomes 9, exceeding the starting 4.</w:t>
+      </w:r>
+    </w:p>
+    <w:p>
+      <w:pPr>
+        <w:spacing w:line="336" w:lineRule="auto" w:after="180"/>
+      </w:pPr>
+      <w:r>
+        <w:rPr>
+          <w:b w:val="0"/>
+        </w:rPr>
+        <w:t xml:space="preserve">Reason: A negative local </w:t>
+      </w:r>
+      <w:r>
+        <w:rPr>
+          <w:b/>
+        </w:rPr>
+        <w:t>slope</w:t>
+      </w:r>
+      <w:r>
+        <w:rPr>
+          <w:b w:val="0"/>
+        </w:rPr>
+        <w:t xml:space="preserve"> suggests increasing a locally, not that every positive jump decreases loss.</w:t>
+      </w:r>
+    </w:p>
+    <w:p>
+      <w:pPr>
+        <w:pStyle w:val="Heading2"/>
+      </w:pPr>
+      <w:r>
+        <w:t>Labelled local and stationary-point limits</w:t>
+      </w:r>
+    </w:p>
+    <w:p>
+      <w:r>
+        <w:drawing>
+          <wp:inline xmlns:a="http://schemas.openxmlformats.org/drawingml/2006/main" xmlns:pic="http://schemas.openxmlformats.org/drawingml/2006/picture">
+            <wp:extent cx="5486400" cy="2180813"/>
+            <wp:docPr id="2" name="Picture 2" descr="Left graph L(w)=(w−2)² has slope−2 at w1. Moving to1.1lowers loss1to0.81;moving to4raises it to4. Right graph F(w)=(w²−1)² has horizontal tangent at w0with loss1,but F(0.1)=0.9801is lower and minima at−1and1have loss0."/>
+            <wp:cNvGraphicFramePr>
+              <a:graphicFrameLocks noChangeAspect="1"/>
+            </wp:cNvGraphicFramePr>
+            <a:graphic>
+              <a:graphicData uri="http://schemas.openxmlformats.org/drawingml/2006/picture">
+                <pic:pic>
+                  <pic:nvPicPr>
+                    <pic:cNvPr id="0" name="ai-5-09-local-slope-limits.png"/>
+                    <pic:cNvPicPr/>
+                  </pic:nvPicPr>
+                  <pic:blipFill>
+                    <a:blip r:embed="rId10"/>
+                    <a:stretch>
+                      <a:fillRect/>
+                    </a:stretch>
+                  </pic:blipFill>
+                  <pic:spPr>
+                    <a:xfrm>
+                      <a:off x="0" y="0"/>
+                      <a:ext cx="5486400" cy="2180813"/>
+                    </a:xfrm>
+                    <a:prstGeom prst="rect"/>
+                  </pic:spPr>
+                </pic:pic>
+              </a:graphicData>
+            </a:graphic>
+          </wp:inline>
+        </w:drawing>
+      </w:r>
+    </w:p>
+    <w:p>
+      <w:pPr>
+        <w:pStyle w:val="Heading2"/>
+      </w:pPr>
+      <w:r>
+        <w:t>Earlier wording, alternatives and picture transcripts · reference / check after trying</w:t>
       </w:r>
     </w:p>
     <w:tbl>
@@ -958,41 +1804,6 @@
     </w:p>
     <w:p>
       <w:pPr>
-        <w:spacing w:line="336" w:lineRule="auto" w:after="180"/>
-      </w:pPr>
-      <w:r>
-        <w:rPr>
-          <w:b w:val="0"/>
-        </w:rPr>
-        <w:t xml:space="preserve">Guided: L(2.9) = 0.81 and L(3.1) = 1.21, so </w:t>
-      </w:r>
-      <w:r>
-        <w:rPr>
-          <w:b/>
-        </w:rPr>
-        <w:t>slope</w:t>
-      </w:r>
-      <w:r>
-        <w:rPr>
-          <w:b w:val="0"/>
-        </w:rPr>
-        <w:t xml:space="preserve"> is 0.4 / 0.2 = 2. A small decrease in w lowers this loss. Exit: at w = 1 </w:t>
-      </w:r>
-      <w:r>
-        <w:rPr>
-          <w:b/>
-        </w:rPr>
-        <w:t>slope</w:t>
-      </w:r>
-      <w:r>
-        <w:rPr>
-          <w:b w:val="0"/>
-        </w:rPr>
-        <w:t xml:space="preserve"> is negative, but increasing w to 4 raises loss from 1 to 4.</w:t>
-      </w:r>
-    </w:p>
-    <w:p>
-      <w:pPr>
         <w:pStyle w:val="Heading3"/>
       </w:pPr>
       <w:r>
@@ -1340,85 +2151,10 @@
     </w:p>
     <w:p>
       <w:pPr>
-        <w:spacing w:line="336" w:lineRule="auto" w:after="180"/>
-      </w:pPr>
-      <w:r>
-        <w:rPr>
-          <w:b w:val="0"/>
-        </w:rPr>
-        <w:t xml:space="preserve">Use a local </w:t>
-      </w:r>
-      <w:r>
-        <w:rPr>
-          <w:b/>
-        </w:rPr>
-        <w:t>slope</w:t>
-      </w:r>
-      <w:r>
-        <w:rPr>
-          <w:b w:val="0"/>
-        </w:rPr>
-        <w:t xml:space="preserve"> to propose a small move rather than claiming every move helps.</w:t>
-      </w:r>
-    </w:p>
-    <w:p>
-      <w:pPr>
         <w:pStyle w:val="Heading3"/>
       </w:pPr>
       <w:r>
         <w:t>The facts we will use</w:t>
-      </w:r>
-    </w:p>
-    <w:p>
-      <w:pPr>
-        <w:pStyle w:val="Heading3"/>
-      </w:pPr>
-      <w:r>
-        <w:t>Supplied facts</w:t>
-      </w:r>
-    </w:p>
-    <w:p>
-      <w:pPr>
-        <w:spacing w:line="336" w:lineRule="auto" w:after="180"/>
-        <w:shd w:fill="F1F6FC"/>
-      </w:pPr>
-      <w:r>
-        <w:rPr>
-          <w:b w:val="0"/>
-        </w:rPr>
-        <w:t>Toy loss J(a)=(a-2)². At a = 0, use symmetric step 0.5.</w:t>
-      </w:r>
-    </w:p>
-    <w:p>
-      <w:pPr>
-        <w:pStyle w:val="Heading3"/>
-      </w:pPr>
-      <w:r>
-        <w:t>Supplied facts</w:t>
-      </w:r>
-    </w:p>
-    <w:p>
-      <w:pPr>
-        <w:spacing w:line="336" w:lineRule="auto" w:after="180"/>
-        <w:shd w:fill="F1F6FC"/>
-      </w:pPr>
-      <w:r>
-        <w:rPr>
-          <w:b w:val="0"/>
-        </w:rPr>
-        <w:t xml:space="preserve">All </w:t>
-      </w:r>
-      <w:r>
-        <w:rPr>
-          <w:b/>
-        </w:rPr>
-        <w:t>input</w:t>
-      </w:r>
-      <w:r>
-        <w:rPr>
-          <w:b w:val="0"/>
-        </w:rPr>
-        <w:t>s and outcomes in this worked example are invented classroom data; no real model run is claimed.</w:t>
       </w:r>
     </w:p>
     <w:p>
@@ -1426,7 +2162,7 @@
         <w:drawing>
           <wp:inline xmlns:a="http://schemas.openxmlformats.org/drawingml/2006/main" xmlns:pic="http://schemas.openxmlformats.org/drawingml/2006/picture">
             <wp:extent cx="5486400" cy="5145314"/>
-            <wp:docPr id="1" name="Picture 1" descr="Slopes and local change. Evaluate nearby points: J(0.5)=2.25 and J(-0.5)=6.25.. Estimate slope: Slope=(2.25-6.25)/(0.5-(-0.5))=-4.. Check small move: Move to a = 0.25: loss 3.0625, below starting loss 4."/>
+            <wp:docPr id="3" name="Picture 3" descr="Slopes and local change. Evaluate nearby points: J(0.5)=2.25 and J(-0.5)=6.25.. Estimate slope: Slope=(2.25-6.25)/(0.5-(-0.5))=-4.. Check small move: Move to a = 0.25: loss 3.0625, below starting loss 4."/>
             <wp:cNvGraphicFramePr>
               <a:graphicFrameLocks noChangeAspect="1"/>
             </wp:cNvGraphicFramePr>
@@ -1438,7 +2174,7 @@
                     <pic:cNvPicPr/>
                   </pic:nvPicPr>
                   <pic:blipFill>
-                    <a:blip r:embed="rId9"/>
+                    <a:blip r:embed="rId11"/>
                     <a:stretch>
                       <a:fillRect/>
                     </a:stretch>
@@ -1462,114 +2198,7 @@
         <w:pStyle w:val="Heading3"/>
       </w:pPr>
       <w:r>
-        <w:t>Read the picture one step at a time</w:t>
-      </w:r>
-    </w:p>
-    <w:tbl>
-      <w:tblPr>
-        <w:tblStyle w:val="LightShading-Accent1"/>
-        <w:tblW w:type="auto" w:w="0"/>
-        <w:tblLook w:firstColumn="1" w:firstRow="1" w:lastColumn="0" w:lastRow="0" w:noHBand="0" w:noVBand="1" w:val="04A0"/>
-      </w:tblPr>
-      <w:tblGrid>
-        <w:gridCol w:w="5112"/>
-        <w:gridCol w:w="5112"/>
-      </w:tblGrid>
-      <w:tr>
-        <w:trPr>
-          <w:tblHeader/>
-        </w:trPr>
-        <w:tc>
-          <w:tcPr>
-            <w:tcW w:type="dxa" w:w="5112"/>
-          </w:tcPr>
-          <w:p>
-            <w:r>
-              <w:t>Step</w:t>
-            </w:r>
-          </w:p>
-        </w:tc>
-        <w:tc>
-          <w:tcPr>
-            <w:tcW w:type="dxa" w:w="5112"/>
-          </w:tcPr>
-          <w:p>
-            <w:r>
-              <w:t>What happens and why</w:t>
-            </w:r>
-          </w:p>
-        </w:tc>
-      </w:tr>
-      <w:tr>
-        <w:tc>
-          <w:tcPr>
-            <w:tcW w:type="dxa" w:w="5112"/>
-          </w:tcPr>
-          <w:p>
-            <w:r>
-              <w:t>1. Evaluate nearby points</w:t>
-            </w:r>
-          </w:p>
-        </w:tc>
-        <w:tc>
-          <w:tcPr>
-            <w:tcW w:type="dxa" w:w="5112"/>
-          </w:tcPr>
-          <w:p>
-            <w:r>
-              <w:t>J(0.5)=2.25 and J(-0.5)=6.25.</w:t>
-            </w:r>
-          </w:p>
-        </w:tc>
-      </w:tr>
-      <w:tr>
-        <w:tc>
-          <w:tcPr>
-            <w:tcW w:type="dxa" w:w="5112"/>
-          </w:tcPr>
-          <w:p>
-            <w:r>
-              <w:t>2. Estimate slope</w:t>
-            </w:r>
-          </w:p>
-        </w:tc>
-        <w:tc>
-          <w:tcPr>
-            <w:tcW w:type="dxa" w:w="5112"/>
-          </w:tcPr>
-          <w:p>
-            <w:r>
-              <w:t>Slope=(2.25-6.25)/(0.5-(-0.5))=-4.</w:t>
-            </w:r>
-          </w:p>
-        </w:tc>
-      </w:tr>
-      <w:tr>
-        <w:tc>
-          <w:tcPr>
-            <w:tcW w:type="dxa" w:w="5112"/>
-          </w:tcPr>
-          <w:p>
-            <w:r>
-              <w:t>3. Check small move</w:t>
-            </w:r>
-          </w:p>
-        </w:tc>
-        <w:tc>
-          <w:tcPr>
-            <w:tcW w:type="dxa" w:w="5112"/>
-          </w:tcPr>
-          <w:p>
-            <w:r>
-              <w:t>Move to a = 0.25: loss 3.0625, below starting loss 4.</w:t>
-            </w:r>
-          </w:p>
-        </w:tc>
-      </w:tr>
-    </w:tbl>
-    <w:p>
-      <w:r>
-        <w:t>Match each pictured step to the supplied facts. This is a worked teaching case, not an independent assessment.</w:t>
+        <w:t>Why this result follows</w:t>
       </w:r>
     </w:p>
     <w:p>
@@ -1577,7 +2206,7 @@
         <w:pStyle w:val="Heading3"/>
       </w:pPr>
       <w:r>
-        <w:t>Why this result follows</w:t>
+        <w:t>What this example does not establish</w:t>
       </w:r>
     </w:p>
     <w:p>
@@ -1585,185 +2214,227 @@
         <w:pStyle w:val="Heading3"/>
       </w:pPr>
       <w:r>
-        <w:t>Why the result follows</w:t>
+        <w:t>Change one thing in the pictured case</w:t>
       </w:r>
     </w:p>
     <w:p>
       <w:pPr>
-        <w:spacing w:line="336" w:lineRule="auto" w:after="180"/>
-        <w:shd w:fill="F1F6FC"/>
-      </w:pPr>
-      <w:r>
-        <w:rPr>
-          <w:b w:val="0"/>
-        </w:rPr>
-        <w:t xml:space="preserve">A </w:t>
-      </w:r>
-      <w:r>
-        <w:rPr>
-          <w:b/>
-        </w:rPr>
-        <w:t>slope</w:t>
-      </w:r>
-      <w:r>
-        <w:rPr>
-          <w:b w:val="0"/>
-        </w:rPr>
-        <w:t xml:space="preserve"> describes how the loss changes near the current parameter. The symmetric calculation compares equal small moves on either side. Its negative result suggests a small increase may help at zero.</w:t>
+        <w:pStyle w:val="Heading3"/>
+      </w:pPr>
+      <w:r>
+        <w:t>Ask while showing the picture</w:t>
       </w:r>
     </w:p>
     <w:p>
       <w:pPr>
         <w:spacing w:line="336" w:lineRule="auto" w:after="180"/>
-        <w:shd w:fill="F1F6FC"/>
       </w:pPr>
       <w:r>
         <w:rPr>
           <w:b w:val="0"/>
         </w:rPr>
-        <w:t>It does not promise every increase helps: jumping to five passes the optimum at two and produces a larger loss. Check the new loss after each proposed step.</w:t>
+        <w:t xml:space="preserve">Cover the result. Ask learners to name the </w:t>
+      </w:r>
+      <w:r>
+        <w:rPr>
+          <w:b/>
+        </w:rPr>
+        <w:t>input</w:t>
+      </w:r>
+      <w:r>
+        <w:rPr>
+          <w:b w:val="0"/>
+        </w:rPr>
+        <w:t xml:space="preserve">s and predict the next step. Uncover one step, connect the icon to the actual procedure, and explain its </w:t>
+      </w:r>
+      <w:r>
+        <w:rPr>
+          <w:b/>
+        </w:rPr>
+        <w:t>evidence</w:t>
+      </w:r>
+      <w:r>
+        <w:rPr>
+          <w:b w:val="0"/>
+        </w:rPr>
+        <w:t>. Then change the supplied condition and compare.</w:t>
       </w:r>
     </w:p>
     <w:p>
       <w:pPr>
-        <w:pStyle w:val="Heading3"/>
-      </w:pPr>
-      <w:r>
-        <w:t>What this example does not establish</w:t>
+        <w:spacing w:line="336" w:lineRule="auto" w:after="180"/>
+      </w:pPr>
+      <w:r>
+        <w:rPr>
+          <w:b w:val="0"/>
+        </w:rPr>
+        <w:t>The picture is a representation; it does not document execution of a real AI model.</w:t>
       </w:r>
     </w:p>
     <w:p>
       <w:pPr>
-        <w:pStyle w:val="Heading3"/>
-      </w:pPr>
-      <w:r>
-        <w:t>Keep the stated limit</w:t>
+        <w:pStyle w:val="Heading1"/>
+      </w:pPr>
+      <w:r>
+        <w:t>03. Model a step,then remove help</w:t>
       </w:r>
     </w:p>
     <w:p>
-      <w:pPr>
-        <w:spacing w:line="336" w:lineRule="auto" w:after="180"/>
-        <w:shd w:fill="FFF5E6"/>
-      </w:pPr>
-      <w:r>
-        <w:rPr>
-          <w:b w:val="0"/>
-        </w:rPr>
-        <w:t xml:space="preserve">A finite difference approximates </w:t>
-      </w:r>
-      <w:r>
-        <w:rPr>
-          <w:b/>
-        </w:rPr>
-        <w:t>local change</w:t>
-      </w:r>
-      <w:r>
-        <w:rPr>
-          <w:b w:val="0"/>
-        </w:rPr>
-        <w:t>; numerical precision and nonsmooth points need care in more complex objectives.</w:t>
+      <w:r>
+        <w:t>Collect each learner’s reasoning before showing a key.</w:t>
       </w:r>
     </w:p>
     <w:p>
       <w:pPr>
-        <w:pStyle w:val="Heading3"/>
-      </w:pPr>
-      <w:r>
-        <w:t>Change one thing in the pictured case</w:t>
+        <w:pStyle w:val="Heading2"/>
+      </w:pPr>
+      <w:r>
+        <w:t>Current completion task and checked reasoning</w:t>
       </w:r>
     </w:p>
     <w:p>
       <w:pPr>
-        <w:pStyle w:val="Heading3"/>
-      </w:pPr>
-      <w:r>
-        <w:t>Change one thing</w:t>
+        <w:spacing w:line="336" w:lineRule="auto" w:after="180"/>
+      </w:pPr>
+      <w:r>
+        <w:rPr>
+          <w:b w:val="0"/>
+        </w:rPr>
+        <w:t xml:space="preserve">Completion task: At centre w = 0, use step 0.5. Calculate L(-0.5), L(0.5) and the symmetric </w:t>
+      </w:r>
+      <w:r>
+        <w:rPr>
+          <w:b/>
+        </w:rPr>
+        <w:t>slope</w:t>
+      </w:r>
+      <w:r>
+        <w:rPr>
+          <w:b w:val="0"/>
+        </w:rPr>
+        <w:t>.</w:t>
       </w:r>
     </w:p>
     <w:p>
       <w:pPr>
         <w:spacing w:line="336" w:lineRule="auto" w:after="180"/>
-        <w:shd w:fill="F5F1FB"/>
       </w:pPr>
       <w:r>
         <w:rPr>
           <w:b w:val="0"/>
         </w:rPr>
-        <w:t>Change: Move from 0 all the way to5.</w:t>
+        <w:t xml:space="preserve">Teacher check: Teacher explanation: Losses are 6.25 and 2.25. Denominator is 1, giving </w:t>
+      </w:r>
+      <w:r>
+        <w:rPr>
+          <w:b/>
+        </w:rPr>
+        <w:t>slope</w:t>
+      </w:r>
+      <w:r>
+        <w:rPr>
+          <w:b w:val="0"/>
+        </w:rPr>
+        <w:t xml:space="preserve"> -4.</w:t>
       </w:r>
     </w:p>
     <w:p>
       <w:pPr>
-        <w:pStyle w:val="Heading3"/>
-      </w:pPr>
-      <w:r>
-        <w:t>Predicted result</w:t>
+        <w:spacing w:line="336" w:lineRule="auto" w:after="180"/>
+      </w:pPr>
+      <w:r>
+        <w:rPr>
+          <w:b w:val="0"/>
+        </w:rPr>
+        <w:t xml:space="preserve">Start by identifying the given </w:t>
+      </w:r>
+      <w:r>
+        <w:rPr>
+          <w:b/>
+        </w:rPr>
+        <w:t>input</w:t>
+      </w:r>
+      <w:r>
+        <w:rPr>
+          <w:b w:val="0"/>
+        </w:rPr>
+        <w:t>s together. Leave the intermediate steps blank. If needed, model one step, then withdraw that help on the next step. Move to a full trace only when the partial trace is understood.</w:t>
       </w:r>
     </w:p>
     <w:p>
       <w:pPr>
         <w:spacing w:line="336" w:lineRule="auto" w:after="180"/>
-        <w:shd w:fill="F1F6FC"/>
-      </w:pPr>
-      <w:r>
-        <w:rPr>
-          <w:b/>
-        </w:rPr>
-        <w:t>Prediction</w:t>
-      </w:r>
+      </w:pPr>
       <w:r>
         <w:rPr>
           <w:b w:val="0"/>
         </w:rPr>
-        <w:t>: Loss becomes 9, exceeding the starting 4.</w:t>
+        <w:t>For partners, alternate explainer and checker; collect a response from every learner before discussion.</w:t>
       </w:r>
     </w:p>
     <w:p>
       <w:pPr>
-        <w:pStyle w:val="Heading3"/>
-      </w:pPr>
-      <w:r>
-        <w:t>Why the result follows</w:t>
+        <w:pStyle w:val="Heading2"/>
+      </w:pPr>
+      <w:r>
+        <w:t>Individual misconception check</w:t>
       </w:r>
     </w:p>
     <w:p>
       <w:pPr>
         <w:spacing w:line="336" w:lineRule="auto" w:after="180"/>
-        <w:shd w:fill="F1F6FC"/>
       </w:pPr>
       <w:r>
         <w:rPr>
           <w:b w:val="0"/>
         </w:rPr>
-        <w:t xml:space="preserve">Reason: A negative local </w:t>
+        <w:t xml:space="preserve">Use the worked case for </w:t>
       </w:r>
       <w:r>
         <w:rPr>
           <w:b/>
         </w:rPr>
-        <w:t>slope</w:t>
+        <w:t>Slope</w:t>
       </w:r>
       <w:r>
         <w:rPr>
           <w:b w:val="0"/>
         </w:rPr>
-        <w:t xml:space="preserve"> suggests increasing a locally, not that every positive jump decreases loss.</w:t>
+        <w:t xml:space="preserve">s and </w:t>
+      </w:r>
+      <w:r>
+        <w:rPr>
+          <w:b/>
+        </w:rPr>
+        <w:t>local change</w:t>
+      </w:r>
+      <w:r>
+        <w:rPr>
+          <w:b w:val="0"/>
+        </w:rPr>
+        <w:t>. Proposed explanation: “Divide by the step only”. Decide whether this explanation is supported. Point to the step or supplied fact that decides; explain your repair if needed.</w:t>
       </w:r>
     </w:p>
     <w:p>
       <w:pPr>
-        <w:pStyle w:val="Heading3"/>
-      </w:pPr>
-      <w:r>
-        <w:t>Ask while showing the picture</w:t>
+        <w:spacing w:line="336" w:lineRule="auto" w:after="180"/>
+      </w:pPr>
+      <w:r>
+        <w:rPr>
+          <w:b w:val="0"/>
+        </w:rPr>
+        <w:t>Expected correction: A symmetric comparison spans from centre minus step to centre plus step, a width of twice the step.</w:t>
       </w:r>
     </w:p>
     <w:p>
       <w:pPr>
-        <w:pStyle w:val="Heading3"/>
-      </w:pPr>
-      <w:r>
-        <w:t>Ask while showing the picture · 1</w:t>
+        <w:spacing w:line="336" w:lineRule="auto" w:after="180"/>
+      </w:pPr>
+      <w:r>
+        <w:rPr>
+          <w:b w:val="0"/>
+        </w:rPr>
+        <w:t>Collect explanations, not only yes/no votes. If a misunderstanding is common, re-model the relevant step for the class.</w:t>
       </w:r>
     </w:p>
     <w:p>
@@ -1774,55 +2445,191 @@
         <w:rPr>
           <w:b w:val="0"/>
         </w:rPr>
-        <w:t xml:space="preserve">Cover the result. Ask learners to name the </w:t>
-      </w:r>
-      <w:r>
-        <w:rPr>
-          <w:b/>
-        </w:rPr>
-        <w:t>input</w:t>
-      </w:r>
-      <w:r>
-        <w:rPr>
-          <w:b w:val="0"/>
-        </w:rPr>
-        <w:t xml:space="preserve">s and predict the next step. Uncover one step, connect the icon to the actual procedure, and explain its </w:t>
-      </w:r>
-      <w:r>
-        <w:rPr>
-          <w:b/>
-        </w:rPr>
-        <w:t>evidence</w:t>
-      </w:r>
-      <w:r>
-        <w:rPr>
-          <w:b w:val="0"/>
-        </w:rPr>
-        <w:t>. Then change the supplied condition and compare.</w:t>
+        <w:t>If it affects a few learners, give a short targeted group explanation while others solve a more demanding variation.</w:t>
       </w:r>
     </w:p>
     <w:p>
       <w:pPr>
-        <w:spacing w:line="336" w:lineRule="auto" w:after="180"/>
-      </w:pPr>
-      <w:r>
-        <w:rPr>
-          <w:b w:val="0"/>
-        </w:rPr>
-        <w:t>The picture is a representation; it does not document execution of a real AI model.</w:t>
+        <w:pStyle w:val="Heading2"/>
+      </w:pPr>
+      <w:r>
+        <w:t>Pictured reasoning and changed case</w:t>
       </w:r>
     </w:p>
     <w:p>
       <w:pPr>
-        <w:pStyle w:val="Heading1"/>
-      </w:pPr>
-      <w:r>
-        <w:t>03. Demonstrate and guide practice</w:t>
+        <w:spacing w:line="336" w:lineRule="auto" w:after="180"/>
+      </w:pPr>
+      <w:r>
+        <w:rPr>
+          <w:b w:val="0"/>
+        </w:rPr>
+        <w:t xml:space="preserve">Which calculation disproves “any increase helps”? Point to the relevant step in the picture, then write the changed result and the rule or </w:t>
+      </w:r>
+      <w:r>
+        <w:rPr>
+          <w:b/>
+        </w:rPr>
+        <w:t>evidence</w:t>
+      </w:r>
+      <w:r>
+        <w:rPr>
+          <w:b w:val="0"/>
+        </w:rPr>
+        <w:t xml:space="preserve"> that supports it.</w:t>
       </w:r>
     </w:p>
     <w:p>
-      <w:r>
-        <w:t>Demonstrate Slopes and local change, reduce support deliberately and check individual reasoning before discussing answers.</w:t>
+      <w:pPr>
+        <w:spacing w:line="336" w:lineRule="auto" w:after="180"/>
+      </w:pPr>
+      <w:r>
+        <w:rPr>
+          <w:b w:val="0"/>
+        </w:rPr>
+        <w:t>J(5)=(5-2)²=9&gt;J(0)=4. The local direction is useful only with an appropriately sized step and verification. Changed-case check: Loss becomes 9, exceeding the starting 4.</w:t>
+      </w:r>
+    </w:p>
+    <w:p>
+      <w:pPr>
+        <w:spacing w:line="336" w:lineRule="auto" w:after="180"/>
+      </w:pPr>
+      <w:r>
+        <w:rPr>
+          <w:b w:val="0"/>
+        </w:rPr>
+        <w:t xml:space="preserve">A negative local </w:t>
+      </w:r>
+      <w:r>
+        <w:rPr>
+          <w:b/>
+        </w:rPr>
+        <w:t>slope</w:t>
+      </w:r>
+      <w:r>
+        <w:rPr>
+          <w:b w:val="0"/>
+        </w:rPr>
+        <w:t xml:space="preserve"> suggests increasing a locally, not that every positive jump decreases loss.</w:t>
+      </w:r>
+    </w:p>
+    <w:p>
+      <w:pPr>
+        <w:spacing w:line="336" w:lineRule="auto" w:after="180"/>
+      </w:pPr>
+      <w:r>
+        <w:rPr>
+          <w:b w:val="0"/>
+        </w:rPr>
+        <w:t xml:space="preserve">Changed-case reasoning: Loss becomes 9, exceeding the starting 4. A negative local </w:t>
+      </w:r>
+      <w:r>
+        <w:rPr>
+          <w:b/>
+        </w:rPr>
+        <w:t>slope</w:t>
+      </w:r>
+      <w:r>
+        <w:rPr>
+          <w:b w:val="0"/>
+        </w:rPr>
+        <w:t xml:space="preserve"> suggests increasing a locally, not that every positive jump decreases loss.</w:t>
+      </w:r>
+    </w:p>
+    <w:p>
+      <w:pPr>
+        <w:spacing w:line="336" w:lineRule="auto" w:after="180"/>
+      </w:pPr>
+      <w:r>
+        <w:rPr>
+          <w:b w:val="0"/>
+        </w:rPr>
+        <w:t xml:space="preserve">Collect each learner’s explanation before discussion. Use the first missing connection between </w:t>
+      </w:r>
+      <w:r>
+        <w:rPr>
+          <w:b/>
+        </w:rPr>
+        <w:t>input</w:t>
+      </w:r>
+      <w:r>
+        <w:rPr>
+          <w:b w:val="0"/>
+        </w:rPr>
+        <w:t xml:space="preserve">, deciding step and result to choose support. This question is worked-case practice, not fresh mastery </w:t>
+      </w:r>
+      <w:r>
+        <w:rPr>
+          <w:b/>
+        </w:rPr>
+        <w:t>evidence</w:t>
+      </w:r>
+      <w:r>
+        <w:rPr>
+          <w:b w:val="0"/>
+        </w:rPr>
+        <w:t>.</w:t>
+      </w:r>
+    </w:p>
+    <w:p>
+      <w:pPr>
+        <w:pStyle w:val="Heading2"/>
+      </w:pPr>
+      <w:r>
+        <w:t>Accessible support and extension</w:t>
+      </w:r>
+    </w:p>
+    <w:p>
+      <w:pPr>
+        <w:spacing w:line="336" w:lineRule="auto" w:after="180"/>
+      </w:pPr>
+      <w:r>
+        <w:rPr>
+          <w:b w:val="0"/>
+        </w:rPr>
+        <w:t xml:space="preserve">Use See how it works and Follow a worked example. Collect a </w:t>
+      </w:r>
+      <w:r>
+        <w:rPr>
+          <w:b/>
+        </w:rPr>
+        <w:t>prediction</w:t>
+      </w:r>
+      <w:r>
+        <w:rPr>
+          <w:b w:val="0"/>
+        </w:rPr>
+        <w:t xml:space="preserve"> before revealing its result; ask the learner to point to each intermediate fact.</w:t>
+      </w:r>
+    </w:p>
+    <w:p>
+      <w:pPr>
+        <w:spacing w:line="336" w:lineRule="auto" w:after="180"/>
+      </w:pPr>
+      <w:r>
+        <w:rPr>
+          <w:b w:val="0"/>
+        </w:rPr>
+        <w:t>Provide an axis label and the fraction change in loss over change in parameter.</w:t>
+      </w:r>
+    </w:p>
+    <w:p>
+      <w:pPr>
+        <w:spacing w:line="336" w:lineRule="auto" w:after="180"/>
+      </w:pPr>
+      <w:r>
+        <w:rPr>
+          <w:b w:val="0"/>
+        </w:rPr>
+        <w:t>Extension: algebraically expand the symmetric difference for (w - 2) squared to recover 2(w - 2), noting exact arithmetic versus floating-point computation.</w:t>
+      </w:r>
+    </w:p>
+    <w:p>
+      <w:pPr>
+        <w:pStyle w:val="Heading2"/>
+      </w:pPr>
+      <w:r>
+        <w:t>Earlier wording, alternatives and picture transcripts · reference / check after trying</w:t>
       </w:r>
     </w:p>
     <w:tbl>
@@ -2039,47 +2846,26 @@
     </w:tbl>
     <w:p>
       <w:pPr>
-        <w:spacing w:line="336" w:lineRule="auto" w:after="180"/>
-      </w:pPr>
-      <w:r>
-        <w:rPr>
-          <w:b w:val="0"/>
-        </w:rPr>
-        <w:t xml:space="preserve">Use See how it works and Follow a worked example. Collect a </w:t>
-      </w:r>
-      <w:r>
-        <w:rPr>
-          <w:b/>
-        </w:rPr>
-        <w:t>prediction</w:t>
-      </w:r>
-      <w:r>
-        <w:rPr>
-          <w:b w:val="0"/>
-        </w:rPr>
-        <w:t xml:space="preserve"> before revealing its result; ask the learner to point to each intermediate fact.</w:t>
+        <w:pStyle w:val="Heading3"/>
+      </w:pPr>
+      <w:r>
+        <w:t>Reduce help deliberately</w:t>
       </w:r>
     </w:p>
     <w:p>
       <w:pPr>
-        <w:spacing w:line="336" w:lineRule="auto" w:after="180"/>
-      </w:pPr>
-      <w:r>
-        <w:rPr>
-          <w:b w:val="0"/>
-        </w:rPr>
-        <w:t>Provide an axis label and the fraction change in loss over change in parameter.</w:t>
+        <w:pStyle w:val="Heading3"/>
+      </w:pPr>
+      <w:r>
+        <w:t>Individual reasoning check</w:t>
       </w:r>
     </w:p>
     <w:p>
       <w:pPr>
-        <w:spacing w:line="336" w:lineRule="auto" w:after="180"/>
-      </w:pPr>
-      <w:r>
-        <w:rPr>
-          <w:b w:val="0"/>
-        </w:rPr>
-        <w:t>Extension: algebraically expand the symmetric difference for (w - 2) squared to recover 2(w - 2), noting exact arithmetic versus floating-point computation.</w:t>
+        <w:pStyle w:val="Heading3"/>
+      </w:pPr>
+      <w:r>
+        <w:t>Pictorial practice question</w:t>
       </w:r>
     </w:p>
     <w:p>
@@ -2087,94 +2873,47 @@
         <w:pStyle w:val="Heading3"/>
       </w:pPr>
       <w:r>
-        <w:t>Reduce help deliberately</w:t>
+        <w:t>Reasoned teacher answer</w:t>
       </w:r>
     </w:p>
     <w:p>
       <w:pPr>
-        <w:pStyle w:val="Heading3"/>
-      </w:pPr>
-      <w:r>
-        <w:t>Completion practice</w:t>
+        <w:pStyle w:val="Heading1"/>
+      </w:pPr>
+      <w:r>
+        <w:t>04. Run the complete supplied investigation</w:t>
       </w:r>
     </w:p>
     <w:p>
-      <w:pPr>
-        <w:spacing w:line="336" w:lineRule="auto" w:after="180"/>
-        <w:shd w:fill="F5F1FB"/>
-      </w:pPr>
-      <w:r>
-        <w:rPr>
-          <w:b w:val="0"/>
-        </w:rPr>
-        <w:t xml:space="preserve">Completion task: At centre w = 0, use step 0.5. Calculate L(-0.5), L(0.5) and the symmetric </w:t>
-      </w:r>
-      <w:r>
-        <w:rPr>
-          <w:b/>
-        </w:rPr>
-        <w:t>slope</w:t>
-      </w:r>
-      <w:r>
-        <w:rPr>
-          <w:b w:val="0"/>
-        </w:rPr>
-        <w:t>.</w:t>
+      <w:r>
+        <w:t>Separate predictions,actual runs and paper traces.</w:t>
       </w:r>
     </w:p>
     <w:p>
       <w:pPr>
-        <w:pStyle w:val="Heading3"/>
-      </w:pPr>
-      <w:r>
-        <w:t>Reasoning to listen for</w:t>
+        <w:pStyle w:val="Heading2"/>
+      </w:pPr>
+      <w:r>
+        <w:t>Complete inputs,expected results and limits</w:t>
       </w:r>
     </w:p>
     <w:p>
       <w:pPr>
         <w:spacing w:line="336" w:lineRule="auto" w:after="180"/>
-        <w:shd w:fill="F1F6FC"/>
       </w:pPr>
       <w:r>
         <w:rPr>
           <w:b w:val="0"/>
         </w:rPr>
-        <w:t xml:space="preserve">Teacher check: Teacher explanation: Losses are 6.25 and 2.25. Denominator is 1, giving </w:t>
-      </w:r>
-      <w:r>
-        <w:rPr>
-          <w:b/>
-        </w:rPr>
-        <w:t>slope</w:t>
-      </w:r>
-      <w:r>
-        <w:rPr>
-          <w:b w:val="0"/>
-        </w:rPr>
-        <w:t xml:space="preserve"> -4.</w:t>
+        <w:t>Main estimates and complete probes as supplied. W3 from3to2.9 gives.81, butto−1 gives9, bothdecreasesparameter. W5F0=1, F.1=.9801so stationarydoesnotimplyminimum. Independentcentre1, h.25:losses 3.0625 and5.0625, difference 2/gap.5=slope 4. Small1→.9 helps4→3.61; jumpto−4 gives9 andovershoots. Require function/centre/spacing/denominator and post-move loss, not only direction.</w:t>
       </w:r>
     </w:p>
     <w:p>
       <w:pPr>
-        <w:spacing w:line="336" w:lineRule="auto" w:after="180"/>
-      </w:pPr>
-      <w:r>
-        <w:rPr>
-          <w:b w:val="0"/>
-        </w:rPr>
-        <w:t xml:space="preserve">Start by identifying the given </w:t>
-      </w:r>
-      <w:r>
-        <w:rPr>
-          <w:b/>
-        </w:rPr>
-        <w:t>input</w:t>
-      </w:r>
-      <w:r>
-        <w:rPr>
-          <w:b w:val="0"/>
-        </w:rPr>
-        <w:t>s together. Leave the intermediate steps blank. If needed, model one step, then withdraw that help on the next step. Move to a full trace only when the partial trace is understood.</w:t>
+        <w:pStyle w:val="Heading2"/>
+      </w:pPr>
+      <w:r>
+        <w:t>Diagnose the current misconceptions</w:t>
       </w:r>
     </w:p>
     <w:p>
@@ -2185,15 +2924,42 @@
         <w:rPr>
           <w:b w:val="0"/>
         </w:rPr>
-        <w:t>For partners, alternate explainer and checker; collect a response from every learner before discussion.</w:t>
+        <w:t>Divide by the step only: A symmetric comparison spans from centre minus step to centre plus step, a width of twice the step.</w:t>
       </w:r>
     </w:p>
     <w:p>
       <w:pPr>
-        <w:pStyle w:val="Heading3"/>
-      </w:pPr>
-      <w:r>
-        <w:t>Individual reasoning check</w:t>
+        <w:spacing w:line="336" w:lineRule="auto" w:after="180"/>
+      </w:pPr>
+      <w:r>
+        <w:rPr>
+          <w:b w:val="0"/>
+        </w:rPr>
+        <w:t xml:space="preserve">Negative loss </w:t>
+      </w:r>
+      <w:r>
+        <w:rPr>
+          <w:b/>
+        </w:rPr>
+        <w:t>slope</w:t>
+      </w:r>
+      <w:r>
+        <w:rPr>
+          <w:b w:val="0"/>
+        </w:rPr>
+        <w:t xml:space="preserve"> means negative loss: The </w:t>
+      </w:r>
+      <w:r>
+        <w:rPr>
+          <w:b/>
+        </w:rPr>
+        <w:t>slope</w:t>
+      </w:r>
+      <w:r>
+        <w:rPr>
+          <w:b w:val="0"/>
+        </w:rPr>
+        <w:t xml:space="preserve"> describes change; squared loss itself remains nonnegative.</w:t>
       </w:r>
     </w:p>
     <w:p>
@@ -2204,353 +2970,86 @@
         <w:rPr>
           <w:b w:val="0"/>
         </w:rPr>
-        <w:t xml:space="preserve">Use the worked case for </w:t>
+        <w:t xml:space="preserve">Zero </w:t>
       </w:r>
       <w:r>
         <w:rPr>
           <w:b/>
         </w:rPr>
-        <w:t>Slope</w:t>
+        <w:t>slope</w:t>
       </w:r>
       <w:r>
         <w:rPr>
           <w:b w:val="0"/>
         </w:rPr>
-        <w:t xml:space="preserve">s and </w:t>
+        <w:t xml:space="preserve"> always means finished: </w:t>
       </w:r>
       <w:r>
         <w:rPr>
           <w:b/>
         </w:rPr>
-        <w:t>local change</w:t>
+        <w:t>Stationary point</w:t>
       </w:r>
       <w:r>
         <w:rPr>
           <w:b w:val="0"/>
         </w:rPr>
-        <w:t>. Proposed explanation: “Divide by the step only”. Decide whether this explanation is supported. Point to the step or supplied fact that decides; explain your repair if needed.</w:t>
+        <w:t xml:space="preserve">s need additional </w:t>
+      </w:r>
+      <w:r>
+        <w:rPr>
+          <w:b/>
+        </w:rPr>
+        <w:t>evidence</w:t>
+      </w:r>
+      <w:r>
+        <w:rPr>
+          <w:b w:val="0"/>
+        </w:rPr>
+        <w:t>; some are not minima.</w:t>
       </w:r>
     </w:p>
     <w:p>
       <w:pPr>
-        <w:pStyle w:val="Heading3"/>
-      </w:pPr>
-      <w:r>
-        <w:t>Expected repair</w:t>
+        <w:spacing w:line="336" w:lineRule="auto" w:after="180"/>
+      </w:pPr>
+      <w:r>
+        <w:rPr>
+          <w:b w:val="0"/>
+        </w:rPr>
+        <w:t xml:space="preserve">Use Run the investigation for the </w:t>
+      </w:r>
+      <w:r>
+        <w:rPr>
+          <w:b/>
+        </w:rPr>
+        <w:t>evidence</w:t>
+      </w:r>
+      <w:r>
+        <w:rPr>
+          <w:b w:val="0"/>
+        </w:rPr>
+        <w:t xml:space="preserve"> ledger. Add a boundary or missing-</w:t>
+      </w:r>
+      <w:r>
+        <w:rPr>
+          <w:b/>
+        </w:rPr>
+        <w:t>input</w:t>
+      </w:r>
+      <w:r>
+        <w:rPr>
+          <w:b w:val="0"/>
+        </w:rPr>
+        <w:t xml:space="preserve"> case and record the expected response before checking. More successful repeats of one case do not establish wider coverage.</w:t>
       </w:r>
     </w:p>
     <w:p>
       <w:pPr>
-        <w:spacing w:line="336" w:lineRule="auto" w:after="180"/>
-        <w:shd w:fill="F1F6FC"/>
-      </w:pPr>
-      <w:r>
-        <w:rPr>
-          <w:b w:val="0"/>
-        </w:rPr>
-        <w:t>Expected correction: A symmetric comparison spans from centre minus step to centre plus step, a width of twice the step.</w:t>
-      </w:r>
-    </w:p>
-    <w:p>
-      <w:pPr>
-        <w:spacing w:line="336" w:lineRule="auto" w:after="180"/>
-      </w:pPr>
-      <w:r>
-        <w:rPr>
-          <w:b w:val="0"/>
-        </w:rPr>
-        <w:t>Collect explanations, not only yes/no votes. If a misunderstanding is common, re-model the relevant step for the class.</w:t>
-      </w:r>
-    </w:p>
-    <w:p>
-      <w:pPr>
-        <w:spacing w:line="336" w:lineRule="auto" w:after="180"/>
-      </w:pPr>
-      <w:r>
-        <w:rPr>
-          <w:b w:val="0"/>
-        </w:rPr>
-        <w:t>If it affects a few learners, give a short targeted group explanation while others solve a more demanding variation.</w:t>
-      </w:r>
-    </w:p>
-    <w:p>
-      <w:pPr>
-        <w:pStyle w:val="Heading3"/>
-      </w:pPr>
-      <w:r>
-        <w:t>Pictorial practice question</w:t>
-      </w:r>
-    </w:p>
-    <w:p>
-      <w:pPr>
-        <w:spacing w:line="336" w:lineRule="auto" w:after="180"/>
-      </w:pPr>
-      <w:r>
-        <w:rPr>
-          <w:b w:val="0"/>
-        </w:rPr>
-        <w:t xml:space="preserve">Which calculation disproves “any increase helps”? Point to the relevant step in the picture, then write the changed result and the rule or </w:t>
-      </w:r>
-      <w:r>
-        <w:rPr>
-          <w:b/>
-        </w:rPr>
-        <w:t>evidence</w:t>
-      </w:r>
-      <w:r>
-        <w:rPr>
-          <w:b w:val="0"/>
-        </w:rPr>
-        <w:t xml:space="preserve"> that supports it.</w:t>
-      </w:r>
-    </w:p>
-    <w:p>
-      <w:pPr>
-        <w:pStyle w:val="Heading3"/>
-      </w:pPr>
-      <w:r>
-        <w:t>Reasoned teacher answer</w:t>
-      </w:r>
-    </w:p>
-    <w:p>
-      <w:pPr>
-        <w:spacing w:line="336" w:lineRule="auto" w:after="180"/>
-      </w:pPr>
-      <w:r>
-        <w:rPr>
-          <w:b w:val="0"/>
-        </w:rPr>
-        <w:t>J(5)=(5-2)²=9&gt;J(0)=4. The local direction is useful only with an appropriately sized step and verification. Changed-case check: Loss becomes 9, exceeding the starting 4.</w:t>
-      </w:r>
-    </w:p>
-    <w:p>
-      <w:pPr>
-        <w:spacing w:line="336" w:lineRule="auto" w:after="180"/>
-      </w:pPr>
-      <w:r>
-        <w:rPr>
-          <w:b w:val="0"/>
-        </w:rPr>
-        <w:t xml:space="preserve">A negative local </w:t>
-      </w:r>
-      <w:r>
-        <w:rPr>
-          <w:b/>
-        </w:rPr>
-        <w:t>slope</w:t>
-      </w:r>
-      <w:r>
-        <w:rPr>
-          <w:b w:val="0"/>
-        </w:rPr>
-        <w:t xml:space="preserve"> suggests increasing a locally, not that every positive jump decreases loss.</w:t>
-      </w:r>
-    </w:p>
-    <w:p>
-      <w:pPr>
-        <w:spacing w:line="336" w:lineRule="auto" w:after="180"/>
-      </w:pPr>
-      <w:r>
-        <w:rPr>
-          <w:b w:val="0"/>
-        </w:rPr>
-        <w:t xml:space="preserve">Changed-case reasoning: Loss becomes 9, exceeding the starting 4. A negative local </w:t>
-      </w:r>
-      <w:r>
-        <w:rPr>
-          <w:b/>
-        </w:rPr>
-        <w:t>slope</w:t>
-      </w:r>
-      <w:r>
-        <w:rPr>
-          <w:b w:val="0"/>
-        </w:rPr>
-        <w:t xml:space="preserve"> suggests increasing a locally, not that every positive jump decreases loss.</w:t>
-      </w:r>
-    </w:p>
-    <w:p>
-      <w:pPr>
-        <w:spacing w:line="336" w:lineRule="auto" w:after="180"/>
-      </w:pPr>
-      <w:r>
-        <w:rPr>
-          <w:b w:val="0"/>
-        </w:rPr>
-        <w:t xml:space="preserve">Collect each learner’s explanation before discussion. Use the first missing connection between </w:t>
-      </w:r>
-      <w:r>
-        <w:rPr>
-          <w:b/>
-        </w:rPr>
-        <w:t>input</w:t>
-      </w:r>
-      <w:r>
-        <w:rPr>
-          <w:b w:val="0"/>
-        </w:rPr>
-        <w:t xml:space="preserve">, deciding step and result to choose support. This question is worked-case practice, not fresh mastery </w:t>
-      </w:r>
-      <w:r>
-        <w:rPr>
-          <w:b/>
-        </w:rPr>
-        <w:t>evidence</w:t>
-      </w:r>
-      <w:r>
-        <w:rPr>
-          <w:b w:val="0"/>
-        </w:rPr>
-        <w:t>.</w:t>
-      </w:r>
-    </w:p>
-    <w:p>
-      <w:pPr>
-        <w:pStyle w:val="Heading1"/>
-      </w:pPr>
-      <w:r>
-        <w:t>04. Run the investigation and diagnose misconceptions</w:t>
-      </w:r>
-    </w:p>
-    <w:p>
-      <w:r>
-        <w:t>Run the Slopes and local change investigation and use the first unsupported step to choose a teaching response.</w:t>
-      </w:r>
-    </w:p>
-    <w:p>
-      <w:pPr>
-        <w:spacing w:line="336" w:lineRule="auto" w:after="180"/>
-      </w:pPr>
-      <w:r>
-        <w:rPr>
-          <w:b w:val="0"/>
-        </w:rPr>
-        <w:t>Divide by the step only: A symmetric comparison spans from centre minus step to centre plus step, a width of twice the step.</w:t>
-      </w:r>
-    </w:p>
-    <w:p>
-      <w:pPr>
-        <w:spacing w:line="336" w:lineRule="auto" w:after="180"/>
-      </w:pPr>
-      <w:r>
-        <w:rPr>
-          <w:b w:val="0"/>
-        </w:rPr>
-        <w:t xml:space="preserve">Negative loss </w:t>
-      </w:r>
-      <w:r>
-        <w:rPr>
-          <w:b/>
-        </w:rPr>
-        <w:t>slope</w:t>
-      </w:r>
-      <w:r>
-        <w:rPr>
-          <w:b w:val="0"/>
-        </w:rPr>
-        <w:t xml:space="preserve"> means negative loss: The </w:t>
-      </w:r>
-      <w:r>
-        <w:rPr>
-          <w:b/>
-        </w:rPr>
-        <w:t>slope</w:t>
-      </w:r>
-      <w:r>
-        <w:rPr>
-          <w:b w:val="0"/>
-        </w:rPr>
-        <w:t xml:space="preserve"> describes change; squared loss itself remains nonnegative.</w:t>
-      </w:r>
-    </w:p>
-    <w:p>
-      <w:pPr>
-        <w:spacing w:line="336" w:lineRule="auto" w:after="180"/>
-      </w:pPr>
-      <w:r>
-        <w:rPr>
-          <w:b w:val="0"/>
-        </w:rPr>
-        <w:t xml:space="preserve">Zero </w:t>
-      </w:r>
-      <w:r>
-        <w:rPr>
-          <w:b/>
-        </w:rPr>
-        <w:t>slope</w:t>
-      </w:r>
-      <w:r>
-        <w:rPr>
-          <w:b w:val="0"/>
-        </w:rPr>
-        <w:t xml:space="preserve"> always means finished: </w:t>
-      </w:r>
-      <w:r>
-        <w:rPr>
-          <w:b/>
-        </w:rPr>
-        <w:t>Stationary point</w:t>
-      </w:r>
-      <w:r>
-        <w:rPr>
-          <w:b w:val="0"/>
-        </w:rPr>
-        <w:t xml:space="preserve">s need additional </w:t>
-      </w:r>
-      <w:r>
-        <w:rPr>
-          <w:b/>
-        </w:rPr>
-        <w:t>evidence</w:t>
-      </w:r>
-      <w:r>
-        <w:rPr>
-          <w:b w:val="0"/>
-        </w:rPr>
-        <w:t>; some are not minima.</w:t>
-      </w:r>
-    </w:p>
-    <w:p>
-      <w:pPr>
-        <w:spacing w:line="336" w:lineRule="auto" w:after="180"/>
-      </w:pPr>
-      <w:r>
-        <w:rPr>
-          <w:b w:val="0"/>
-        </w:rPr>
-        <w:t xml:space="preserve">Use Run the investigation for the </w:t>
-      </w:r>
-      <w:r>
-        <w:rPr>
-          <w:b/>
-        </w:rPr>
-        <w:t>evidence</w:t>
-      </w:r>
-      <w:r>
-        <w:rPr>
-          <w:b w:val="0"/>
-        </w:rPr>
-        <w:t xml:space="preserve"> ledger. Add a boundary or missing-</w:t>
-      </w:r>
-      <w:r>
-        <w:rPr>
-          <w:b/>
-        </w:rPr>
-        <w:t>input</w:t>
-      </w:r>
-      <w:r>
-        <w:rPr>
-          <w:b w:val="0"/>
-        </w:rPr>
-        <w:t xml:space="preserve"> case and record the expected response before checking. More successful repeats of one case do not establish wider coverage.</w:t>
-      </w:r>
-    </w:p>
-    <w:p>
-      <w:pPr>
-        <w:pStyle w:val="Heading3"/>
-      </w:pPr>
-      <w:r>
-        <w:t>Match the support to the first error</w:t>
+        <w:pStyle w:val="Heading2"/>
+      </w:pPr>
+      <w:r>
+        <w:t>Choose accessible support</w:t>
       </w:r>
     </w:p>
     <w:tbl>
@@ -2723,86 +3222,85 @@
     </w:p>
     <w:p>
       <w:pPr>
-        <w:pStyle w:val="Heading1"/>
-      </w:pPr>
-      <w:r>
-        <w:t>05. Assess and explain the answers</w:t>
+        <w:pStyle w:val="Heading2"/>
+      </w:pPr>
+      <w:r>
+        <w:t>Earlier wording, alternatives and picture transcripts · reference / check after trying</w:t>
       </w:r>
     </w:p>
     <w:p>
-      <w:r>
-        <w:t>Use the Slopes and local change questions, teacher keys and criteria after the relevant attempts. Previously discussed cases are practice; protect the separately selected independent task.</w:t>
+      <w:pPr>
+        <w:pStyle w:val="Heading3"/>
+      </w:pPr>
+      <w:r>
+        <w:t>Match the support to the first error</w:t>
       </w:r>
     </w:p>
     <w:p>
       <w:pPr>
-        <w:pStyle w:val="Heading3"/>
-      </w:pPr>
-      <w:r>
-        <w:t>Guided and exit questions</w:t>
+        <w:pStyle w:val="Heading1"/>
+      </w:pPr>
+      <w:r>
+        <w:t>05. Assess the new schema or calculation transfer</w:t>
       </w:r>
     </w:p>
     <w:p>
-      <w:pPr>
-        <w:spacing w:line="336" w:lineRule="auto" w:after="180"/>
-      </w:pPr>
-      <w:r>
-        <w:rPr>
-          <w:b w:val="0"/>
-        </w:rPr>
-        <w:t xml:space="preserve">Guided: L(2.9) = 0.81 and L(3.1) = 1.21, so </w:t>
-      </w:r>
-      <w:r>
-        <w:rPr>
-          <w:b/>
-        </w:rPr>
-        <w:t>slope</w:t>
-      </w:r>
-      <w:r>
-        <w:rPr>
-          <w:b w:val="0"/>
-        </w:rPr>
-        <w:t xml:space="preserve"> is 0.4 / 0.2 = 2. A small decrease in w lowers this loss. Exit: at w = 1 </w:t>
-      </w:r>
-      <w:r>
-        <w:rPr>
-          <w:b/>
-        </w:rPr>
-        <w:t>slope</w:t>
-      </w:r>
-      <w:r>
-        <w:rPr>
-          <w:b w:val="0"/>
-        </w:rPr>
-        <w:t xml:space="preserve"> is negative, but increasing w to 4 raises loss from 1 to 4.</w:t>
+      <w:r>
+        <w:t>Keep the selected answer private until after a first attempt.</w:t>
       </w:r>
     </w:p>
     <w:p>
       <w:pPr>
-        <w:pStyle w:val="Heading3"/>
-      </w:pPr>
-      <w:r>
-        <w:t>W1 Measure an interval slope</w:t>
+        <w:pStyle w:val="Heading2"/>
+      </w:pPr>
+      <w:r>
+        <w:t>Selected independent task and checked answer</w:t>
       </w:r>
     </w:p>
     <w:p>
       <w:pPr>
-        <w:pStyle w:val="Heading3"/>
-      </w:pPr>
-      <w:r>
-        <w:t>Workbook question · W1</w:t>
+        <w:spacing w:line="336" w:lineRule="auto" w:after="180"/>
+      </w:pPr>
+      <w:r>
+        <w:rPr>
+          <w:b w:val="0"/>
+        </w:rPr>
+        <w:t xml:space="preserve">Selected case: Let J(a) = (a + 1) squared. At a = 1 use step 0.25 to find the symmetric </w:t>
+      </w:r>
+      <w:r>
+        <w:rPr>
+          <w:b/>
+        </w:rPr>
+        <w:t>slope</w:t>
+      </w:r>
+      <w:r>
+        <w:rPr>
+          <w:b w:val="0"/>
+        </w:rPr>
+        <w:t xml:space="preserve">. Compare J(1) with J(0.9), then explain why moving to -4 does not follow safely from the </w:t>
+      </w:r>
+      <w:r>
+        <w:rPr>
+          <w:b/>
+        </w:rPr>
+        <w:t>slope</w:t>
+      </w:r>
+      <w:r>
+        <w:rPr>
+          <w:b w:val="0"/>
+        </w:rPr>
+        <w:t xml:space="preserve"> clue.</w:t>
       </w:r>
     </w:p>
     <w:p>
       <w:pPr>
         <w:spacing w:line="336" w:lineRule="auto" w:after="180"/>
-        <w:shd w:fill="F5F1FB"/>
       </w:pPr>
       <w:r>
         <w:rPr>
           <w:b w:val="0"/>
         </w:rPr>
-        <w:t xml:space="preserve">For L(w) = (w - 2) squared, calculate the average </w:t>
+        <w:t xml:space="preserve">Teacher explanation: J(0.75) = 3.0625; J(1.25) = 5.0625; </w:t>
       </w:r>
       <w:r>
         <w:rPr>
@@ -2814,483 +3312,15 @@
         <w:rPr>
           <w:b w:val="0"/>
         </w:rPr>
-        <w:t xml:space="preserve"> from w = 0 to w = 2. Compare it with the local </w:t>
-      </w:r>
-      <w:r>
-        <w:rPr>
-          <w:b/>
-        </w:rPr>
-        <w:t>slope</w:t>
-      </w:r>
-      <w:r>
-        <w:rPr>
-          <w:b w:val="0"/>
-        </w:rPr>
-        <w:t xml:space="preserve"> at w = 2.</w:t>
+        <w:t xml:space="preserve"> is 2 / 0.5 = 4. J(1) = 4 and J(0.9) = 3.61, so a small decrease helps. J(-4) = 9: a large decrease overshoots.</w:t>
       </w:r>
     </w:p>
     <w:p>
       <w:pPr>
-        <w:pStyle w:val="Heading3"/>
-      </w:pPr>
-      <w:r>
-        <w:t>Teacher reasoning · W1</w:t>
-      </w:r>
-    </w:p>
-    <w:p>
-      <w:pPr>
-        <w:spacing w:line="336" w:lineRule="auto" w:after="180"/>
-        <w:shd w:fill="F1F6FC"/>
-      </w:pPr>
-      <w:r>
-        <w:rPr>
-          <w:b w:val="0"/>
-        </w:rPr>
-        <w:t xml:space="preserve">Teacher explanation: Average </w:t>
-      </w:r>
-      <w:r>
-        <w:rPr>
-          <w:b/>
-        </w:rPr>
-        <w:t>slope</w:t>
-      </w:r>
-      <w:r>
-        <w:rPr>
-          <w:b w:val="0"/>
-        </w:rPr>
-        <w:t xml:space="preserve"> is (0 - 4) / 2 = -2. The local </w:t>
-      </w:r>
-      <w:r>
-        <w:rPr>
-          <w:b/>
-        </w:rPr>
-        <w:t>slope</w:t>
-      </w:r>
-      <w:r>
-        <w:rPr>
-          <w:b w:val="0"/>
-        </w:rPr>
-        <w:t xml:space="preserve"> at 2 is zero. They describe different locations or intervals.</w:t>
-      </w:r>
-    </w:p>
-    <w:p>
-      <w:pPr>
-        <w:pStyle w:val="Heading3"/>
-      </w:pPr>
-      <w:r>
-        <w:t>W2 Check a symmetric estimate</w:t>
-      </w:r>
-    </w:p>
-    <w:p>
-      <w:pPr>
-        <w:pStyle w:val="Heading3"/>
-      </w:pPr>
-      <w:r>
-        <w:t>Workbook question · W2</w:t>
-      </w:r>
-    </w:p>
-    <w:p>
-      <w:pPr>
-        <w:spacing w:line="336" w:lineRule="auto" w:after="180"/>
-        <w:shd w:fill="F5F1FB"/>
-      </w:pPr>
-      <w:r>
-        <w:rPr>
-          <w:b w:val="0"/>
-        </w:rPr>
-        <w:t xml:space="preserve">At centre w = 0, use step 0.5. Calculate L(-0.5), L(0.5) and the symmetric </w:t>
-      </w:r>
-      <w:r>
-        <w:rPr>
-          <w:b/>
-        </w:rPr>
-        <w:t>slope</w:t>
-      </w:r>
-      <w:r>
-        <w:rPr>
-          <w:b w:val="0"/>
-        </w:rPr>
-        <w:t>.</w:t>
-      </w:r>
-    </w:p>
-    <w:p>
-      <w:pPr>
-        <w:pStyle w:val="Heading3"/>
-      </w:pPr>
-      <w:r>
-        <w:t>Teacher reasoning · W2</w:t>
-      </w:r>
-    </w:p>
-    <w:p>
-      <w:pPr>
-        <w:spacing w:line="336" w:lineRule="auto" w:after="180"/>
-        <w:shd w:fill="F1F6FC"/>
-      </w:pPr>
-      <w:r>
-        <w:rPr>
-          <w:b w:val="0"/>
-        </w:rPr>
-        <w:t xml:space="preserve">Teacher explanation: Losses are 6.25 and 2.25. Denominator is 1, giving </w:t>
-      </w:r>
-      <w:r>
-        <w:rPr>
-          <w:b/>
-        </w:rPr>
-        <w:t>slope</w:t>
-      </w:r>
-      <w:r>
-        <w:rPr>
-          <w:b w:val="0"/>
-        </w:rPr>
-        <w:t xml:space="preserve"> -4.</w:t>
-      </w:r>
-    </w:p>
-    <w:p>
-      <w:pPr>
-        <w:pStyle w:val="Heading3"/>
-      </w:pPr>
-      <w:r>
-        <w:t>W3 Challenge a large step</w:t>
-      </w:r>
-    </w:p>
-    <w:p>
-      <w:pPr>
-        <w:pStyle w:val="Heading3"/>
-      </w:pPr>
-      <w:r>
-        <w:t>Workbook question · W3</w:t>
-      </w:r>
-    </w:p>
-    <w:p>
-      <w:pPr>
-        <w:spacing w:line="336" w:lineRule="auto" w:after="180"/>
-        <w:shd w:fill="F5F1FB"/>
-      </w:pPr>
-      <w:r>
-        <w:rPr>
-          <w:b w:val="0"/>
-        </w:rPr>
-        <w:t>Starting at w = 3, compare loss after moving to 2.9 and after moving to -1. Both moves decrease w.</w:t>
-      </w:r>
-    </w:p>
-    <w:p>
-      <w:pPr>
-        <w:pStyle w:val="Heading3"/>
-      </w:pPr>
-      <w:r>
-        <w:t>Teacher reasoning · W3</w:t>
-      </w:r>
-    </w:p>
-    <w:p>
-      <w:pPr>
-        <w:spacing w:line="336" w:lineRule="auto" w:after="180"/>
-        <w:shd w:fill="F1F6FC"/>
-      </w:pPr>
-      <w:r>
-        <w:rPr>
-          <w:b w:val="0"/>
-        </w:rPr>
-        <w:t>Teacher explanation: Initial loss is 1; at 2.9 it is 0.81; at -1 it is 9. The small move helps, the large move overshoots.</w:t>
-      </w:r>
-    </w:p>
-    <w:p>
-      <w:pPr>
-        <w:pStyle w:val="Heading3"/>
-      </w:pPr>
-      <w:r>
-        <w:t>W4 Estimate a new curve independently</w:t>
-      </w:r>
-    </w:p>
-    <w:p>
-      <w:pPr>
-        <w:pStyle w:val="Heading3"/>
-      </w:pPr>
-      <w:r>
-        <w:t>Workbook question · W4</w:t>
-      </w:r>
-    </w:p>
-    <w:p>
-      <w:pPr>
-        <w:spacing w:line="336" w:lineRule="auto" w:after="180"/>
-        <w:shd w:fill="F5F1FB"/>
-      </w:pPr>
-      <w:r>
-        <w:rPr>
-          <w:b w:val="0"/>
-        </w:rPr>
-        <w:t xml:space="preserve">Let J(a) = (a + 1) squared. At a = 1 use step 0.25 to find the symmetric </w:t>
-      </w:r>
-      <w:r>
-        <w:rPr>
-          <w:b/>
-        </w:rPr>
-        <w:t>slope</w:t>
-      </w:r>
-      <w:r>
-        <w:rPr>
-          <w:b w:val="0"/>
-        </w:rPr>
-        <w:t xml:space="preserve">. Compare J(1) with J(0.9), then explain why moving to -4 does not follow safely from the </w:t>
-      </w:r>
-      <w:r>
-        <w:rPr>
-          <w:b/>
-        </w:rPr>
-        <w:t>slope</w:t>
-      </w:r>
-      <w:r>
-        <w:rPr>
-          <w:b w:val="0"/>
-        </w:rPr>
-        <w:t xml:space="preserve"> clue.</w:t>
-      </w:r>
-    </w:p>
-    <w:p>
-      <w:pPr>
-        <w:pStyle w:val="Heading3"/>
-      </w:pPr>
-      <w:r>
-        <w:t>Teacher reasoning · W4</w:t>
-      </w:r>
-    </w:p>
-    <w:p>
-      <w:pPr>
-        <w:spacing w:line="336" w:lineRule="auto" w:after="180"/>
-        <w:shd w:fill="F1F6FC"/>
-      </w:pPr>
-      <w:r>
-        <w:rPr>
-          <w:b w:val="0"/>
-        </w:rPr>
-        <w:t xml:space="preserve">Teacher explanation: J(0.75) = 3.0625; J(1.25) = 5.0625; </w:t>
-      </w:r>
-      <w:r>
-        <w:rPr>
-          <w:b/>
-        </w:rPr>
-        <w:t>slope</w:t>
-      </w:r>
-      <w:r>
-        <w:rPr>
-          <w:b w:val="0"/>
-        </w:rPr>
-        <w:t xml:space="preserve"> is 2 / 0.5 = 4. J(1) = 4 and J(0.9) = 3.61, so a small decrease helps. J(-4) = 9: a large decrease overshoots.</w:t>
-      </w:r>
-    </w:p>
-    <w:p>
-      <w:pPr>
-        <w:pStyle w:val="Heading3"/>
-      </w:pPr>
-      <w:r>
-        <w:t>W5 Limit zero slope evidence</w:t>
-      </w:r>
-    </w:p>
-    <w:p>
-      <w:pPr>
-        <w:pStyle w:val="Heading3"/>
-      </w:pPr>
-      <w:r>
-        <w:t>Workbook question · W5</w:t>
-      </w:r>
-    </w:p>
-    <w:p>
-      <w:pPr>
-        <w:spacing w:line="336" w:lineRule="auto" w:after="180"/>
-        <w:shd w:fill="F5F1FB"/>
-      </w:pPr>
-      <w:r>
-        <w:rPr>
-          <w:b w:val="0"/>
-        </w:rPr>
-        <w:t xml:space="preserve">For F(w) = (w squared - 1) squared, compare F(0) and F(0.1). Does zero local </w:t>
-      </w:r>
-      <w:r>
-        <w:rPr>
-          <w:b/>
-        </w:rPr>
-        <w:t>slope</w:t>
-      </w:r>
-      <w:r>
-        <w:rPr>
-          <w:b w:val="0"/>
-        </w:rPr>
-        <w:t xml:space="preserve"> at zero prove a minimum?</w:t>
-      </w:r>
-    </w:p>
-    <w:p>
-      <w:pPr>
-        <w:pStyle w:val="Heading3"/>
-      </w:pPr>
-      <w:r>
-        <w:t>Teacher reasoning · W5</w:t>
-      </w:r>
-    </w:p>
-    <w:p>
-      <w:pPr>
-        <w:spacing w:line="336" w:lineRule="auto" w:after="180"/>
-        <w:shd w:fill="F1F6FC"/>
-      </w:pPr>
-      <w:r>
-        <w:rPr>
-          <w:b w:val="0"/>
-        </w:rPr>
-        <w:t xml:space="preserve">Teacher explanation: F(0) = 1 and F(0.1) = 0.9801. Nearby loss is lower, so zero </w:t>
-      </w:r>
-      <w:r>
-        <w:rPr>
-          <w:b/>
-        </w:rPr>
-        <w:t>slope</w:t>
-      </w:r>
-      <w:r>
-        <w:rPr>
-          <w:b w:val="0"/>
-        </w:rPr>
-        <w:t xml:space="preserve"> alone does not prove a minimum.</w:t>
-      </w:r>
-    </w:p>
-    <w:p>
-      <w:pPr>
-        <w:pStyle w:val="Heading3"/>
-      </w:pPr>
-      <w:r>
-        <w:t>Independent assessment and fresh retry</w:t>
-      </w:r>
-    </w:p>
-    <w:p>
-      <w:pPr>
-        <w:pStyle w:val="Heading3"/>
-      </w:pPr>
-      <w:r>
-        <w:t>Teacher key · Independent assessment and fresh retry</w:t>
-      </w:r>
-    </w:p>
-    <w:p>
-      <w:pPr>
-        <w:spacing w:line="336" w:lineRule="auto" w:after="180"/>
-        <w:shd w:fill="F1F6FC"/>
-      </w:pPr>
-      <w:r>
-        <w:rPr>
-          <w:b w:val="0"/>
-        </w:rPr>
-        <w:t xml:space="preserve">W4 requires losses 3.0625 and 5.0625, </w:t>
-      </w:r>
-      <w:r>
-        <w:rPr>
-          <w:b/>
-        </w:rPr>
-        <w:t>slope</w:t>
-      </w:r>
-      <w:r>
-        <w:rPr>
-          <w:b w:val="0"/>
-        </w:rPr>
-        <w:t xml:space="preserve"> 4, and the finite-step limitation. Fresh retry: K(c) = (c - 3) squared at c = 2, step 0.5, uses losses 2.25 and 0.25 and </w:t>
-      </w:r>
-      <w:r>
-        <w:rPr>
-          <w:b/>
-        </w:rPr>
-        <w:t>slope</w:t>
-      </w:r>
-      <w:r>
-        <w:rPr>
-          <w:b w:val="0"/>
-        </w:rPr>
-        <w:t xml:space="preserve"> -2. Moving to 2.1 gives loss 0.81 rather than 1.</w:t>
-      </w:r>
-    </w:p>
-    <w:p>
-      <w:pPr>
-        <w:pStyle w:val="Heading3"/>
-      </w:pPr>
-      <w:r>
-        <w:t>Assess independent transfer</w:t>
-      </w:r>
-    </w:p>
-    <w:p>
-      <w:pPr>
-        <w:pStyle w:val="Heading3"/>
-      </w:pPr>
-      <w:r>
-        <w:t>Independent question · withhold the key</w:t>
-      </w:r>
-    </w:p>
-    <w:p>
-      <w:pPr>
-        <w:spacing w:line="336" w:lineRule="auto" w:after="180"/>
-        <w:shd w:fill="F5F1FB"/>
-      </w:pPr>
-      <w:r>
-        <w:rPr>
-          <w:b w:val="0"/>
-        </w:rPr>
-        <w:t xml:space="preserve">Selected case: Let J(a) = (a + 1) squared. At a = 1 use step 0.25 to find the symmetric </w:t>
-      </w:r>
-      <w:r>
-        <w:rPr>
-          <w:b/>
-        </w:rPr>
-        <w:t>slope</w:t>
-      </w:r>
-      <w:r>
-        <w:rPr>
-          <w:b w:val="0"/>
-        </w:rPr>
-        <w:t xml:space="preserve">. Compare J(1) with J(0.9), then explain why moving to -4 does not follow safely from the </w:t>
-      </w:r>
-      <w:r>
-        <w:rPr>
-          <w:b/>
-        </w:rPr>
-        <w:t>slope</w:t>
-      </w:r>
-      <w:r>
-        <w:rPr>
-          <w:b w:val="0"/>
-        </w:rPr>
-        <w:t xml:space="preserve"> clue.</w:t>
-      </w:r>
-    </w:p>
-    <w:p>
-      <w:pPr>
-        <w:pStyle w:val="Heading3"/>
-      </w:pPr>
-      <w:r>
-        <w:t>Selected case answer</w:t>
-      </w:r>
-    </w:p>
-    <w:p>
-      <w:pPr>
-        <w:pStyle w:val="Heading3"/>
-      </w:pPr>
-      <w:r>
-        <w:t>Teacher key · Selected case answer</w:t>
-      </w:r>
-    </w:p>
-    <w:p>
-      <w:pPr>
-        <w:spacing w:line="336" w:lineRule="auto" w:after="180"/>
-        <w:shd w:fill="F1F6FC"/>
-      </w:pPr>
-      <w:r>
-        <w:rPr>
-          <w:b w:val="0"/>
-        </w:rPr>
-        <w:t xml:space="preserve">Teacher explanation: J(0.75) = 3.0625; J(1.25) = 5.0625; </w:t>
-      </w:r>
-      <w:r>
-        <w:rPr>
-          <w:b/>
-        </w:rPr>
-        <w:t>slope</w:t>
-      </w:r>
-      <w:r>
-        <w:rPr>
-          <w:b w:val="0"/>
-        </w:rPr>
-        <w:t xml:space="preserve"> is 2 / 0.5 = 4. J(1) = 4 and J(0.9) = 3.61, so a small decrease helps. J(-4) = 9: a large decrease overshoots.</w:t>
+        <w:pStyle w:val="Heading2"/>
+      </w:pPr>
+      <w:r>
+        <w:t>Judge explanation,trace and limits</w:t>
       </w:r>
     </w:p>
     <w:tbl>
@@ -3397,54 +3427,55 @@
     </w:tbl>
     <w:p>
       <w:pPr>
-        <w:pStyle w:val="Heading3"/>
-      </w:pPr>
-      <w:r>
-        <w:t>Teacher key · Selected case answer</w:t>
+        <w:spacing w:line="336" w:lineRule="auto" w:after="180"/>
+      </w:pPr>
+      <w:r>
+        <w:rPr>
+          <w:b w:val="0"/>
+        </w:rPr>
+        <w:t>Record each dimension as not yet, with support, or independent. Accept a valid alternative procedure with a defensible trace.</w:t>
       </w:r>
     </w:p>
     <w:p>
       <w:pPr>
         <w:spacing w:line="336" w:lineRule="auto" w:after="180"/>
-        <w:shd w:fill="F1F6FC"/>
       </w:pPr>
       <w:r>
         <w:rPr>
           <w:b w:val="0"/>
         </w:rPr>
-        <w:t>Record each dimension as not yet, with support, or independent. Accept a valid alternative procedure with a defensible trace.</w:t>
+        <w:t xml:space="preserve">Do not penalise an honestly recorded model failure if the learner correctly explains its </w:t>
+      </w:r>
+      <w:r>
+        <w:rPr>
+          <w:b/>
+        </w:rPr>
+        <w:t>evidence</w:t>
+      </w:r>
+      <w:r>
+        <w:rPr>
+          <w:b w:val="0"/>
+        </w:rPr>
+        <w:t xml:space="preserve"> and limits.</w:t>
       </w:r>
     </w:p>
     <w:p>
       <w:pPr>
-        <w:spacing w:line="336" w:lineRule="auto" w:after="180"/>
-        <w:shd w:fill="F1F6FC"/>
-      </w:pPr>
-      <w:r>
-        <w:rPr>
-          <w:b w:val="0"/>
-        </w:rPr>
-        <w:t xml:space="preserve">Do not penalise an honestly recorded model failure if the learner correctly explains its </w:t>
-      </w:r>
-      <w:r>
-        <w:rPr>
-          <w:b/>
-        </w:rPr>
-        <w:t>evidence</w:t>
-      </w:r>
-      <w:r>
-        <w:rPr>
-          <w:b w:val="0"/>
-        </w:rPr>
-        <w:t xml:space="preserve"> and limits.</w:t>
+        <w:pStyle w:val="Heading2"/>
+      </w:pPr>
+      <w:r>
+        <w:t>Give one usable repair</w:t>
       </w:r>
     </w:p>
     <w:p>
       <w:pPr>
-        <w:pStyle w:val="Heading3"/>
-      </w:pPr>
-      <w:r>
-        <w:t>Feedback that the learner uses</w:t>
+        <w:spacing w:line="336" w:lineRule="auto" w:after="180"/>
+      </w:pPr>
+      <w:r>
+        <w:rPr>
+          <w:b w:val="0"/>
+        </w:rPr>
+        <w:t>Name the earliest unsupported step and give one action to repair it. Have the learner make that repair now and explain why. Then assess the relevant skill on a fresh, fully specified case.</w:t>
       </w:r>
     </w:p>
     <w:p>
@@ -3455,78 +3486,93 @@
         <w:rPr>
           <w:b w:val="0"/>
         </w:rPr>
-        <w:t>Name the earliest unsupported step and give one action to repair it. Have the learner make that repair now and explain why. Then assess the relevant skill on a fresh, fully specified case.</w:t>
+        <w:t>Confirm it was not previously practised with feedback; solve and check the new case before assigning it. A follow-up design prompt is a starting brief, not automatically an equivalent test.</w:t>
       </w:r>
     </w:p>
     <w:p>
       <w:pPr>
-        <w:spacing w:line="336" w:lineRule="auto" w:after="180"/>
-      </w:pPr>
-      <w:r>
-        <w:rPr>
-          <w:b w:val="0"/>
-        </w:rPr>
-        <w:t>Confirm it was not previously practised with feedback; solve and check the new case before assigning it. A follow-up design prompt is a starting brief, not automatically an equivalent test.</w:t>
+        <w:pStyle w:val="Heading2"/>
+      </w:pPr>
+      <w:r>
+        <w:t>W1 Measure an interval slope</w:t>
       </w:r>
     </w:p>
     <w:p>
       <w:pPr>
-        <w:pStyle w:val="Heading1"/>
-      </w:pPr>
-      <w:r>
-        <w:t>06. Connect the project, support and next lesson</w:t>
+        <w:spacing w:line="336" w:lineRule="auto" w:after="180"/>
+      </w:pPr>
+      <w:r>
+        <w:rPr>
+          <w:b w:val="0"/>
+        </w:rPr>
+        <w:t xml:space="preserve">For L(w) = (w - 2) squared, calculate the average </w:t>
+      </w:r>
+      <w:r>
+        <w:rPr>
+          <w:b/>
+        </w:rPr>
+        <w:t>slope</w:t>
+      </w:r>
+      <w:r>
+        <w:rPr>
+          <w:b w:val="0"/>
+        </w:rPr>
+        <w:t xml:space="preserve"> from w = 0 to w = 2. Compare it with the local </w:t>
+      </w:r>
+      <w:r>
+        <w:rPr>
+          <w:b/>
+        </w:rPr>
+        <w:t>slope</w:t>
+      </w:r>
+      <w:r>
+        <w:rPr>
+          <w:b w:val="0"/>
+        </w:rPr>
+        <w:t xml:space="preserve"> at w = 2.</w:t>
       </w:r>
     </w:p>
     <w:p>
-      <w:r>
-        <w:t>Connect Slopes and local change to Image-pattern Network Investigation, adapt support and plan a later changed-case check.</w:t>
+      <w:pPr>
+        <w:spacing w:line="336" w:lineRule="auto" w:after="180"/>
+      </w:pPr>
+      <w:r>
+        <w:rPr>
+          <w:b w:val="0"/>
+        </w:rPr>
+        <w:t xml:space="preserve">Teacher explanation: Average </w:t>
+      </w:r>
+      <w:r>
+        <w:rPr>
+          <w:b/>
+        </w:rPr>
+        <w:t>slope</w:t>
+      </w:r>
+      <w:r>
+        <w:rPr>
+          <w:b w:val="0"/>
+        </w:rPr>
+        <w:t xml:space="preserve"> is (0 - 4) / 2 = -2. The local </w:t>
+      </w:r>
+      <w:r>
+        <w:rPr>
+          <w:b/>
+        </w:rPr>
+        <w:t>slope</w:t>
+      </w:r>
+      <w:r>
+        <w:rPr>
+          <w:b w:val="0"/>
+        </w:rPr>
+        <w:t xml:space="preserve"> at 2 is zero. They describe different locations or intervals.</w:t>
       </w:r>
     </w:p>
     <w:p>
       <w:pPr>
-        <w:spacing w:line="336" w:lineRule="auto" w:after="180"/>
-      </w:pPr>
-      <w:r>
-        <w:rPr>
-          <w:b w:val="0"/>
-        </w:rPr>
-        <w:t xml:space="preserve">Add a labelled </w:t>
-      </w:r>
-      <w:r>
-        <w:rPr>
-          <w:b/>
-        </w:rPr>
-        <w:t>slope</w:t>
-      </w:r>
-      <w:r>
-        <w:rPr>
-          <w:b w:val="0"/>
-        </w:rPr>
-        <w:t xml:space="preserve">s and </w:t>
-      </w:r>
-      <w:r>
-        <w:rPr>
-          <w:b/>
-        </w:rPr>
-        <w:t>local change</w:t>
-      </w:r>
-      <w:r>
-        <w:rPr>
-          <w:b w:val="0"/>
-        </w:rPr>
-        <w:t xml:space="preserve"> </w:t>
-      </w:r>
-      <w:r>
-        <w:rPr>
-          <w:b/>
-        </w:rPr>
-        <w:t>evidence</w:t>
-      </w:r>
-      <w:r>
-        <w:rPr>
-          <w:b w:val="0"/>
-        </w:rPr>
-        <w:t xml:space="preserve"> sheet to Image-pattern Network Investigation. Show how you can calculate an average rate of change over a stated interval.</w:t>
+        <w:pStyle w:val="Heading2"/>
+      </w:pPr>
+      <w:r>
+        <w:t>W2 Check a symmetric estimate</w:t>
       </w:r>
     </w:p>
     <w:p>
@@ -3537,31 +3583,19 @@
         <w:rPr>
           <w:b w:val="0"/>
         </w:rPr>
-        <w:t xml:space="preserve">Use the supplied fictional case and keep its </w:t>
+        <w:t xml:space="preserve">At centre w = 0, use step 0.5. Calculate L(-0.5), L(0.5) and the symmetric </w:t>
       </w:r>
       <w:r>
         <w:rPr>
           <w:b/>
         </w:rPr>
-        <w:t>input</w:t>
+        <w:t>slope</w:t>
       </w:r>
       <w:r>
         <w:rPr>
           <w:b w:val="0"/>
         </w:rPr>
-        <w:t xml:space="preserve">s, intermediate steps, calculation or </w:t>
-      </w:r>
-      <w:r>
-        <w:rPr>
-          <w:b/>
-        </w:rPr>
-        <w:t>prediction</w:t>
-      </w:r>
-      <w:r>
-        <w:rPr>
-          <w:b w:val="0"/>
-        </w:rPr>
-        <w:t>, and limitation. Connect this record to last week’s record; a matching answer without a trace is insufficient.</w:t>
+        <w:t>.</w:t>
       </w:r>
     </w:p>
     <w:p>
@@ -3572,18 +3606,27 @@
         <w:rPr>
           <w:b w:val="0"/>
         </w:rPr>
-        <w:t>Provide an axis label and the fraction change in loss over change in parameter.</w:t>
+        <w:t xml:space="preserve">Teacher explanation: Losses are 6.25 and 2.25. Denominator is 1, giving </w:t>
+      </w:r>
+      <w:r>
+        <w:rPr>
+          <w:b/>
+        </w:rPr>
+        <w:t>slope</w:t>
+      </w:r>
+      <w:r>
+        <w:rPr>
+          <w:b w:val="0"/>
+        </w:rPr>
+        <w:t xml:space="preserve"> -4.</w:t>
       </w:r>
     </w:p>
     <w:p>
       <w:pPr>
-        <w:spacing w:line="336" w:lineRule="auto" w:after="180"/>
-      </w:pPr>
-      <w:r>
-        <w:rPr>
-          <w:b w:val="0"/>
-        </w:rPr>
-        <w:t>Extension: algebraically expand the symmetric difference for (w - 2) squared to recover 2(w - 2), noting exact arithmetic versus floating-point computation.</w:t>
+        <w:pStyle w:val="Heading2"/>
+      </w:pPr>
+      <w:r>
+        <w:t>W3 Challenge a large step</w:t>
       </w:r>
     </w:p>
     <w:p>
@@ -3594,19 +3637,7 @@
         <w:rPr>
           <w:b w:val="0"/>
         </w:rPr>
-        <w:t xml:space="preserve">Week 10 extends local </w:t>
-      </w:r>
-      <w:r>
-        <w:rPr>
-          <w:b/>
-        </w:rPr>
-        <w:t>slope</w:t>
-      </w:r>
-      <w:r>
-        <w:rPr>
-          <w:b w:val="0"/>
-        </w:rPr>
-        <w:t>s to several parameters.</w:t>
+        <w:t>Starting at w = 3, compare loss after moving to 2.9 and after moving to -1. Both moves decrease w.</w:t>
       </w:r>
     </w:p>
     <w:p>
@@ -3617,15 +3648,478 @@
         <w:rPr>
           <w:b w:val="0"/>
         </w:rPr>
-        <w:t>Retain the project ledger and assess a changed case after support. Check the relevant prerequisite before carrying this component forward.</w:t>
+        <w:t>Teacher explanation: Initial loss is 1; at 2.9 it is 0.81; at -1 it is 9. The small move helps, the large move overshoots.</w:t>
       </w:r>
     </w:p>
     <w:p>
       <w:pPr>
+        <w:pStyle w:val="Heading2"/>
+      </w:pPr>
+      <w:r>
+        <w:t>W5 Limit zero slope evidence</w:t>
+      </w:r>
+    </w:p>
+    <w:p>
+      <w:pPr>
+        <w:spacing w:line="336" w:lineRule="auto" w:after="180"/>
+      </w:pPr>
+      <w:r>
+        <w:rPr>
+          <w:b w:val="0"/>
+        </w:rPr>
+        <w:t xml:space="preserve">For F(w) = (w squared - 1) squared, compare F(0) and F(0.1). Does zero local </w:t>
+      </w:r>
+      <w:r>
+        <w:rPr>
+          <w:b/>
+        </w:rPr>
+        <w:t>slope</w:t>
+      </w:r>
+      <w:r>
+        <w:rPr>
+          <w:b w:val="0"/>
+        </w:rPr>
+        <w:t xml:space="preserve"> at zero prove a minimum?</w:t>
+      </w:r>
+    </w:p>
+    <w:p>
+      <w:pPr>
+        <w:spacing w:line="336" w:lineRule="auto" w:after="180"/>
+      </w:pPr>
+      <w:r>
+        <w:rPr>
+          <w:b w:val="0"/>
+        </w:rPr>
+        <w:t xml:space="preserve">Teacher explanation: F(0) = 1 and F(0.1) = 0.9801. Nearby loss is lower, so zero </w:t>
+      </w:r>
+      <w:r>
+        <w:rPr>
+          <w:b/>
+        </w:rPr>
+        <w:t>slope</w:t>
+      </w:r>
+      <w:r>
+        <w:rPr>
+          <w:b w:val="0"/>
+        </w:rPr>
+        <w:t xml:space="preserve"> alone does not prove a minimum.</w:t>
+      </w:r>
+    </w:p>
+    <w:p>
+      <w:pPr>
+        <w:pStyle w:val="Heading2"/>
+      </w:pPr>
+      <w:r>
+        <w:t>Earlier wording, alternatives and picture transcripts · reference / check after trying</w:t>
+      </w:r>
+    </w:p>
+    <w:p>
+      <w:pPr>
         <w:pStyle w:val="Heading3"/>
       </w:pPr>
       <w:r>
-        <w:t>Plan the delayed return</w:t>
+        <w:t>Guided and exit questions</w:t>
+      </w:r>
+    </w:p>
+    <w:p>
+      <w:pPr>
+        <w:spacing w:line="336" w:lineRule="auto" w:after="180"/>
+      </w:pPr>
+      <w:r>
+        <w:rPr>
+          <w:b w:val="0"/>
+        </w:rPr>
+        <w:t xml:space="preserve">Guided: L(2.9) = 0.81 and L(3.1) = 1.21, so </w:t>
+      </w:r>
+      <w:r>
+        <w:rPr>
+          <w:b/>
+        </w:rPr>
+        <w:t>slope</w:t>
+      </w:r>
+      <w:r>
+        <w:rPr>
+          <w:b w:val="0"/>
+        </w:rPr>
+        <w:t xml:space="preserve"> is 0.4 / 0.2 = 2. A small decrease in w lowers this loss. Exit: at w = 1 </w:t>
+      </w:r>
+      <w:r>
+        <w:rPr>
+          <w:b/>
+        </w:rPr>
+        <w:t>slope</w:t>
+      </w:r>
+      <w:r>
+        <w:rPr>
+          <w:b w:val="0"/>
+        </w:rPr>
+        <w:t xml:space="preserve"> is negative, but increasing w to 4 raises loss from 1 to 4.</w:t>
+      </w:r>
+    </w:p>
+    <w:p>
+      <w:pPr>
+        <w:pStyle w:val="Heading3"/>
+      </w:pPr>
+      <w:r>
+        <w:t>W1 Measure an interval slope</w:t>
+      </w:r>
+    </w:p>
+    <w:p>
+      <w:pPr>
+        <w:pStyle w:val="Heading3"/>
+      </w:pPr>
+      <w:r>
+        <w:t>W2 Check a symmetric estimate</w:t>
+      </w:r>
+    </w:p>
+    <w:p>
+      <w:pPr>
+        <w:pStyle w:val="Heading3"/>
+      </w:pPr>
+      <w:r>
+        <w:t>W3 Challenge a large step</w:t>
+      </w:r>
+    </w:p>
+    <w:p>
+      <w:pPr>
+        <w:pStyle w:val="Heading3"/>
+      </w:pPr>
+      <w:r>
+        <w:t>W4 Estimate a new curve independently</w:t>
+      </w:r>
+    </w:p>
+    <w:p>
+      <w:pPr>
+        <w:spacing w:line="336" w:lineRule="auto" w:after="180"/>
+      </w:pPr>
+      <w:r>
+        <w:rPr>
+          <w:b w:val="0"/>
+        </w:rPr>
+        <w:t xml:space="preserve">Let J(a) = (a + 1) squared. At a = 1 use step 0.25 to find the symmetric </w:t>
+      </w:r>
+      <w:r>
+        <w:rPr>
+          <w:b/>
+        </w:rPr>
+        <w:t>slope</w:t>
+      </w:r>
+      <w:r>
+        <w:rPr>
+          <w:b w:val="0"/>
+        </w:rPr>
+        <w:t xml:space="preserve">. Compare J(1) with J(0.9), then explain why moving to -4 does not follow safely from the </w:t>
+      </w:r>
+      <w:r>
+        <w:rPr>
+          <w:b/>
+        </w:rPr>
+        <w:t>slope</w:t>
+      </w:r>
+      <w:r>
+        <w:rPr>
+          <w:b w:val="0"/>
+        </w:rPr>
+        <w:t xml:space="preserve"> clue.</w:t>
+      </w:r>
+    </w:p>
+    <w:p>
+      <w:pPr>
+        <w:spacing w:line="336" w:lineRule="auto" w:after="180"/>
+      </w:pPr>
+      <w:r>
+        <w:rPr>
+          <w:b w:val="0"/>
+        </w:rPr>
+        <w:t xml:space="preserve">Teacher explanation: J(0.75) = 3.0625; J(1.25) = 5.0625; </w:t>
+      </w:r>
+      <w:r>
+        <w:rPr>
+          <w:b/>
+        </w:rPr>
+        <w:t>slope</w:t>
+      </w:r>
+      <w:r>
+        <w:rPr>
+          <w:b w:val="0"/>
+        </w:rPr>
+        <w:t xml:space="preserve"> is 2 / 0.5 = 4. J(1) = 4 and J(0.9) = 3.61, so a small decrease helps. J(-4) = 9: a large decrease overshoots.</w:t>
+      </w:r>
+    </w:p>
+    <w:p>
+      <w:pPr>
+        <w:pStyle w:val="Heading3"/>
+      </w:pPr>
+      <w:r>
+        <w:t>W5 Limit zero slope evidence</w:t>
+      </w:r>
+    </w:p>
+    <w:p>
+      <w:pPr>
+        <w:pStyle w:val="Heading3"/>
+      </w:pPr>
+      <w:r>
+        <w:t>Independent assessment and fresh retry</w:t>
+      </w:r>
+    </w:p>
+    <w:p>
+      <w:pPr>
+        <w:spacing w:line="336" w:lineRule="auto" w:after="180"/>
+      </w:pPr>
+      <w:r>
+        <w:rPr>
+          <w:b w:val="0"/>
+        </w:rPr>
+        <w:t xml:space="preserve">W4 requires losses 3.0625 and 5.0625, </w:t>
+      </w:r>
+      <w:r>
+        <w:rPr>
+          <w:b/>
+        </w:rPr>
+        <w:t>slope</w:t>
+      </w:r>
+      <w:r>
+        <w:rPr>
+          <w:b w:val="0"/>
+        </w:rPr>
+        <w:t xml:space="preserve"> 4, and the finite-step limitation. Fresh retry: K(c) = (c - 3) squared at c = 2, step 0.5, uses losses 2.25 and 0.25 and </w:t>
+      </w:r>
+      <w:r>
+        <w:rPr>
+          <w:b/>
+        </w:rPr>
+        <w:t>slope</w:t>
+      </w:r>
+      <w:r>
+        <w:rPr>
+          <w:b w:val="0"/>
+        </w:rPr>
+        <w:t xml:space="preserve"> -2. Moving to 2.1 gives loss 0.81 rather than 1.</w:t>
+      </w:r>
+    </w:p>
+    <w:p>
+      <w:pPr>
+        <w:pStyle w:val="Heading3"/>
+      </w:pPr>
+      <w:r>
+        <w:t>Assess independent transfer</w:t>
+      </w:r>
+    </w:p>
+    <w:p>
+      <w:pPr>
+        <w:pStyle w:val="Heading3"/>
+      </w:pPr>
+      <w:r>
+        <w:t>Selected case answer</w:t>
+      </w:r>
+    </w:p>
+    <w:p>
+      <w:pPr>
+        <w:pStyle w:val="Heading3"/>
+      </w:pPr>
+      <w:r>
+        <w:t>Feedback that the learner uses</w:t>
+      </w:r>
+    </w:p>
+    <w:p>
+      <w:pPr>
+        <w:pStyle w:val="Heading1"/>
+      </w:pPr>
+      <w:r>
+        <w:t>06. Connect,support and revisit the mathematics</w:t>
+      </w:r>
+    </w:p>
+    <w:p>
+      <w:r>
+        <w:t>Use the saved evidence to choose the next step.</w:t>
+      </w:r>
+    </w:p>
+    <w:p>
+      <w:pPr>
+        <w:pStyle w:val="Heading2"/>
+      </w:pPr>
+      <w:r>
+        <w:t>Project and next-week bridge</w:t>
+      </w:r>
+    </w:p>
+    <w:p>
+      <w:pPr>
+        <w:spacing w:line="336" w:lineRule="auto" w:after="180"/>
+      </w:pPr>
+      <w:r>
+        <w:rPr>
+          <w:b w:val="0"/>
+        </w:rPr>
+        <w:t xml:space="preserve">Add a labelled </w:t>
+      </w:r>
+      <w:r>
+        <w:rPr>
+          <w:b/>
+        </w:rPr>
+        <w:t>slope</w:t>
+      </w:r>
+      <w:r>
+        <w:rPr>
+          <w:b w:val="0"/>
+        </w:rPr>
+        <w:t xml:space="preserve">s and </w:t>
+      </w:r>
+      <w:r>
+        <w:rPr>
+          <w:b/>
+        </w:rPr>
+        <w:t>local change</w:t>
+      </w:r>
+      <w:r>
+        <w:rPr>
+          <w:b w:val="0"/>
+        </w:rPr>
+        <w:t xml:space="preserve"> </w:t>
+      </w:r>
+      <w:r>
+        <w:rPr>
+          <w:b/>
+        </w:rPr>
+        <w:t>evidence</w:t>
+      </w:r>
+      <w:r>
+        <w:rPr>
+          <w:b w:val="0"/>
+        </w:rPr>
+        <w:t xml:space="preserve"> sheet to Image-pattern Network Investigation. Show how you can calculate an average rate of change over a stated interval.</w:t>
+      </w:r>
+    </w:p>
+    <w:p>
+      <w:pPr>
+        <w:spacing w:line="336" w:lineRule="auto" w:after="180"/>
+      </w:pPr>
+      <w:r>
+        <w:rPr>
+          <w:b w:val="0"/>
+        </w:rPr>
+        <w:t xml:space="preserve">Use the supplied fictional case and keep its </w:t>
+      </w:r>
+      <w:r>
+        <w:rPr>
+          <w:b/>
+        </w:rPr>
+        <w:t>input</w:t>
+      </w:r>
+      <w:r>
+        <w:rPr>
+          <w:b w:val="0"/>
+        </w:rPr>
+        <w:t xml:space="preserve">s, intermediate steps, calculation or </w:t>
+      </w:r>
+      <w:r>
+        <w:rPr>
+          <w:b/>
+        </w:rPr>
+        <w:t>prediction</w:t>
+      </w:r>
+      <w:r>
+        <w:rPr>
+          <w:b w:val="0"/>
+        </w:rPr>
+        <w:t>, and limitation. Connect this record to last week’s record; a matching answer without a trace is insufficient.</w:t>
+      </w:r>
+    </w:p>
+    <w:p>
+      <w:pPr>
+        <w:spacing w:line="336" w:lineRule="auto" w:after="180"/>
+      </w:pPr>
+      <w:r>
+        <w:rPr>
+          <w:b w:val="0"/>
+        </w:rPr>
+        <w:t>Provide an axis label and the fraction change in loss over change in parameter.</w:t>
+      </w:r>
+    </w:p>
+    <w:p>
+      <w:pPr>
+        <w:spacing w:line="336" w:lineRule="auto" w:after="180"/>
+      </w:pPr>
+      <w:r>
+        <w:rPr>
+          <w:b w:val="0"/>
+        </w:rPr>
+        <w:t>Extension: algebraically expand the symmetric difference for (w - 2) squared to recover 2(w - 2), noting exact arithmetic versus floating-point computation.</w:t>
+      </w:r>
+    </w:p>
+    <w:p>
+      <w:pPr>
+        <w:spacing w:line="336" w:lineRule="auto" w:after="180"/>
+      </w:pPr>
+      <w:r>
+        <w:rPr>
+          <w:b w:val="0"/>
+        </w:rPr>
+        <w:t xml:space="preserve">Week 10 extends local </w:t>
+      </w:r>
+      <w:r>
+        <w:rPr>
+          <w:b/>
+        </w:rPr>
+        <w:t>slope</w:t>
+      </w:r>
+      <w:r>
+        <w:rPr>
+          <w:b w:val="0"/>
+        </w:rPr>
+        <w:t>s to several parameters.</w:t>
+      </w:r>
+    </w:p>
+    <w:p>
+      <w:pPr>
+        <w:spacing w:line="336" w:lineRule="auto" w:after="180"/>
+      </w:pPr>
+      <w:r>
+        <w:rPr>
+          <w:b w:val="0"/>
+        </w:rPr>
+        <w:t>Retain the project ledger and assess a changed case after support. Check the relevant prerequisite before carrying this component forward.</w:t>
+      </w:r>
+    </w:p>
+    <w:p>
+      <w:pPr>
+        <w:spacing w:line="336" w:lineRule="auto" w:after="180"/>
+      </w:pPr>
+      <w:r>
+        <w:rPr>
+          <w:b w:val="0"/>
+        </w:rPr>
+        <w:t xml:space="preserve">For your Image-pattern Network Investigation, save the </w:t>
+      </w:r>
+      <w:r>
+        <w:rPr>
+          <w:b/>
+        </w:rPr>
+        <w:t>input</w:t>
+      </w:r>
+      <w:r>
+        <w:rPr>
+          <w:b w:val="0"/>
+        </w:rPr>
+        <w:t>, procedure, observed result and limitation of this check.</w:t>
+      </w:r>
+    </w:p>
+    <w:p>
+      <w:pPr>
+        <w:spacing w:line="336" w:lineRule="auto" w:after="180"/>
+      </w:pPr>
+      <w:r>
+        <w:rPr>
+          <w:b w:val="0"/>
+        </w:rPr>
+        <w:t>Label this worked example as practice; use a different, previously unreviewed case when checking independent understanding.</w:t>
+      </w:r>
+    </w:p>
+    <w:p>
+      <w:pPr>
+        <w:pStyle w:val="Heading2"/>
+      </w:pPr>
+      <w:r>
+        <w:t>Delayed return and support record</w:t>
       </w:r>
     </w:p>
     <w:p>
@@ -3842,44 +4336,26 @@
     </w:p>
     <w:p>
       <w:pPr>
-        <w:pStyle w:val="Heading3"/>
-      </w:pPr>
-      <w:r>
-        <w:t>Project evidence from this case</w:t>
+        <w:pStyle w:val="Heading2"/>
+      </w:pPr>
+      <w:r>
+        <w:t>Earlier wording, alternatives and picture transcripts · reference / check after trying</w:t>
       </w:r>
     </w:p>
     <w:p>
       <w:pPr>
-        <w:spacing w:line="336" w:lineRule="auto" w:after="180"/>
-      </w:pPr>
-      <w:r>
-        <w:rPr>
-          <w:b w:val="0"/>
-        </w:rPr>
-        <w:t xml:space="preserve">For your Image-pattern Network Investigation, save the </w:t>
-      </w:r>
-      <w:r>
-        <w:rPr>
-          <w:b/>
-        </w:rPr>
-        <w:t>input</w:t>
-      </w:r>
-      <w:r>
-        <w:rPr>
-          <w:b w:val="0"/>
-        </w:rPr>
-        <w:t>, procedure, observed result and limitation of this check.</w:t>
+        <w:pStyle w:val="Heading3"/>
+      </w:pPr>
+      <w:r>
+        <w:t>Plan the delayed return</w:t>
       </w:r>
     </w:p>
     <w:p>
       <w:pPr>
-        <w:spacing w:line="336" w:lineRule="auto" w:after="180"/>
-      </w:pPr>
-      <w:r>
-        <w:rPr>
-          <w:b w:val="0"/>
-        </w:rPr>
-        <w:t>Label this worked example as practice; use a different, previously unreviewed case when checking independent understanding.</w:t>
+        <w:pStyle w:val="Heading3"/>
+      </w:pPr>
+      <w:r>
+        <w:t>Project evidence from this case</w:t>
       </w:r>
     </w:p>
     <w:p>
@@ -3887,26 +4363,33 @@
         <w:pStyle w:val="Heading1"/>
       </w:pPr>
       <w:r>
-        <w:t>07. Prepare, teach and assess</w:t>
+        <w:t>Reference bank and extra practice</w:t>
       </w:r>
     </w:p>
     <w:p>
-      <w:r>
-        <w:t>Use this preparation summary alongside the detailed Slopes and local change lesson; it is a checklist rather than a replacement for the full sequence.</w:t>
+      <w:pPr>
+        <w:pStyle w:val="Heading1"/>
+      </w:pPr>
+      <w:r>
+        <w:t>07. Reference · Alternative planning checklist</w:t>
       </w:r>
     </w:p>
     <w:p>
-      <w:pPr>
-        <w:pStyle w:val="Heading3"/>
-      </w:pPr>
-      <w:r>
-        <w:t>Teaching target</w:t>
+      <w:r>
+        <w:t>Use alongside the main route when helpful.</w:t>
       </w:r>
     </w:p>
     <w:p>
       <w:pPr>
+        <w:pStyle w:val="Heading2"/>
+      </w:pPr>
+      <w:r>
+        <w:t>Planning,assessment and project reminders</w:t>
+      </w:r>
+    </w:p>
+    <w:p>
+      <w:pPr>
         <w:spacing w:line="336" w:lineRule="auto" w:after="180"/>
-        <w:shd w:fill="EDF7F3"/>
       </w:pPr>
       <w:r>
         <w:rPr>
@@ -4106,34 +4589,60 @@
     </w:p>
     <w:p>
       <w:pPr>
-        <w:pStyle w:val="Heading3"/>
-      </w:pPr>
-      <w:r>
-        <w:t>Supported practice answer</w:t>
+        <w:spacing w:line="336" w:lineRule="auto" w:after="180"/>
+      </w:pPr>
+      <w:r>
+        <w:rPr>
+          <w:b w:val="0"/>
+        </w:rPr>
+        <w:t xml:space="preserve">Reasoned practice answer: Teacher explanation: Losses are 6.25 and 2.25. Denominator is 1, giving </w:t>
+      </w:r>
+      <w:r>
+        <w:rPr>
+          <w:b/>
+        </w:rPr>
+        <w:t>slope</w:t>
+      </w:r>
+      <w:r>
+        <w:rPr>
+          <w:b w:val="0"/>
+        </w:rPr>
+        <w:t xml:space="preserve"> -4.</w:t>
       </w:r>
     </w:p>
     <w:p>
       <w:pPr>
         <w:spacing w:line="336" w:lineRule="auto" w:after="180"/>
-        <w:shd w:fill="F1F6FC"/>
       </w:pPr>
       <w:r>
         <w:rPr>
           <w:b w:val="0"/>
         </w:rPr>
-        <w:t xml:space="preserve">Reasoned practice answer: Teacher explanation: Losses are 6.25 and 2.25. Denominator is 1, giving </w:t>
+        <w:t xml:space="preserve">Check every learner before discussion: Use the worked case for </w:t>
       </w:r>
       <w:r>
         <w:rPr>
           <w:b/>
         </w:rPr>
-        <w:t>slope</w:t>
+        <w:t>Slope</w:t>
       </w:r>
       <w:r>
         <w:rPr>
           <w:b w:val="0"/>
         </w:rPr>
-        <w:t xml:space="preserve"> -4.</w:t>
+        <w:t xml:space="preserve">s and </w:t>
+      </w:r>
+      <w:r>
+        <w:rPr>
+          <w:b/>
+        </w:rPr>
+        <w:t>local change</w:t>
+      </w:r>
+      <w:r>
+        <w:rPr>
+          <w:b w:val="0"/>
+        </w:rPr>
+        <w:t>. Proposed explanation: “Divide by the step only”. Decide whether this explanation is supported.</w:t>
       </w:r>
     </w:p>
     <w:p>
@@ -4144,31 +4653,7 @@
         <w:rPr>
           <w:b w:val="0"/>
         </w:rPr>
-        <w:t xml:space="preserve">Check every learner before discussion: Use the worked case for </w:t>
-      </w:r>
-      <w:r>
-        <w:rPr>
-          <w:b/>
-        </w:rPr>
-        <w:t>Slope</w:t>
-      </w:r>
-      <w:r>
-        <w:rPr>
-          <w:b w:val="0"/>
-        </w:rPr>
-        <w:t xml:space="preserve">s and </w:t>
-      </w:r>
-      <w:r>
-        <w:rPr>
-          <w:b/>
-        </w:rPr>
-        <w:t>local change</w:t>
-      </w:r>
-      <w:r>
-        <w:rPr>
-          <w:b w:val="0"/>
-        </w:rPr>
-        <w:t>. Proposed explanation: “Divide by the step only”. Decide whether this explanation is supported.</w:t>
+        <w:t>Point to the step or supplied fact that decides; explain your repair if needed.</w:t>
       </w:r>
     </w:p>
     <w:p>
@@ -4179,129 +4664,81 @@
         <w:rPr>
           <w:b w:val="0"/>
         </w:rPr>
-        <w:t>Point to the step or supplied fact that decides; explain your repair if needed.</w:t>
+        <w:t>Misconception repair: A symmetric comparison spans from centre minus step to centre plus step, a width of twice the step.</w:t>
       </w:r>
     </w:p>
     <w:p>
       <w:pPr>
-        <w:pStyle w:val="Heading3"/>
-      </w:pPr>
-      <w:r>
-        <w:t>Repair the misconception</w:t>
+        <w:spacing w:line="336" w:lineRule="auto" w:after="180"/>
+      </w:pPr>
+      <w:r>
+        <w:rPr>
+          <w:b w:val="0"/>
+        </w:rPr>
+        <w:t xml:space="preserve">Support: read the exact case aloud, enlarge the labelled picture, supply </w:t>
+      </w:r>
+      <w:r>
+        <w:rPr>
+          <w:b/>
+        </w:rPr>
+        <w:t>input</w:t>
+      </w:r>
+      <w:r>
+        <w:rPr>
+          <w:b w:val="0"/>
+        </w:rPr>
+        <w:t xml:space="preserve"> cards and model only the first deciding step. Accept a spoken explanation or drawing; retain the reasoning goal.</w:t>
       </w:r>
     </w:p>
     <w:p>
       <w:pPr>
         <w:spacing w:line="336" w:lineRule="auto" w:after="180"/>
-        <w:shd w:fill="FFF5E6"/>
       </w:pPr>
       <w:r>
         <w:rPr>
           <w:b w:val="0"/>
         </w:rPr>
-        <w:t>Misconception repair: A symmetric comparison spans from centre minus step to centre plus step, a width of twice the step.</w:t>
+        <w:t xml:space="preserve">Extension: Move from 0 all the way to5. Require a </w:t>
+      </w:r>
+      <w:r>
+        <w:rPr>
+          <w:b/>
+        </w:rPr>
+        <w:t>prediction</w:t>
+      </w:r>
+      <w:r>
+        <w:rPr>
+          <w:b w:val="0"/>
+        </w:rPr>
+        <w:t xml:space="preserve"> and a reason before comparing. Expected result: Loss becomes 9, exceeding the starting 4.</w:t>
       </w:r>
     </w:p>
     <w:p>
       <w:pPr>
-        <w:pStyle w:val="Heading3"/>
-      </w:pPr>
-      <w:r>
-        <w:t>Support without giving away the answer</w:t>
+        <w:spacing w:line="336" w:lineRule="auto" w:after="180"/>
+      </w:pPr>
+      <w:r>
+        <w:rPr>
+          <w:b w:val="0"/>
+        </w:rPr>
+        <w:t xml:space="preserve">Reason: A negative local </w:t>
+      </w:r>
+      <w:r>
+        <w:rPr>
+          <w:b/>
+        </w:rPr>
+        <w:t>slope</w:t>
+      </w:r>
+      <w:r>
+        <w:rPr>
+          <w:b w:val="0"/>
+        </w:rPr>
+        <w:t xml:space="preserve"> suggests increasing a locally, not that every positive jump decreases loss.</w:t>
       </w:r>
     </w:p>
     <w:p>
       <w:pPr>
         <w:spacing w:line="336" w:lineRule="auto" w:after="180"/>
-        <w:shd w:fill="F1F6F8"/>
-      </w:pPr>
-      <w:r>
-        <w:rPr>
-          <w:b w:val="0"/>
-        </w:rPr>
-        <w:t xml:space="preserve">Support: read the exact case aloud, enlarge the labelled picture, supply </w:t>
-      </w:r>
-      <w:r>
-        <w:rPr>
-          <w:b/>
-        </w:rPr>
-        <w:t>input</w:t>
-      </w:r>
-      <w:r>
-        <w:rPr>
-          <w:b w:val="0"/>
-        </w:rPr>
-        <w:t xml:space="preserve"> cards and model only the first deciding step. Accept a spoken explanation or drawing; retain the reasoning goal.</w:t>
-      </w:r>
-    </w:p>
-    <w:p>
-      <w:pPr>
-        <w:pStyle w:val="Heading3"/>
-      </w:pPr>
-      <w:r>
-        <w:t>Extend the reasoning</w:t>
-      </w:r>
-    </w:p>
-    <w:p>
-      <w:pPr>
-        <w:spacing w:line="336" w:lineRule="auto" w:after="180"/>
-        <w:shd w:fill="F5F1FB"/>
-      </w:pPr>
-      <w:r>
-        <w:rPr>
-          <w:b w:val="0"/>
-        </w:rPr>
-        <w:t xml:space="preserve">Extension: Move from 0 all the way to5. Require a </w:t>
-      </w:r>
-      <w:r>
-        <w:rPr>
-          <w:b/>
-        </w:rPr>
-        <w:t>prediction</w:t>
-      </w:r>
-      <w:r>
-        <w:rPr>
-          <w:b w:val="0"/>
-        </w:rPr>
-        <w:t xml:space="preserve"> and a reason before comparing. Expected result: Loss becomes 9, exceeding the starting 4.</w:t>
-      </w:r>
-    </w:p>
-    <w:p>
-      <w:pPr>
-        <w:spacing w:line="336" w:lineRule="auto" w:after="180"/>
-        <w:shd w:fill="F5F1FB"/>
-      </w:pPr>
-      <w:r>
-        <w:rPr>
-          <w:b w:val="0"/>
-        </w:rPr>
-        <w:t xml:space="preserve">Reason: A negative local </w:t>
-      </w:r>
-      <w:r>
-        <w:rPr>
-          <w:b/>
-        </w:rPr>
-        <w:t>slope</w:t>
-      </w:r>
-      <w:r>
-        <w:rPr>
-          <w:b w:val="0"/>
-        </w:rPr>
-        <w:t xml:space="preserve"> suggests increasing a locally, not that every positive jump decreases loss.</w:t>
-      </w:r>
-    </w:p>
-    <w:p>
-      <w:pPr>
-        <w:pStyle w:val="Heading3"/>
-      </w:pPr>
-      <w:r>
-        <w:t>Protect the independent attempt</w:t>
-      </w:r>
-    </w:p>
-    <w:p>
-      <w:pPr>
-        <w:spacing w:line="336" w:lineRule="auto" w:after="180"/>
-        <w:shd w:fill="FFF5E6"/>
       </w:pPr>
       <w:r>
         <w:rPr>
@@ -4496,82 +4933,81 @@
     </w:tbl>
     <w:p>
       <w:pPr>
-        <w:pStyle w:val="Heading3"/>
-      </w:pPr>
-      <w:r>
-        <w:t>Project checkpoint</w:t>
+        <w:spacing w:line="336" w:lineRule="auto" w:after="180"/>
+      </w:pPr>
+      <w:r>
+        <w:rPr>
+          <w:b w:val="0"/>
+        </w:rPr>
+        <w:t xml:space="preserve">Project checkpoint: Make a transparent first version. Keep a trace of how one </w:t>
+      </w:r>
+      <w:r>
+        <w:rPr>
+          <w:b/>
+        </w:rPr>
+        <w:t>input</w:t>
+      </w:r>
+      <w:r>
+        <w:rPr>
+          <w:b w:val="0"/>
+        </w:rPr>
+        <w:t xml:space="preserve"> becomes an </w:t>
+      </w:r>
+      <w:r>
+        <w:rPr>
+          <w:b/>
+        </w:rPr>
+        <w:t>output</w:t>
+      </w:r>
+      <w:r>
+        <w:rPr>
+          <w:b w:val="0"/>
+        </w:rPr>
+        <w:t>; explain the rule or learned component.</w:t>
       </w:r>
     </w:p>
     <w:p>
       <w:pPr>
         <w:spacing w:line="336" w:lineRule="auto" w:after="180"/>
-        <w:shd w:fill="EDF7F3"/>
       </w:pPr>
       <w:r>
         <w:rPr>
           <w:b w:val="0"/>
         </w:rPr>
-        <w:t xml:space="preserve">Project checkpoint: Make a transparent first version. Keep a trace of how one </w:t>
+        <w:t xml:space="preserve">Use the weekly teacher answer for topic-specific reasoning. A saved progress tick is an activity record; judge mastery from the learner’s explanation and </w:t>
       </w:r>
       <w:r>
         <w:rPr>
           <w:b/>
         </w:rPr>
-        <w:t>input</w:t>
+        <w:t>evidence</w:t>
       </w:r>
       <w:r>
         <w:rPr>
           <w:b w:val="0"/>
         </w:rPr>
-        <w:t xml:space="preserve"> becomes an </w:t>
-      </w:r>
-      <w:r>
-        <w:rPr>
-          <w:b/>
-        </w:rPr>
-        <w:t>output</w:t>
-      </w:r>
-      <w:r>
-        <w:rPr>
-          <w:b w:val="0"/>
-        </w:rPr>
-        <w:t>; explain the rule or learned component.</w:t>
+        <w:t>.</w:t>
       </w:r>
     </w:p>
     <w:p>
       <w:pPr>
-        <w:spacing w:line="336" w:lineRule="auto" w:after="180"/>
-      </w:pPr>
-      <w:r>
-        <w:rPr>
-          <w:b w:val="0"/>
-        </w:rPr>
-        <w:t xml:space="preserve">Use the weekly teacher answer for topic-specific reasoning. A saved progress tick is an activity record; judge mastery from the learner’s explanation and </w:t>
-      </w:r>
-      <w:r>
-        <w:rPr>
-          <w:b/>
-        </w:rPr>
-        <w:t>evidence</w:t>
-      </w:r>
-      <w:r>
-        <w:rPr>
-          <w:b w:val="0"/>
-        </w:rPr>
-        <w:t>.</w:t>
+        <w:pStyle w:val="Heading1"/>
+      </w:pPr>
+      <w:r>
+        <w:t>08. Reference · Feedback,labs and repair paths</w:t>
       </w:r>
     </w:p>
     <w:p>
-      <w:pPr>
-        <w:pStyle w:val="Heading1"/>
-      </w:pPr>
-      <w:r>
-        <w:t>08. Use feedback, labs and repair paths</w:t>
+      <w:r>
+        <w:t>Retain the first attempt and the evidence used for a repair.</w:t>
       </w:r>
     </w:p>
     <w:p>
-      <w:r>
-        <w:t>Use feedback, earlier review and portfolios purposefully. Apply the coding routine only when this lesson has an executable lab.</w:t>
+      <w:pPr>
+        <w:pStyle w:val="Heading2"/>
+      </w:pPr>
+      <w:r>
+        <w:t>Feedback and record guidance</w:t>
       </w:r>
     </w:p>
     <w:p>
@@ -4670,40 +5106,17 @@
         <w:pStyle w:val="Heading1"/>
       </w:pPr>
       <w:r>
-        <w:t>09. Visual concept journey</w:t>
+        <w:t>09. Reference · Teach with the six pictures</w:t>
       </w:r>
     </w:p>
     <w:p>
       <w:r>
-        <w:t>Show one Slopes and local change graphic at a time, request a prediction and discuss its trace before the independent assessment.</w:t>
+        <w:t>Choose one picture for a particular reasoning move.</w:t>
       </w:r>
     </w:p>
     <w:p>
       <w:pPr>
-        <w:spacing w:line="336" w:lineRule="auto" w:after="180"/>
-      </w:pPr>
-      <w:r>
-        <w:rPr>
-          <w:b w:val="0"/>
-        </w:rPr>
-        <w:t xml:space="preserve">Use one picture at a time. Hide a worked result before asking for a </w:t>
-      </w:r>
-      <w:r>
-        <w:rPr>
-          <w:b/>
-        </w:rPr>
-        <w:t>prediction</w:t>
-      </w:r>
-      <w:r>
-        <w:rPr>
-          <w:b w:val="0"/>
-        </w:rPr>
-        <w:t>, then reveal it for feedback. These are supported teaching cases; retain the separate independent assessment for a fresh first attempt.</w:t>
-      </w:r>
-    </w:p>
-    <w:p>
-      <w:pPr>
-        <w:pStyle w:val="Heading3"/>
+        <w:pStyle w:val="Heading2"/>
       </w:pPr>
       <w:r>
         <w:t>01. Slopes and local change: the case</w:t>
@@ -4714,7 +5127,7 @@
         <w:drawing>
           <wp:inline xmlns:a="http://schemas.openxmlformats.org/drawingml/2006/main" xmlns:pic="http://schemas.openxmlformats.org/drawingml/2006/picture">
             <wp:extent cx="5486400" cy="2840736"/>
-            <wp:docPr id="2" name="Picture 2" descr="Use a local slope to propose a small move rather than claiming every move helps. Supplied facts: Toy loss J(a)=(a-2)². At a = 0, use symmetric step 0.5. All inputs and outcomes in this worked example are invented classroom data; no real model run is claimed."/>
+            <wp:docPr id="4" name="Picture 4" descr="Use a local slope to propose a small move rather than claiming every move helps. Supplied facts: Toy loss J(a)=(a-2)². At a = 0, use symmetric step 0.5. All inputs and outcomes in this worked example are invented classroom data; no real model run is claimed."/>
             <wp:cNvGraphicFramePr>
               <a:graphicFrameLocks noChangeAspect="1"/>
             </wp:cNvGraphicFramePr>
@@ -4726,7 +5139,7 @@
                     <pic:cNvPicPr/>
                   </pic:nvPicPr>
                   <pic:blipFill>
-                    <a:blip r:embed="rId10"/>
+                    <a:blip r:embed="rId12"/>
                     <a:stretch>
                       <a:fillRect/>
                     </a:stretch>
@@ -4794,7 +5207,6 @@
     <w:p>
       <w:pPr>
         <w:spacing w:line="336" w:lineRule="auto" w:after="180"/>
-        <w:shd w:fill="F5F1FB"/>
       </w:pPr>
       <w:r>
         <w:rPr>
@@ -4805,27 +5217,18 @@
     </w:p>
     <w:p>
       <w:pPr>
-        <w:pStyle w:val="Heading3"/>
-      </w:pPr>
-      <w:r>
-        <w:t>Discuss while showing the picture</w:t>
+        <w:spacing w:line="336" w:lineRule="auto" w:after="180"/>
+      </w:pPr>
+      <w:r>
+        <w:rPr>
+          <w:b w:val="0"/>
+        </w:rPr>
+        <w:t>Teacher prompt: Point to the given fact that matters most. Explain why it matters. Ask learners to describe one label or arrow in ordinary words. Use the adjacent transcript if the image is difficult to see.</w:t>
       </w:r>
     </w:p>
     <w:p>
       <w:pPr>
-        <w:spacing w:line="336" w:lineRule="auto" w:after="180"/>
-        <w:shd w:fill="F1F6F8"/>
-      </w:pPr>
-      <w:r>
-        <w:rPr>
-          <w:b w:val="0"/>
-        </w:rPr>
-        <w:t>Teacher prompt: Point to the given fact that matters most. Explain why it matters. Ask learners to describe one label or arrow in ordinary words. Use the adjacent transcript if the image is difficult to see.</w:t>
-      </w:r>
-    </w:p>
-    <w:p>
-      <w:pPr>
-        <w:pStyle w:val="Heading3"/>
+        <w:pStyle w:val="Heading2"/>
       </w:pPr>
       <w:r>
         <w:t>02. Follow the deciding steps</w:t>
@@ -4836,7 +5239,7 @@
         <w:drawing>
           <wp:inline xmlns:a="http://schemas.openxmlformats.org/drawingml/2006/main" xmlns:pic="http://schemas.openxmlformats.org/drawingml/2006/picture">
             <wp:extent cx="5486400" cy="3182112"/>
-            <wp:docPr id="3" name="Picture 3" descr="Evaluate nearby points: J(0.5)=2.25 and J(-0.5)=6.25. → Estimate slope: Slope=(2.25-6.25)/(0.5-(-0.5))=-4. → Check small move: Move to a = 0.25: loss 3.0625, below starting loss 4."/>
+            <wp:docPr id="5" name="Picture 5" descr="Evaluate nearby points: J(0.5)=2.25 and J(-0.5)=6.25. → Estimate slope: Slope=(2.25-6.25)/(0.5-(-0.5))=-4. → Check small move: Move to a = 0.25: loss 3.0625, below starting loss 4."/>
             <wp:cNvGraphicFramePr>
               <a:graphicFrameLocks noChangeAspect="1"/>
             </wp:cNvGraphicFramePr>
@@ -4848,7 +5251,7 @@
                     <pic:cNvPicPr/>
                   </pic:nvPicPr>
                   <pic:blipFill>
-                    <a:blip r:embed="rId11"/>
+                    <a:blip r:embed="rId9"/>
                     <a:stretch>
                       <a:fillRect/>
                     </a:stretch>
@@ -4905,7 +5308,6 @@
     <w:p>
       <w:pPr>
         <w:spacing w:line="336" w:lineRule="auto" w:after="180"/>
-        <w:shd w:fill="F5F1FB"/>
       </w:pPr>
       <w:r>
         <w:rPr>
@@ -4928,39 +5330,30 @@
     </w:p>
     <w:p>
       <w:pPr>
-        <w:pStyle w:val="Heading3"/>
-      </w:pPr>
-      <w:r>
-        <w:t>Discuss while showing the picture</w:t>
+        <w:spacing w:line="336" w:lineRule="auto" w:after="180"/>
+      </w:pPr>
+      <w:r>
+        <w:rPr>
+          <w:b w:val="0"/>
+        </w:rPr>
+        <w:t xml:space="preserve">Teacher prompt: Point to each numbered stage and explain which recorded </w:t>
+      </w:r>
+      <w:r>
+        <w:rPr>
+          <w:b/>
+        </w:rPr>
+        <w:t>input</w:t>
+      </w:r>
+      <w:r>
+        <w:rPr>
+          <w:b w:val="0"/>
+        </w:rPr>
+        <w:t xml:space="preserve"> it uses. Ask learners to describe one label or arrow in ordinary words. Use the adjacent transcript if the image is difficult to see.</w:t>
       </w:r>
     </w:p>
     <w:p>
       <w:pPr>
-        <w:spacing w:line="336" w:lineRule="auto" w:after="180"/>
-        <w:shd w:fill="F1F6F8"/>
-      </w:pPr>
-      <w:r>
-        <w:rPr>
-          <w:b w:val="0"/>
-        </w:rPr>
-        <w:t xml:space="preserve">Teacher prompt: Point to each numbered stage and explain which recorded </w:t>
-      </w:r>
-      <w:r>
-        <w:rPr>
-          <w:b/>
-        </w:rPr>
-        <w:t>input</w:t>
-      </w:r>
-      <w:r>
-        <w:rPr>
-          <w:b w:val="0"/>
-        </w:rPr>
-        <w:t xml:space="preserve"> it uses. Ask learners to describe one label or arrow in ordinary words. Use the adjacent transcript if the image is difficult to see.</w:t>
-      </w:r>
-    </w:p>
-    <w:p>
-      <w:pPr>
-        <w:pStyle w:val="Heading3"/>
+        <w:pStyle w:val="Heading2"/>
       </w:pPr>
       <w:r>
         <w:t>03. Compare slope clues on the same loss curve</w:t>
@@ -4971,7 +5364,7 @@
         <w:drawing>
           <wp:inline xmlns:a="http://schemas.openxmlformats.org/drawingml/2006/main" xmlns:pic="http://schemas.openxmlformats.org/drawingml/2006/picture">
             <wp:extent cx="5486400" cy="2834640"/>
-            <wp:docPr id="4" name="Picture 4" descr="Compare slope clues on the same loss curve. 1 | -2 | Increase w a little. 2 | 0 | No first order direction. 3 | 2 | Decrease w a little"/>
+            <wp:docPr id="6" name="Picture 6" descr="Compare slope clues on the same loss curve. 1 | -2 | Increase w a little. 2 | 0 | No first order direction. 3 | 2 | Decrease w a little"/>
             <wp:cNvGraphicFramePr>
               <a:graphicFrameLocks noChangeAspect="1"/>
             </wp:cNvGraphicFramePr>
@@ -4983,7 +5376,7 @@
                     <pic:cNvPicPr/>
                   </pic:nvPicPr>
                   <pic:blipFill>
-                    <a:blip r:embed="rId12"/>
+                    <a:blip r:embed="rId13"/>
                     <a:stretch>
                       <a:fillRect/>
                     </a:stretch>
@@ -5028,7 +5421,6 @@
     <w:p>
       <w:pPr>
         <w:spacing w:line="336" w:lineRule="auto" w:after="180"/>
-        <w:shd w:fill="F5F1FB"/>
       </w:pPr>
       <w:r>
         <w:rPr>
@@ -5039,27 +5431,18 @@
     </w:p>
     <w:p>
       <w:pPr>
-        <w:pStyle w:val="Heading3"/>
-      </w:pPr>
-      <w:r>
-        <w:t>Discuss while showing the picture</w:t>
+        <w:spacing w:line="336" w:lineRule="auto" w:after="180"/>
+      </w:pPr>
+      <w:r>
+        <w:rPr>
+          <w:b w:val="0"/>
+        </w:rPr>
+        <w:t>Teacher prompt: Read the labels and values. Explain the relationship the model shows. Ask learners to describe one label or arrow in ordinary words. Use the adjacent transcript if the image is difficult to see.</w:t>
       </w:r>
     </w:p>
     <w:p>
       <w:pPr>
-        <w:spacing w:line="336" w:lineRule="auto" w:after="180"/>
-        <w:shd w:fill="F1F6F8"/>
-      </w:pPr>
-      <w:r>
-        <w:rPr>
-          <w:b w:val="0"/>
-        </w:rPr>
-        <w:t>Teacher prompt: Read the labels and values. Explain the relationship the model shows. Ask learners to describe one label or arrow in ordinary words. Use the adjacent transcript if the image is difficult to see.</w:t>
-      </w:r>
-    </w:p>
-    <w:p>
-      <w:pPr>
-        <w:pStyle w:val="Heading3"/>
+        <w:pStyle w:val="Heading2"/>
       </w:pPr>
       <w:r>
         <w:t>04. Change one thing. Trace what follows.</w:t>
@@ -5070,7 +5453,7 @@
         <w:drawing>
           <wp:inline xmlns:a="http://schemas.openxmlformats.org/drawingml/2006/main" xmlns:pic="http://schemas.openxmlformats.org/drawingml/2006/picture">
             <wp:extent cx="5486400" cy="3179064"/>
-            <wp:docPr id="5" name="Picture 5" descr="Original case: Move to a = 0.25: loss 3.0625, below starting loss 4. Changed condition: Move from 0 all the way to5. Expected result: Loss becomes 9, exceeding the starting 4. Reason: A negative local slope suggests increasing a locally, not that every positive jump decreases loss."/>
+            <wp:docPr id="7" name="Picture 7" descr="Original case: Move to a = 0.25: loss 3.0625, below starting loss 4. Changed condition: Move from 0 all the way to5. Expected result: Loss becomes 9, exceeding the starting 4. Reason: A negative local slope suggests increasing a locally, not that every positive jump decreases loss."/>
             <wp:cNvGraphicFramePr>
               <a:graphicFrameLocks noChangeAspect="1"/>
             </wp:cNvGraphicFramePr>
@@ -5082,7 +5465,7 @@
                     <pic:cNvPicPr/>
                   </pic:nvPicPr>
                   <pic:blipFill>
-                    <a:blip r:embed="rId13"/>
+                    <a:blip r:embed="rId14"/>
                     <a:stretch>
                       <a:fillRect/>
                     </a:stretch>
@@ -5138,7 +5521,6 @@
     <w:p>
       <w:pPr>
         <w:spacing w:line="336" w:lineRule="auto" w:after="180"/>
-        <w:shd w:fill="F5F1FB"/>
       </w:pPr>
       <w:r>
         <w:rPr>
@@ -5149,51 +5531,41 @@
     </w:p>
     <w:p>
       <w:pPr>
-        <w:pStyle w:val="Heading3"/>
-      </w:pPr>
-      <w:r>
-        <w:t>Discuss while showing the picture</w:t>
+        <w:spacing w:line="336" w:lineRule="auto" w:after="180"/>
+      </w:pPr>
+      <w:r>
+        <w:rPr>
+          <w:b w:val="0"/>
+        </w:rPr>
+        <w:t>Teacher prompt: Predict before checking the worked changed-case result. Name what changed and what the supplied facts allow you to conclude. Ask learners to describe one label or arrow in ordinary words.</w:t>
       </w:r>
     </w:p>
     <w:p>
       <w:pPr>
         <w:spacing w:line="336" w:lineRule="auto" w:after="180"/>
-        <w:shd w:fill="F1F6F8"/>
       </w:pPr>
       <w:r>
         <w:rPr>
           <w:b w:val="0"/>
         </w:rPr>
-        <w:t>Teacher prompt: Predict before checking the worked changed-case result. Name what changed and what the supplied facts allow you to conclude. Ask learners to describe one label or arrow in ordinary words.</w:t>
+        <w:t xml:space="preserve">Use the adjacent transcript if the image is difficult to see. Changed-case reasoning: A negative local </w:t>
+      </w:r>
+      <w:r>
+        <w:rPr>
+          <w:b/>
+        </w:rPr>
+        <w:t>slope</w:t>
+      </w:r>
+      <w:r>
+        <w:rPr>
+          <w:b w:val="0"/>
+        </w:rPr>
+        <w:t xml:space="preserve"> suggests increasing a locally, not that every positive jump decreases loss.</w:t>
       </w:r>
     </w:p>
     <w:p>
       <w:pPr>
-        <w:spacing w:line="336" w:lineRule="auto" w:after="180"/>
-        <w:shd w:fill="F1F6F8"/>
-      </w:pPr>
-      <w:r>
-        <w:rPr>
-          <w:b w:val="0"/>
-        </w:rPr>
-        <w:t xml:space="preserve">Use the adjacent transcript if the image is difficult to see. Changed-case reasoning: A negative local </w:t>
-      </w:r>
-      <w:r>
-        <w:rPr>
-          <w:b/>
-        </w:rPr>
-        <w:t>slope</w:t>
-      </w:r>
-      <w:r>
-        <w:rPr>
-          <w:b w:val="0"/>
-        </w:rPr>
-        <w:t xml:space="preserve"> suggests increasing a locally, not that every positive jump decreases loss.</w:t>
-      </w:r>
-    </w:p>
-    <w:p>
-      <w:pPr>
-        <w:pStyle w:val="Heading3"/>
+        <w:pStyle w:val="Heading2"/>
       </w:pPr>
       <w:r>
         <w:t>05. Connect the explanation to its limit</w:t>
@@ -5204,7 +5576,7 @@
         <w:drawing>
           <wp:inline xmlns:a="http://schemas.openxmlformats.org/drawingml/2006/main" xmlns:pic="http://schemas.openxmlformats.org/drawingml/2006/picture">
             <wp:extent cx="5486400" cy="2834640"/>
-            <wp:docPr id="6" name="Picture 6" descr="A slope describes how the loss changes near the current parameter. The symmetric calculation compares equal small moves on either side. Its negative result suggests a small increase may help at zero. It does not promise every increase helps: jumping to five passes the optimum at two and produces a larger loss. Check the new loss after each proposed step. Limit: A finite difference approximates local change; numerical precision and nonsmooth points need care in more complex objectives."/>
+            <wp:docPr id="8" name="Picture 8" descr="A slope describes how the loss changes near the current parameter. The symmetric calculation compares equal small moves on either side. Its negative result suggests a small increase may help at zero. It does not promise every increase helps: jumping to five passes the optimum at two and produces a larger loss. Check the new loss after each proposed step. Limit: A finite difference approximates local change; numerical precision and nonsmooth points need care in more complex objectives."/>
             <wp:cNvGraphicFramePr>
               <a:graphicFrameLocks noChangeAspect="1"/>
             </wp:cNvGraphicFramePr>
@@ -5216,7 +5588,7 @@
                     <pic:cNvPicPr/>
                   </pic:nvPicPr>
                   <pic:blipFill>
-                    <a:blip r:embed="rId14"/>
+                    <a:blip r:embed="rId15"/>
                     <a:stretch>
                       <a:fillRect/>
                     </a:stretch>
@@ -5295,7 +5667,6 @@
     <w:p>
       <w:pPr>
         <w:spacing w:line="336" w:lineRule="auto" w:after="180"/>
-        <w:shd w:fill="F5F1FB"/>
       </w:pPr>
       <w:r>
         <w:rPr>
@@ -5306,51 +5677,41 @@
     </w:p>
     <w:p>
       <w:pPr>
-        <w:pStyle w:val="Heading3"/>
-      </w:pPr>
-      <w:r>
-        <w:t>Discuss while showing the picture</w:t>
+        <w:spacing w:line="336" w:lineRule="auto" w:after="180"/>
+      </w:pPr>
+      <w:r>
+        <w:rPr>
+          <w:b w:val="0"/>
+        </w:rPr>
+        <w:t>Teacher prompt: Explain the case, then point to a limit on the claim. Ask learners to describe one label or arrow in ordinary words. Use the adjacent transcript if the image is difficult to see.</w:t>
       </w:r>
     </w:p>
     <w:p>
       <w:pPr>
         <w:spacing w:line="336" w:lineRule="auto" w:after="180"/>
-        <w:shd w:fill="F1F6F8"/>
       </w:pPr>
       <w:r>
         <w:rPr>
           <w:b w:val="0"/>
         </w:rPr>
-        <w:t>Teacher prompt: Explain the case, then point to a limit on the claim. Ask learners to describe one label or arrow in ordinary words. Use the adjacent transcript if the image is difficult to see.</w:t>
+        <w:t xml:space="preserve">Keep the stated scope: A finite difference approximates </w:t>
+      </w:r>
+      <w:r>
+        <w:rPr>
+          <w:b/>
+        </w:rPr>
+        <w:t>local change</w:t>
+      </w:r>
+      <w:r>
+        <w:rPr>
+          <w:b w:val="0"/>
+        </w:rPr>
+        <w:t>; numerical precision and nonsmooth points need care in more complex objectives.</w:t>
       </w:r>
     </w:p>
     <w:p>
       <w:pPr>
-        <w:spacing w:line="336" w:lineRule="auto" w:after="180"/>
-        <w:shd w:fill="F1F6F8"/>
-      </w:pPr>
-      <w:r>
-        <w:rPr>
-          <w:b w:val="0"/>
-        </w:rPr>
-        <w:t xml:space="preserve">Keep the stated scope: A finite difference approximates </w:t>
-      </w:r>
-      <w:r>
-        <w:rPr>
-          <w:b/>
-        </w:rPr>
-        <w:t>local change</w:t>
-      </w:r>
-      <w:r>
-        <w:rPr>
-          <w:b w:val="0"/>
-        </w:rPr>
-        <w:t>; numerical precision and nonsmooth points need care in more complex objectives.</w:t>
-      </w:r>
-    </w:p>
-    <w:p>
-      <w:pPr>
-        <w:pStyle w:val="Heading3"/>
+        <w:pStyle w:val="Heading2"/>
       </w:pPr>
       <w:r>
         <w:t>06. Make the idea visible in your project</w:t>
@@ -5361,7 +5722,7 @@
         <w:drawing>
           <wp:inline xmlns:a="http://schemas.openxmlformats.org/drawingml/2006/main" xmlns:pic="http://schemas.openxmlformats.org/drawingml/2006/picture">
             <wp:extent cx="5486400" cy="3681984"/>
-            <wp:docPr id="7" name="Picture 7" descr="For your Image-pattern Network Investigation, save the input, procedure, observed result and limitation of this check. Label this worked example as practice; use a different, previously unreviewed case when checking independent understanding. Draw your input, deciding step, result and limit. Supported question: Which calculation disproves “any increase helps”? Point to the relevant step in the picture, then write the changed result and the rule or evidence that supports it."/>
+            <wp:docPr id="9" name="Picture 9" descr="For your Image-pattern Network Investigation, save the input, procedure, observed result and limitation of this check. Label this worked example as practice; use a different, previously unreviewed case when checking independent understanding. Draw your input, deciding step, result and limit. Supported question: Which calculation disproves “any increase helps”? Point to the relevant step in the picture, then write the changed result and the rule or evidence that supports it."/>
             <wp:cNvGraphicFramePr>
               <a:graphicFrameLocks noChangeAspect="1"/>
             </wp:cNvGraphicFramePr>
@@ -5373,7 +5734,7 @@
                     <pic:cNvPicPr/>
                   </pic:nvPicPr>
                   <pic:blipFill>
-                    <a:blip r:embed="rId15"/>
+                    <a:blip r:embed="rId16"/>
                     <a:stretch>
                       <a:fillRect/>
                     </a:stretch>
@@ -5464,7 +5825,6 @@
     <w:p>
       <w:pPr>
         <w:spacing w:line="336" w:lineRule="auto" w:after="180"/>
-        <w:shd w:fill="F5F1FB"/>
       </w:pPr>
       <w:r>
         <w:rPr>
@@ -5487,70 +5847,138 @@
     </w:p>
     <w:p>
       <w:pPr>
-        <w:pStyle w:val="Heading3"/>
-      </w:pPr>
-      <w:r>
-        <w:t>Discuss while showing the picture</w:t>
+        <w:spacing w:line="336" w:lineRule="auto" w:after="180"/>
+      </w:pPr>
+      <w:r>
+        <w:rPr>
+          <w:b w:val="0"/>
+        </w:rPr>
+        <w:t xml:space="preserve">Teacher prompt: Draw your project trace and justify the deciding step using </w:t>
+      </w:r>
+      <w:r>
+        <w:rPr>
+          <w:b/>
+        </w:rPr>
+        <w:t>evidence</w:t>
+      </w:r>
+      <w:r>
+        <w:rPr>
+          <w:b w:val="0"/>
+        </w:rPr>
+        <w:t>. Ask learners to describe one label or arrow in ordinary words. Use the adjacent transcript if the image is difficult to see.</w:t>
       </w:r>
     </w:p>
     <w:p>
       <w:pPr>
         <w:spacing w:line="336" w:lineRule="auto" w:after="180"/>
-        <w:shd w:fill="F1F6F8"/>
       </w:pPr>
       <w:r>
         <w:rPr>
           <w:b w:val="0"/>
         </w:rPr>
-        <w:t xml:space="preserve">Teacher prompt: Draw your project trace and justify the deciding step using </w:t>
-      </w:r>
-      <w:r>
-        <w:rPr>
-          <w:b/>
-        </w:rPr>
-        <w:t>evidence</w:t>
-      </w:r>
-      <w:r>
-        <w:rPr>
-          <w:b w:val="0"/>
-        </w:rPr>
-        <w:t>. Ask learners to describe one label or arrow in ordinary words. Use the adjacent transcript if the image is difficult to see.</w:t>
+        <w:t>Supported practice key: J(5)=(5-2)²=9&gt;J(0)=4. The local direction is useful only with an appropriately sized step and verification. Changed-case check: Loss becomes 9, exceeding the starting 4.</w:t>
       </w:r>
     </w:p>
     <w:p>
       <w:pPr>
         <w:spacing w:line="336" w:lineRule="auto" w:after="180"/>
-        <w:shd w:fill="F1F6F8"/>
       </w:pPr>
       <w:r>
         <w:rPr>
           <w:b w:val="0"/>
         </w:rPr>
-        <w:t>Supported practice key: J(5)=(5-2)²=9&gt;J(0)=4. The local direction is useful only with an appropriately sized step and verification. Changed-case check: Loss becomes 9, exceeding the starting 4.</w:t>
+        <w:t xml:space="preserve">A negative local </w:t>
+      </w:r>
+      <w:r>
+        <w:rPr>
+          <w:b/>
+        </w:rPr>
+        <w:t>slope</w:t>
+      </w:r>
+      <w:r>
+        <w:rPr>
+          <w:b w:val="0"/>
+        </w:rPr>
+        <w:t xml:space="preserve"> suggests increasing a locally, not that every positive jump decreases loss.</w:t>
       </w:r>
     </w:p>
     <w:p>
       <w:pPr>
+        <w:pStyle w:val="Heading2"/>
+      </w:pPr>
+      <w:r>
+        <w:t>Earlier wording, alternatives and picture transcripts · reference / check after trying</w:t>
+      </w:r>
+    </w:p>
+    <w:p>
+      <w:pPr>
         <w:spacing w:line="336" w:lineRule="auto" w:after="180"/>
-        <w:shd w:fill="F1F6F8"/>
       </w:pPr>
       <w:r>
         <w:rPr>
           <w:b w:val="0"/>
         </w:rPr>
-        <w:t xml:space="preserve">A negative local </w:t>
+        <w:t xml:space="preserve">Use one picture at a time. Hide a worked result before asking for a </w:t>
       </w:r>
       <w:r>
         <w:rPr>
           <w:b/>
         </w:rPr>
-        <w:t>slope</w:t>
+        <w:t>prediction</w:t>
       </w:r>
       <w:r>
         <w:rPr>
           <w:b w:val="0"/>
         </w:rPr>
-        <w:t xml:space="preserve"> suggests increasing a locally, not that every positive jump decreases loss.</w:t>
+        <w:t>, then reveal it for feedback. These are supported teaching cases; retain the separate independent assessment for a fresh first attempt.</w:t>
+      </w:r>
+    </w:p>
+    <w:p>
+      <w:pPr>
+        <w:pStyle w:val="Heading3"/>
+      </w:pPr>
+      <w:r>
+        <w:t>01. Slopes and local change: the case</w:t>
+      </w:r>
+    </w:p>
+    <w:p>
+      <w:pPr>
+        <w:pStyle w:val="Heading3"/>
+      </w:pPr>
+      <w:r>
+        <w:t>02. Follow the deciding steps</w:t>
+      </w:r>
+    </w:p>
+    <w:p>
+      <w:pPr>
+        <w:pStyle w:val="Heading3"/>
+      </w:pPr>
+      <w:r>
+        <w:t>03. Compare slope clues on the same loss curve</w:t>
+      </w:r>
+    </w:p>
+    <w:p>
+      <w:pPr>
+        <w:pStyle w:val="Heading3"/>
+      </w:pPr>
+      <w:r>
+        <w:t>04. Change one thing. Trace what follows.</w:t>
+      </w:r>
+    </w:p>
+    <w:p>
+      <w:pPr>
+        <w:pStyle w:val="Heading3"/>
+      </w:pPr>
+      <w:r>
+        <w:t>05. Connect the explanation to its limit</w:t>
+      </w:r>
+    </w:p>
+    <w:p>
+      <w:pPr>
+        <w:pStyle w:val="Heading3"/>
+      </w:pPr>
+      <w:r>
+        <w:t>06. Make the idea visible in your project</w:t>
       </w:r>
     </w:p>
     <w:sectPr>
